--- a/Project Specification/ReqSquad - Specifications Proposal.docx
+++ b/Project Specification/ReqSquad - Specifications Proposal.docx
@@ -15,18 +15,16 @@
         <w:rPr>
           <w:rFonts w:ascii="Arial" w:hAnsi="Arial"/>
         </w:rPr>
-        <w:t xml:space="preserve">RecSquad – Specification </w:t>
-      </w:r>
-      <w:r>
-        <w:rPr>
-          <w:rFonts w:ascii="Arial" w:hAnsi="Arial"/>
-        </w:rPr>
-        <w:t>Proposal</w:t>
+        <w:t>RecSquad – Specification Proposal</w:t>
       </w:r>
     </w:p>
     <w:p>
       <w:pPr>
         <w:pStyle w:val="Heading1"/>
+        <w:numPr>
+          <w:ilvl w:val="0"/>
+          <w:numId w:val="1"/>
+        </w:numPr>
         <w:bidi w:val="0"/>
         <w:ind w:hanging="0" w:start="0"/>
         <w:jc w:val="start"/>
@@ -40,6 +38,10 @@
     <w:p>
       <w:pPr>
         <w:pStyle w:val="Heading2"/>
+        <w:numPr>
+          <w:ilvl w:val="1"/>
+          <w:numId w:val="1"/>
+        </w:numPr>
         <w:bidi w:val="0"/>
         <w:ind w:hanging="0" w:start="0"/>
         <w:jc w:val="start"/>
@@ -69,6 +71,10 @@
     <w:p>
       <w:pPr>
         <w:pStyle w:val="Heading2"/>
+        <w:numPr>
+          <w:ilvl w:val="1"/>
+          <w:numId w:val="1"/>
+        </w:numPr>
         <w:bidi w:val="0"/>
         <w:ind w:hanging="0" w:start="0"/>
         <w:jc w:val="start"/>
@@ -92,24 +98,16 @@
         <w:rPr>
           <w:rFonts w:ascii="Arial" w:hAnsi="Arial"/>
         </w:rPr>
-        <w:t xml:space="preserve">RecSquad will be a community-first web application designed to help connect local recreational athletes with groups in their specific sports. It will allow users to discover nearby casual games, join or create local community clubs, track scores (by sport), and view </w:t>
-      </w:r>
-      <w:r>
-        <w:rPr>
-          <w:rFonts w:ascii="Arial" w:hAnsi="Arial"/>
-        </w:rPr>
-        <w:t xml:space="preserve">current </w:t>
-      </w:r>
-      <w:r>
-        <w:rPr>
-          <w:rFonts w:ascii="Arial" w:hAnsi="Arial"/>
-        </w:rPr>
-        <w:t>leader boards.</w:t>
+        <w:t>RecSquad will be a community-first web application designed to help connect local recreational athletes with groups in their specific sports. It will allow users to discover nearby casual games, join or create local community clubs, track scores (by sport), and view current leader boards.</w:t>
       </w:r>
     </w:p>
     <w:p>
       <w:pPr>
         <w:pStyle w:val="Heading1"/>
+        <w:numPr>
+          <w:ilvl w:val="0"/>
+          <w:numId w:val="1"/>
+        </w:numPr>
         <w:bidi w:val="0"/>
         <w:ind w:hanging="0" w:start="0"/>
         <w:jc w:val="start"/>
@@ -192,6 +190,10 @@
     <w:p>
       <w:pPr>
         <w:pStyle w:val="Heading1"/>
+        <w:numPr>
+          <w:ilvl w:val="0"/>
+          <w:numId w:val="1"/>
+        </w:numPr>
         <w:bidi w:val="0"/>
         <w:ind w:hanging="0" w:start="0"/>
         <w:jc w:val="start"/>
@@ -247,15 +249,7 @@
       </w:pPr>
       <w:r>
         <w:rPr/>
-        <w:t xml:space="preserve">Each account will have a Player Profile where the user can display their </w:t>
-      </w:r>
-      <w:r>
-        <w:rPr/>
-        <w:t>desired sports</w:t>
-      </w:r>
-      <w:r>
-        <w:rPr/>
-        <w:t>, contact information, and will be where their stats are displayed from activities.</w:t>
+        <w:t>Each account will have a Player Profile where the user can display their desired sports, contact information, and will be where their stats are displayed from activities.</w:t>
       </w:r>
     </w:p>
     <w:p>
@@ -319,7 +313,7 @@
       </w:pPr>
       <w:r>
         <w:rPr/>
-        <w:t>Group &amp; Event Maneagement</w:t>
+        <w:t>Group &amp; Event Management</w:t>
       </w:r>
     </w:p>
     <w:p>
@@ -335,7 +329,15 @@
       </w:pPr>
       <w:r>
         <w:rPr/>
-        <w:t>Cteate, read, update and delete community groups</w:t>
+        <w:t>C</w:t>
+      </w:r>
+      <w:r>
+        <w:rPr/>
+        <w:t>r</w:t>
+      </w:r>
+      <w:r>
+        <w:rPr/>
+        <w:t>eate, read, update and delete community groups</w:t>
       </w:r>
     </w:p>
     <w:p>
@@ -415,32 +417,24 @@
       </w:pPr>
       <w:r>
         <w:rPr/>
-        <w:t xml:space="preserve">Mobile-first user interface tailored for in-game entry, alongside </w:t>
-      </w:r>
-      <w:r>
+        <w:t>Mobile-first user interface tailored for in-game entry, alongside with a desktop layer.</w:t>
+      </w:r>
+    </w:p>
+    <w:p>
+      <w:pPr>
+        <w:pStyle w:val="Heading1"/>
+        <w:numPr>
+          <w:ilvl w:val="0"/>
+          <w:numId w:val="1"/>
+        </w:numPr>
+        <w:bidi w:val="0"/>
+        <w:ind w:hanging="0" w:start="0"/>
+        <w:jc w:val="start"/>
         <w:rPr/>
-        <w:t>with a desktop layer.</w:t>
-      </w:r>
-    </w:p>
-    <w:p>
-      <w:pPr>
-        <w:pStyle w:val="Heading1"/>
-        <w:bidi w:val="0"/>
-        <w:ind w:hanging="0" w:start="0"/>
-        <w:jc w:val="start"/>
+      </w:pPr>
+      <w:r>
         <w:rPr/>
-      </w:pPr>
-      <w:r>
-        <w:rPr/>
-        <w:t>4</w:t>
-      </w:r>
-      <w:r>
-        <w:rPr/>
-        <w:t xml:space="preserve">. </w:t>
-      </w:r>
-      <w:r>
-        <w:rPr/>
-        <w:t>Advanced Features</w:t>
+        <w:t>4. Advanced Features</w:t>
       </w:r>
     </w:p>
     <w:p>
@@ -448,7 +442,7 @@
         <w:pStyle w:val="BodyText"/>
         <w:numPr>
           <w:ilvl w:val="0"/>
-          <w:numId w:val="14"/>
+          <w:numId w:val="16"/>
         </w:numPr>
         <w:bidi w:val="0"/>
         <w:jc w:val="start"/>
@@ -610,6 +604,10 @@
     <w:p>
       <w:pPr>
         <w:pStyle w:val="Heading1"/>
+        <w:numPr>
+          <w:ilvl w:val="0"/>
+          <w:numId w:val="1"/>
+        </w:numPr>
         <w:bidi w:val="0"/>
         <w:ind w:hanging="0" w:start="0"/>
         <w:jc w:val="start"/>
@@ -647,7 +645,10 @@
         </w:rPr>
       </w:pPr>
       <w:r>
-        <w:rPr/>
+        <w:rPr>
+          <w:rFonts w:ascii="Google Sans Text;sans-serif" w:hAnsi="Google Sans Text;sans-serif"/>
+          <w:b/>
+        </w:rPr>
       </w:r>
     </w:p>
     <w:p>
@@ -673,13 +674,12 @@
           <w:ilvl w:val="1"/>
           <w:numId w:val="4"/>
         </w:numPr>
-        <w:pBdr/>
         <w:tabs>
           <w:tab w:val="clear" w:pos="709"/>
           <w:tab w:val="left" w:pos="0" w:leader="none"/>
         </w:tabs>
         <w:bidi w:val="0"/>
-        <w:spacing w:lineRule="auto" w:line="273" w:before="0" w:after="140"/>
+        <w:spacing w:lineRule="auto" w:line="271" w:before="0" w:after="140"/>
         <w:ind w:hanging="283" w:start="0" w:end="0"/>
         <w:jc w:val="start"/>
         <w:rPr>
@@ -690,13 +690,7 @@
         <w:rPr>
           <w:rFonts w:ascii="Google Sans Text;sans-serif" w:hAnsi="Google Sans Text;sans-serif"/>
         </w:rPr>
-        <w:t>M</w:t>
-      </w:r>
-      <w:r>
-        <w:rPr>
-          <w:rFonts w:ascii="Google Sans Text;sans-serif" w:hAnsi="Google Sans Text;sans-serif"/>
-        </w:rPr>
-        <w:t>ain dashboard displaying an interactive Google Map with pinned locations (courses, table tennis venues, courts).</w:t>
+        <w:t>Main dashboard displaying an interactive Google Map with pinned locations (courses, table tennis venues, courts).</w:t>
       </w:r>
     </w:p>
     <w:p>
@@ -706,13 +700,12 @@
           <w:ilvl w:val="1"/>
           <w:numId w:val="4"/>
         </w:numPr>
-        <w:pBdr/>
         <w:tabs>
           <w:tab w:val="clear" w:pos="709"/>
           <w:tab w:val="left" w:pos="0" w:leader="none"/>
         </w:tabs>
         <w:bidi w:val="0"/>
-        <w:spacing w:lineRule="auto" w:line="273" w:before="0" w:after="140"/>
+        <w:spacing w:lineRule="auto" w:line="271" w:before="0" w:after="140"/>
         <w:ind w:hanging="283" w:start="0" w:end="0"/>
         <w:jc w:val="start"/>
         <w:rPr>
@@ -746,13 +739,12 @@
           <w:ilvl w:val="0"/>
           <w:numId w:val="4"/>
         </w:numPr>
-        <w:pBdr/>
         <w:tabs>
           <w:tab w:val="clear" w:pos="709"/>
           <w:tab w:val="left" w:pos="0" w:leader="none"/>
         </w:tabs>
         <w:bidi w:val="0"/>
-        <w:spacing w:lineRule="auto" w:line="273" w:before="0" w:after="140"/>
+        <w:spacing w:lineRule="auto" w:line="271" w:before="0" w:after="140"/>
         <w:ind w:hanging="283" w:start="0" w:end="0"/>
         <w:jc w:val="start"/>
         <w:rPr>
@@ -775,13 +767,12 @@
           <w:ilvl w:val="1"/>
           <w:numId w:val="4"/>
         </w:numPr>
-        <w:pBdr/>
         <w:tabs>
           <w:tab w:val="clear" w:pos="709"/>
           <w:tab w:val="left" w:pos="0" w:leader="none"/>
         </w:tabs>
         <w:bidi w:val="0"/>
-        <w:spacing w:lineRule="auto" w:line="273" w:before="0" w:after="140"/>
+        <w:spacing w:lineRule="auto" w:line="271" w:before="0" w:after="140"/>
         <w:ind w:hanging="283" w:start="0" w:end="0"/>
         <w:jc w:val="start"/>
         <w:rPr>
@@ -802,13 +793,12 @@
           <w:ilvl w:val="1"/>
           <w:numId w:val="4"/>
         </w:numPr>
-        <w:pBdr/>
         <w:tabs>
           <w:tab w:val="clear" w:pos="709"/>
           <w:tab w:val="left" w:pos="0" w:leader="none"/>
         </w:tabs>
         <w:bidi w:val="0"/>
-        <w:spacing w:lineRule="auto" w:line="273" w:before="0" w:after="140"/>
+        <w:spacing w:lineRule="auto" w:line="271" w:before="0" w:after="140"/>
         <w:ind w:hanging="283" w:start="0" w:end="0"/>
         <w:jc w:val="start"/>
         <w:rPr>
@@ -829,13 +819,12 @@
           <w:ilvl w:val="0"/>
           <w:numId w:val="4"/>
         </w:numPr>
-        <w:pBdr/>
         <w:tabs>
           <w:tab w:val="clear" w:pos="709"/>
           <w:tab w:val="left" w:pos="0" w:leader="none"/>
         </w:tabs>
         <w:bidi w:val="0"/>
-        <w:spacing w:lineRule="auto" w:line="273" w:before="0" w:after="140"/>
+        <w:spacing w:lineRule="auto" w:line="271" w:before="0" w:after="140"/>
         <w:ind w:hanging="283" w:start="0" w:end="0"/>
         <w:jc w:val="start"/>
         <w:rPr>
@@ -858,13 +847,12 @@
           <w:ilvl w:val="1"/>
           <w:numId w:val="4"/>
         </w:numPr>
-        <w:pBdr/>
         <w:tabs>
           <w:tab w:val="clear" w:pos="709"/>
           <w:tab w:val="left" w:pos="0" w:leader="none"/>
         </w:tabs>
         <w:bidi w:val="0"/>
-        <w:spacing w:lineRule="auto" w:line="273" w:before="0" w:after="140"/>
+        <w:spacing w:lineRule="auto" w:line="271" w:before="0" w:after="140"/>
         <w:ind w:hanging="283" w:start="0" w:end="0"/>
         <w:jc w:val="start"/>
         <w:rPr>
@@ -885,13 +873,12 @@
           <w:ilvl w:val="1"/>
           <w:numId w:val="4"/>
         </w:numPr>
-        <w:pBdr/>
         <w:tabs>
           <w:tab w:val="clear" w:pos="709"/>
           <w:tab w:val="left" w:pos="0" w:leader="none"/>
         </w:tabs>
         <w:bidi w:val="0"/>
-        <w:spacing w:lineRule="auto" w:line="273" w:before="0" w:after="140"/>
+        <w:spacing w:lineRule="auto" w:line="271" w:before="0" w:after="140"/>
         <w:ind w:hanging="283" w:start="0" w:end="0"/>
         <w:jc w:val="start"/>
         <w:rPr>
@@ -912,13 +899,12 @@
           <w:ilvl w:val="0"/>
           <w:numId w:val="4"/>
         </w:numPr>
-        <w:pBdr/>
         <w:tabs>
           <w:tab w:val="clear" w:pos="709"/>
           <w:tab w:val="left" w:pos="0" w:leader="none"/>
         </w:tabs>
         <w:bidi w:val="0"/>
-        <w:spacing w:lineRule="auto" w:line="273" w:before="0" w:after="140"/>
+        <w:spacing w:lineRule="auto" w:line="271" w:before="0" w:after="140"/>
         <w:ind w:hanging="283" w:start="0" w:end="0"/>
         <w:jc w:val="start"/>
         <w:rPr>
@@ -941,13 +927,12 @@
           <w:ilvl w:val="1"/>
           <w:numId w:val="4"/>
         </w:numPr>
-        <w:pBdr/>
         <w:tabs>
           <w:tab w:val="clear" w:pos="709"/>
           <w:tab w:val="left" w:pos="0" w:leader="none"/>
         </w:tabs>
         <w:bidi w:val="0"/>
-        <w:spacing w:lineRule="auto" w:line="273" w:before="0" w:after="140"/>
+        <w:spacing w:lineRule="auto" w:line="271" w:before="0" w:after="140"/>
         <w:ind w:hanging="283" w:start="0" w:end="0"/>
         <w:jc w:val="start"/>
         <w:rPr>
@@ -969,7 +954,7 @@
           <w:numId w:val="0"/>
         </w:numPr>
         <w:bidi w:val="0"/>
-        <w:spacing w:lineRule="auto" w:line="273" w:before="0" w:after="140"/>
+        <w:spacing w:lineRule="auto" w:line="271" w:before="0" w:after="140"/>
         <w:ind w:hanging="0" w:start="0" w:end="0"/>
         <w:jc w:val="start"/>
         <w:rPr>
@@ -987,7 +972,7 @@
       <w:pPr>
         <w:pStyle w:val="Heading3"/>
         <w:bidi w:val="0"/>
-        <w:spacing w:lineRule="auto" w:line="273" w:before="0" w:after="120"/>
+        <w:spacing w:lineRule="auto" w:line="271" w:before="0" w:after="120"/>
         <w:ind w:hanging="0" w:start="0" w:end="0"/>
         <w:jc w:val="start"/>
         <w:rPr/>
@@ -1037,7 +1022,7 @@
             <w:pPr>
               <w:pStyle w:val="TableContents"/>
               <w:bidi w:val="0"/>
-              <w:spacing w:lineRule="auto" w:line="273" w:before="0" w:after="0"/>
+              <w:spacing w:lineRule="auto" w:line="271" w:before="0" w:after="0"/>
               <w:ind w:hanging="0" w:start="0" w:end="0"/>
               <w:jc w:val="start"/>
               <w:rPr/>
@@ -1066,7 +1051,7 @@
             <w:pPr>
               <w:pStyle w:val="TableContents"/>
               <w:bidi w:val="0"/>
-              <w:spacing w:lineRule="auto" w:line="273" w:before="0" w:after="0"/>
+              <w:spacing w:lineRule="auto" w:line="271" w:before="0" w:after="0"/>
               <w:ind w:hanging="0" w:start="0" w:end="0"/>
               <w:jc w:val="start"/>
               <w:rPr/>
@@ -1095,7 +1080,7 @@
             <w:pPr>
               <w:pStyle w:val="TableContents"/>
               <w:bidi w:val="0"/>
-              <w:spacing w:lineRule="auto" w:line="273" w:before="0" w:after="0"/>
+              <w:spacing w:lineRule="auto" w:line="271" w:before="0" w:after="0"/>
               <w:ind w:hanging="0" w:start="0" w:end="0"/>
               <w:jc w:val="start"/>
               <w:rPr/>
@@ -1127,7 +1112,7 @@
             <w:pPr>
               <w:pStyle w:val="TableContents"/>
               <w:bidi w:val="0"/>
-              <w:spacing w:lineRule="auto" w:line="273" w:before="0" w:after="140"/>
+              <w:spacing w:lineRule="auto" w:line="271" w:before="0" w:after="140"/>
               <w:ind w:hanging="0" w:start="0" w:end="0"/>
               <w:jc w:val="start"/>
               <w:rPr/>
@@ -1156,7 +1141,7 @@
             <w:pPr>
               <w:pStyle w:val="TableContents"/>
               <w:bidi w:val="0"/>
-              <w:spacing w:lineRule="auto" w:line="273" w:before="0" w:after="140"/>
+              <w:spacing w:lineRule="auto" w:line="271" w:before="0" w:after="140"/>
               <w:ind w:hanging="0" w:start="0" w:end="0"/>
               <w:jc w:val="start"/>
               <w:rPr>
@@ -1186,7 +1171,7 @@
             <w:pPr>
               <w:pStyle w:val="TableContents"/>
               <w:bidi w:val="0"/>
-              <w:spacing w:lineRule="auto" w:line="273" w:before="0" w:after="140"/>
+              <w:spacing w:lineRule="auto" w:line="271" w:before="0" w:after="140"/>
               <w:ind w:hanging="0" w:start="0" w:end="0"/>
               <w:jc w:val="start"/>
               <w:rPr>
@@ -1219,7 +1204,7 @@
             <w:pPr>
               <w:pStyle w:val="TableContents"/>
               <w:bidi w:val="0"/>
-              <w:spacing w:lineRule="auto" w:line="273" w:before="0" w:after="140"/>
+              <w:spacing w:lineRule="auto" w:line="271" w:before="0" w:after="140"/>
               <w:ind w:hanging="0" w:start="0" w:end="0"/>
               <w:jc w:val="start"/>
               <w:rPr/>
@@ -1248,7 +1233,7 @@
             <w:pPr>
               <w:pStyle w:val="TableContents"/>
               <w:bidi w:val="0"/>
-              <w:spacing w:lineRule="auto" w:line="273" w:before="0" w:after="140"/>
+              <w:spacing w:lineRule="auto" w:line="271" w:before="0" w:after="140"/>
               <w:ind w:hanging="0" w:start="0" w:end="0"/>
               <w:jc w:val="start"/>
               <w:rPr>
@@ -1278,7 +1263,7 @@
             <w:pPr>
               <w:pStyle w:val="TableContents"/>
               <w:bidi w:val="0"/>
-              <w:spacing w:lineRule="auto" w:line="273" w:before="0" w:after="140"/>
+              <w:spacing w:lineRule="auto" w:line="271" w:before="0" w:after="140"/>
               <w:ind w:hanging="0" w:start="0" w:end="0"/>
               <w:jc w:val="start"/>
               <w:rPr>
@@ -1311,7 +1296,7 @@
             <w:pPr>
               <w:pStyle w:val="TableContents"/>
               <w:bidi w:val="0"/>
-              <w:spacing w:lineRule="auto" w:line="273" w:before="0" w:after="140"/>
+              <w:spacing w:lineRule="auto" w:line="271" w:before="0" w:after="140"/>
               <w:ind w:hanging="0" w:start="0" w:end="0"/>
               <w:jc w:val="start"/>
               <w:rPr/>
@@ -1340,7 +1325,7 @@
             <w:pPr>
               <w:pStyle w:val="TableContents"/>
               <w:bidi w:val="0"/>
-              <w:spacing w:lineRule="auto" w:line="273" w:before="0" w:after="140"/>
+              <w:spacing w:lineRule="auto" w:line="271" w:before="0" w:after="140"/>
               <w:ind w:hanging="0" w:start="0" w:end="0"/>
               <w:jc w:val="start"/>
               <w:rPr>
@@ -1370,7 +1355,7 @@
             <w:pPr>
               <w:pStyle w:val="TableContents"/>
               <w:bidi w:val="0"/>
-              <w:spacing w:lineRule="auto" w:line="273" w:before="0" w:after="140"/>
+              <w:spacing w:lineRule="auto" w:line="271" w:before="0" w:after="140"/>
               <w:ind w:hanging="0" w:start="0" w:end="0"/>
               <w:jc w:val="start"/>
               <w:rPr>
@@ -1403,7 +1388,7 @@
             <w:pPr>
               <w:pStyle w:val="TableContents"/>
               <w:bidi w:val="0"/>
-              <w:spacing w:lineRule="auto" w:line="273" w:before="0" w:after="140"/>
+              <w:spacing w:lineRule="auto" w:line="271" w:before="0" w:after="140"/>
               <w:ind w:hanging="0" w:start="0" w:end="0"/>
               <w:jc w:val="start"/>
               <w:rPr/>
@@ -1432,7 +1417,7 @@
             <w:pPr>
               <w:pStyle w:val="TableContents"/>
               <w:bidi w:val="0"/>
-              <w:spacing w:lineRule="auto" w:line="273" w:before="0" w:after="140"/>
+              <w:spacing w:lineRule="auto" w:line="271" w:before="0" w:after="140"/>
               <w:ind w:hanging="0" w:start="0" w:end="0"/>
               <w:jc w:val="start"/>
               <w:rPr>
@@ -1462,7 +1447,7 @@
             <w:pPr>
               <w:pStyle w:val="TableContents"/>
               <w:bidi w:val="0"/>
-              <w:spacing w:lineRule="auto" w:line="273" w:before="0" w:after="140"/>
+              <w:spacing w:lineRule="auto" w:line="271" w:before="0" w:after="140"/>
               <w:ind w:hanging="0" w:start="0" w:end="0"/>
               <w:jc w:val="start"/>
               <w:rPr>
@@ -1495,7 +1480,7 @@
             <w:pPr>
               <w:pStyle w:val="TableContents"/>
               <w:bidi w:val="0"/>
-              <w:spacing w:lineRule="auto" w:line="273" w:before="0" w:after="140"/>
+              <w:spacing w:lineRule="auto" w:line="271" w:before="0" w:after="140"/>
               <w:ind w:hanging="0" w:start="0" w:end="0"/>
               <w:jc w:val="start"/>
               <w:rPr/>
@@ -1524,7 +1509,7 @@
             <w:pPr>
               <w:pStyle w:val="TableContents"/>
               <w:bidi w:val="0"/>
-              <w:spacing w:lineRule="auto" w:line="273" w:before="0" w:after="140"/>
+              <w:spacing w:lineRule="auto" w:line="271" w:before="0" w:after="140"/>
               <w:ind w:hanging="0" w:start="0" w:end="0"/>
               <w:jc w:val="start"/>
               <w:rPr>
@@ -1554,7 +1539,7 @@
             <w:pPr>
               <w:pStyle w:val="TableContents"/>
               <w:bidi w:val="0"/>
-              <w:spacing w:lineRule="auto" w:line="273" w:before="0" w:after="140"/>
+              <w:spacing w:lineRule="auto" w:line="271" w:before="0" w:after="140"/>
               <w:ind w:hanging="0" w:start="0" w:end="0"/>
               <w:jc w:val="start"/>
               <w:rPr/>
@@ -1612,7 +1597,7 @@
             <w:pPr>
               <w:pStyle w:val="TableContents"/>
               <w:bidi w:val="0"/>
-              <w:spacing w:lineRule="auto" w:line="273" w:before="0" w:after="140"/>
+              <w:spacing w:lineRule="auto" w:line="271" w:before="0" w:after="140"/>
               <w:ind w:hanging="0" w:start="0" w:end="0"/>
               <w:jc w:val="start"/>
               <w:rPr/>
@@ -1641,7 +1626,7 @@
             <w:pPr>
               <w:pStyle w:val="TableContents"/>
               <w:bidi w:val="0"/>
-              <w:spacing w:lineRule="auto" w:line="273" w:before="0" w:after="140"/>
+              <w:spacing w:lineRule="auto" w:line="271" w:before="0" w:after="140"/>
               <w:ind w:hanging="0" w:start="0" w:end="0"/>
               <w:jc w:val="start"/>
               <w:rPr>
@@ -1671,7 +1656,7 @@
             <w:pPr>
               <w:pStyle w:val="TableContents"/>
               <w:bidi w:val="0"/>
-              <w:spacing w:lineRule="auto" w:line="273" w:before="0" w:after="140"/>
+              <w:spacing w:lineRule="auto" w:line="271" w:before="0" w:after="140"/>
               <w:ind w:hanging="0" w:start="0" w:end="0"/>
               <w:jc w:val="start"/>
               <w:rPr/>
@@ -1709,7 +1694,7 @@
             <w:pPr>
               <w:pStyle w:val="TableContents"/>
               <w:bidi w:val="0"/>
-              <w:spacing w:lineRule="auto" w:line="273" w:before="0" w:after="140"/>
+              <w:spacing w:lineRule="auto" w:line="271" w:before="0" w:after="140"/>
               <w:ind w:hanging="0" w:start="0" w:end="0"/>
               <w:jc w:val="start"/>
               <w:rPr/>
@@ -1738,7 +1723,7 @@
             <w:pPr>
               <w:pStyle w:val="TableContents"/>
               <w:bidi w:val="0"/>
-              <w:spacing w:lineRule="auto" w:line="273" w:before="0" w:after="140"/>
+              <w:spacing w:lineRule="auto" w:line="271" w:before="0" w:after="140"/>
               <w:ind w:hanging="0" w:start="0" w:end="0"/>
               <w:jc w:val="start"/>
               <w:rPr>
@@ -1768,7 +1753,7 @@
             <w:pPr>
               <w:pStyle w:val="TableContents"/>
               <w:bidi w:val="0"/>
-              <w:spacing w:lineRule="auto" w:line="273" w:before="0" w:after="140"/>
+              <w:spacing w:lineRule="auto" w:line="271" w:before="0" w:after="140"/>
               <w:ind w:hanging="0" w:start="0" w:end="0"/>
               <w:jc w:val="start"/>
               <w:rPr>
@@ -1789,7 +1774,7 @@
       <w:pPr>
         <w:pStyle w:val="Heading3"/>
         <w:bidi w:val="0"/>
-        <w:spacing w:lineRule="auto" w:line="273" w:before="0" w:after="120"/>
+        <w:spacing w:lineRule="auto" w:line="271" w:before="0" w:after="120"/>
         <w:ind w:hanging="0" w:start="0" w:end="0"/>
         <w:jc w:val="start"/>
         <w:rPr>
@@ -1798,14 +1783,16 @@
         </w:rPr>
       </w:pPr>
       <w:r>
-        <w:rPr/>
+        <w:rPr>
+          <w:rFonts w:ascii="Google Sans Text;sans-serif" w:hAnsi="Google Sans Text;sans-serif"/>
+        </w:rPr>
       </w:r>
     </w:p>
     <w:p>
       <w:pPr>
         <w:pStyle w:val="Heading3"/>
         <w:bidi w:val="0"/>
-        <w:spacing w:lineRule="auto" w:line="273" w:before="0" w:after="120"/>
+        <w:spacing w:lineRule="auto" w:line="271" w:before="0" w:after="120"/>
         <w:ind w:hanging="0" w:start="0" w:end="0"/>
         <w:jc w:val="start"/>
         <w:rPr/>
@@ -1833,8 +1820,8 @@
       </w:tblPr>
       <w:tblGrid>
         <w:gridCol w:w="1751"/>
-        <w:gridCol w:w="1891"/>
-        <w:gridCol w:w="6330"/>
+        <w:gridCol w:w="1890"/>
+        <w:gridCol w:w="6331"/>
       </w:tblGrid>
       <w:tr>
         <w:trPr>
@@ -1855,7 +1842,7 @@
             <w:pPr>
               <w:pStyle w:val="TableContents"/>
               <w:bidi w:val="0"/>
-              <w:spacing w:lineRule="auto" w:line="273" w:before="0" w:after="0"/>
+              <w:spacing w:lineRule="auto" w:line="271" w:before="0" w:after="0"/>
               <w:ind w:hanging="0" w:start="0" w:end="0"/>
               <w:jc w:val="start"/>
               <w:rPr/>
@@ -1871,20 +1858,20 @@
         </w:tc>
         <w:tc>
           <w:tcPr>
-            <w:tcW w:w="1891" w:type="dxa"/>
-            <w:tcBorders>
-              <w:top w:val="single" w:sz="2" w:space="0" w:color="C4C7C5"/>
-              <w:start w:val="single" w:sz="2" w:space="0" w:color="C4C7C5"/>
-              <w:bottom w:val="single" w:sz="2" w:space="0" w:color="C4C7C5"/>
-              <w:end w:val="single" w:sz="2" w:space="0" w:color="C4C7C5"/>
-            </w:tcBorders>
-            <w:vAlign w:val="center"/>
-          </w:tcPr>
-          <w:p>
-            <w:pPr>
-              <w:pStyle w:val="TableContents"/>
-              <w:bidi w:val="0"/>
-              <w:spacing w:lineRule="auto" w:line="273" w:before="0" w:after="0"/>
+            <w:tcW w:w="1890" w:type="dxa"/>
+            <w:tcBorders>
+              <w:top w:val="single" w:sz="2" w:space="0" w:color="C4C7C5"/>
+              <w:start w:val="single" w:sz="2" w:space="0" w:color="C4C7C5"/>
+              <w:bottom w:val="single" w:sz="2" w:space="0" w:color="C4C7C5"/>
+              <w:end w:val="single" w:sz="2" w:space="0" w:color="C4C7C5"/>
+            </w:tcBorders>
+            <w:vAlign w:val="center"/>
+          </w:tcPr>
+          <w:p>
+            <w:pPr>
+              <w:pStyle w:val="TableContents"/>
+              <w:bidi w:val="0"/>
+              <w:spacing w:lineRule="auto" w:line="271" w:before="0" w:after="0"/>
               <w:ind w:hanging="0" w:start="0" w:end="0"/>
               <w:jc w:val="start"/>
               <w:rPr/>
@@ -1900,20 +1887,20 @@
         </w:tc>
         <w:tc>
           <w:tcPr>
-            <w:tcW w:w="6330" w:type="dxa"/>
-            <w:tcBorders>
-              <w:top w:val="single" w:sz="2" w:space="0" w:color="C4C7C5"/>
-              <w:start w:val="single" w:sz="2" w:space="0" w:color="C4C7C5"/>
-              <w:bottom w:val="single" w:sz="2" w:space="0" w:color="C4C7C5"/>
-              <w:end w:val="single" w:sz="2" w:space="0" w:color="C4C7C5"/>
-            </w:tcBorders>
-            <w:vAlign w:val="center"/>
-          </w:tcPr>
-          <w:p>
-            <w:pPr>
-              <w:pStyle w:val="TableContents"/>
-              <w:bidi w:val="0"/>
-              <w:spacing w:lineRule="auto" w:line="273" w:before="0" w:after="0"/>
+            <w:tcW w:w="6331" w:type="dxa"/>
+            <w:tcBorders>
+              <w:top w:val="single" w:sz="2" w:space="0" w:color="C4C7C5"/>
+              <w:start w:val="single" w:sz="2" w:space="0" w:color="C4C7C5"/>
+              <w:bottom w:val="single" w:sz="2" w:space="0" w:color="C4C7C5"/>
+              <w:end w:val="single" w:sz="2" w:space="0" w:color="C4C7C5"/>
+            </w:tcBorders>
+            <w:vAlign w:val="center"/>
+          </w:tcPr>
+          <w:p>
+            <w:pPr>
+              <w:pStyle w:val="TableContents"/>
+              <w:bidi w:val="0"/>
+              <w:spacing w:lineRule="auto" w:line="271" w:before="0" w:after="0"/>
               <w:ind w:hanging="0" w:start="0" w:end="0"/>
               <w:jc w:val="start"/>
               <w:rPr/>
@@ -1945,7 +1932,7 @@
             <w:pPr>
               <w:pStyle w:val="TableContents"/>
               <w:bidi w:val="0"/>
-              <w:spacing w:lineRule="auto" w:line="273" w:before="0" w:after="140"/>
+              <w:spacing w:lineRule="auto" w:line="271" w:before="0" w:after="140"/>
               <w:ind w:hanging="0" w:start="0" w:end="0"/>
               <w:jc w:val="start"/>
               <w:rPr/>
@@ -1961,20 +1948,20 @@
         </w:tc>
         <w:tc>
           <w:tcPr>
-            <w:tcW w:w="1891" w:type="dxa"/>
-            <w:tcBorders>
-              <w:top w:val="single" w:sz="2" w:space="0" w:color="C4C7C5"/>
-              <w:start w:val="single" w:sz="2" w:space="0" w:color="C4C7C5"/>
-              <w:bottom w:val="single" w:sz="2" w:space="0" w:color="C4C7C5"/>
-              <w:end w:val="single" w:sz="2" w:space="0" w:color="C4C7C5"/>
-            </w:tcBorders>
-            <w:vAlign w:val="center"/>
-          </w:tcPr>
-          <w:p>
-            <w:pPr>
-              <w:pStyle w:val="TableContents"/>
-              <w:bidi w:val="0"/>
-              <w:spacing w:lineRule="auto" w:line="273" w:before="0" w:after="140"/>
+            <w:tcW w:w="1890" w:type="dxa"/>
+            <w:tcBorders>
+              <w:top w:val="single" w:sz="2" w:space="0" w:color="C4C7C5"/>
+              <w:start w:val="single" w:sz="2" w:space="0" w:color="C4C7C5"/>
+              <w:bottom w:val="single" w:sz="2" w:space="0" w:color="C4C7C5"/>
+              <w:end w:val="single" w:sz="2" w:space="0" w:color="C4C7C5"/>
+            </w:tcBorders>
+            <w:vAlign w:val="center"/>
+          </w:tcPr>
+          <w:p>
+            <w:pPr>
+              <w:pStyle w:val="TableContents"/>
+              <w:bidi w:val="0"/>
+              <w:spacing w:lineRule="auto" w:line="271" w:before="0" w:after="140"/>
               <w:ind w:hanging="0" w:start="0" w:end="0"/>
               <w:jc w:val="start"/>
               <w:rPr>
@@ -1991,20 +1978,20 @@
         </w:tc>
         <w:tc>
           <w:tcPr>
-            <w:tcW w:w="6330" w:type="dxa"/>
-            <w:tcBorders>
-              <w:top w:val="single" w:sz="2" w:space="0" w:color="C4C7C5"/>
-              <w:start w:val="single" w:sz="2" w:space="0" w:color="C4C7C5"/>
-              <w:bottom w:val="single" w:sz="2" w:space="0" w:color="C4C7C5"/>
-              <w:end w:val="single" w:sz="2" w:space="0" w:color="C4C7C5"/>
-            </w:tcBorders>
-            <w:vAlign w:val="center"/>
-          </w:tcPr>
-          <w:p>
-            <w:pPr>
-              <w:pStyle w:val="TableContents"/>
-              <w:bidi w:val="0"/>
-              <w:spacing w:lineRule="auto" w:line="273" w:before="0" w:after="140"/>
+            <w:tcW w:w="6331" w:type="dxa"/>
+            <w:tcBorders>
+              <w:top w:val="single" w:sz="2" w:space="0" w:color="C4C7C5"/>
+              <w:start w:val="single" w:sz="2" w:space="0" w:color="C4C7C5"/>
+              <w:bottom w:val="single" w:sz="2" w:space="0" w:color="C4C7C5"/>
+              <w:end w:val="single" w:sz="2" w:space="0" w:color="C4C7C5"/>
+            </w:tcBorders>
+            <w:vAlign w:val="center"/>
+          </w:tcPr>
+          <w:p>
+            <w:pPr>
+              <w:pStyle w:val="TableContents"/>
+              <w:bidi w:val="0"/>
+              <w:spacing w:lineRule="auto" w:line="271" w:before="0" w:after="140"/>
               <w:ind w:hanging="0" w:start="0" w:end="0"/>
               <w:jc w:val="start"/>
               <w:rPr>
@@ -2037,7 +2024,7 @@
             <w:pPr>
               <w:pStyle w:val="TableContents"/>
               <w:bidi w:val="0"/>
-              <w:spacing w:lineRule="auto" w:line="273" w:before="0" w:after="140"/>
+              <w:spacing w:lineRule="auto" w:line="271" w:before="0" w:after="140"/>
               <w:ind w:hanging="0" w:start="0" w:end="0"/>
               <w:jc w:val="start"/>
               <w:rPr/>
@@ -2053,20 +2040,20 @@
         </w:tc>
         <w:tc>
           <w:tcPr>
-            <w:tcW w:w="1891" w:type="dxa"/>
-            <w:tcBorders>
-              <w:top w:val="single" w:sz="2" w:space="0" w:color="C4C7C5"/>
-              <w:start w:val="single" w:sz="2" w:space="0" w:color="C4C7C5"/>
-              <w:bottom w:val="single" w:sz="2" w:space="0" w:color="C4C7C5"/>
-              <w:end w:val="single" w:sz="2" w:space="0" w:color="C4C7C5"/>
-            </w:tcBorders>
-            <w:vAlign w:val="center"/>
-          </w:tcPr>
-          <w:p>
-            <w:pPr>
-              <w:pStyle w:val="TableContents"/>
-              <w:bidi w:val="0"/>
-              <w:spacing w:lineRule="auto" w:line="273" w:before="0" w:after="140"/>
+            <w:tcW w:w="1890" w:type="dxa"/>
+            <w:tcBorders>
+              <w:top w:val="single" w:sz="2" w:space="0" w:color="C4C7C5"/>
+              <w:start w:val="single" w:sz="2" w:space="0" w:color="C4C7C5"/>
+              <w:bottom w:val="single" w:sz="2" w:space="0" w:color="C4C7C5"/>
+              <w:end w:val="single" w:sz="2" w:space="0" w:color="C4C7C5"/>
+            </w:tcBorders>
+            <w:vAlign w:val="center"/>
+          </w:tcPr>
+          <w:p>
+            <w:pPr>
+              <w:pStyle w:val="TableContents"/>
+              <w:bidi w:val="0"/>
+              <w:spacing w:lineRule="auto" w:line="271" w:before="0" w:after="140"/>
               <w:ind w:hanging="0" w:start="0" w:end="0"/>
               <w:jc w:val="start"/>
               <w:rPr>
@@ -2083,20 +2070,20 @@
         </w:tc>
         <w:tc>
           <w:tcPr>
-            <w:tcW w:w="6330" w:type="dxa"/>
-            <w:tcBorders>
-              <w:top w:val="single" w:sz="2" w:space="0" w:color="C4C7C5"/>
-              <w:start w:val="single" w:sz="2" w:space="0" w:color="C4C7C5"/>
-              <w:bottom w:val="single" w:sz="2" w:space="0" w:color="C4C7C5"/>
-              <w:end w:val="single" w:sz="2" w:space="0" w:color="C4C7C5"/>
-            </w:tcBorders>
-            <w:vAlign w:val="center"/>
-          </w:tcPr>
-          <w:p>
-            <w:pPr>
-              <w:pStyle w:val="TableContents"/>
-              <w:bidi w:val="0"/>
-              <w:spacing w:lineRule="auto" w:line="273" w:before="0" w:after="140"/>
+            <w:tcW w:w="6331" w:type="dxa"/>
+            <w:tcBorders>
+              <w:top w:val="single" w:sz="2" w:space="0" w:color="C4C7C5"/>
+              <w:start w:val="single" w:sz="2" w:space="0" w:color="C4C7C5"/>
+              <w:bottom w:val="single" w:sz="2" w:space="0" w:color="C4C7C5"/>
+              <w:end w:val="single" w:sz="2" w:space="0" w:color="C4C7C5"/>
+            </w:tcBorders>
+            <w:vAlign w:val="center"/>
+          </w:tcPr>
+          <w:p>
+            <w:pPr>
+              <w:pStyle w:val="TableContents"/>
+              <w:bidi w:val="0"/>
+              <w:spacing w:lineRule="auto" w:line="271" w:before="0" w:after="140"/>
               <w:ind w:hanging="0" w:start="0" w:end="0"/>
               <w:jc w:val="start"/>
               <w:rPr>
@@ -2136,7 +2123,7 @@
             <w:pPr>
               <w:pStyle w:val="TableContents"/>
               <w:bidi w:val="0"/>
-              <w:spacing w:lineRule="auto" w:line="273" w:before="0" w:after="140"/>
+              <w:spacing w:lineRule="auto" w:line="271" w:before="0" w:after="140"/>
               <w:ind w:hanging="0" w:start="0" w:end="0"/>
               <w:jc w:val="start"/>
               <w:rPr/>
@@ -2152,20 +2139,20 @@
         </w:tc>
         <w:tc>
           <w:tcPr>
-            <w:tcW w:w="1891" w:type="dxa"/>
-            <w:tcBorders>
-              <w:top w:val="single" w:sz="2" w:space="0" w:color="C4C7C5"/>
-              <w:start w:val="single" w:sz="2" w:space="0" w:color="C4C7C5"/>
-              <w:bottom w:val="single" w:sz="2" w:space="0" w:color="C4C7C5"/>
-              <w:end w:val="single" w:sz="2" w:space="0" w:color="C4C7C5"/>
-            </w:tcBorders>
-            <w:vAlign w:val="center"/>
-          </w:tcPr>
-          <w:p>
-            <w:pPr>
-              <w:pStyle w:val="TableContents"/>
-              <w:bidi w:val="0"/>
-              <w:spacing w:lineRule="auto" w:line="273" w:before="0" w:after="140"/>
+            <w:tcW w:w="1890" w:type="dxa"/>
+            <w:tcBorders>
+              <w:top w:val="single" w:sz="2" w:space="0" w:color="C4C7C5"/>
+              <w:start w:val="single" w:sz="2" w:space="0" w:color="C4C7C5"/>
+              <w:bottom w:val="single" w:sz="2" w:space="0" w:color="C4C7C5"/>
+              <w:end w:val="single" w:sz="2" w:space="0" w:color="C4C7C5"/>
+            </w:tcBorders>
+            <w:vAlign w:val="center"/>
+          </w:tcPr>
+          <w:p>
+            <w:pPr>
+              <w:pStyle w:val="TableContents"/>
+              <w:bidi w:val="0"/>
+              <w:spacing w:lineRule="auto" w:line="271" w:before="0" w:after="140"/>
               <w:ind w:hanging="0" w:start="0" w:end="0"/>
               <w:jc w:val="start"/>
               <w:rPr>
@@ -2182,20 +2169,20 @@
         </w:tc>
         <w:tc>
           <w:tcPr>
-            <w:tcW w:w="6330" w:type="dxa"/>
-            <w:tcBorders>
-              <w:top w:val="single" w:sz="2" w:space="0" w:color="C4C7C5"/>
-              <w:start w:val="single" w:sz="2" w:space="0" w:color="C4C7C5"/>
-              <w:bottom w:val="single" w:sz="2" w:space="0" w:color="C4C7C5"/>
-              <w:end w:val="single" w:sz="2" w:space="0" w:color="C4C7C5"/>
-            </w:tcBorders>
-            <w:vAlign w:val="center"/>
-          </w:tcPr>
-          <w:p>
-            <w:pPr>
-              <w:pStyle w:val="TableContents"/>
-              <w:bidi w:val="0"/>
-              <w:spacing w:lineRule="auto" w:line="273" w:before="0" w:after="140"/>
+            <w:tcW w:w="6331" w:type="dxa"/>
+            <w:tcBorders>
+              <w:top w:val="single" w:sz="2" w:space="0" w:color="C4C7C5"/>
+              <w:start w:val="single" w:sz="2" w:space="0" w:color="C4C7C5"/>
+              <w:bottom w:val="single" w:sz="2" w:space="0" w:color="C4C7C5"/>
+              <w:end w:val="single" w:sz="2" w:space="0" w:color="C4C7C5"/>
+            </w:tcBorders>
+            <w:vAlign w:val="center"/>
+          </w:tcPr>
+          <w:p>
+            <w:pPr>
+              <w:pStyle w:val="TableContents"/>
+              <w:bidi w:val="0"/>
+              <w:spacing w:lineRule="auto" w:line="271" w:before="0" w:after="140"/>
               <w:ind w:hanging="0" w:start="0" w:end="0"/>
               <w:jc w:val="start"/>
               <w:rPr/>
@@ -2279,7 +2266,7 @@
             <w:pPr>
               <w:pStyle w:val="TableContents"/>
               <w:bidi w:val="0"/>
-              <w:spacing w:lineRule="auto" w:line="273" w:before="0" w:after="140"/>
+              <w:spacing w:lineRule="auto" w:line="271" w:before="0" w:after="140"/>
               <w:ind w:hanging="0" w:start="0" w:end="0"/>
               <w:jc w:val="start"/>
               <w:rPr/>
@@ -2295,20 +2282,20 @@
         </w:tc>
         <w:tc>
           <w:tcPr>
-            <w:tcW w:w="1891" w:type="dxa"/>
-            <w:tcBorders>
-              <w:top w:val="single" w:sz="2" w:space="0" w:color="C4C7C5"/>
-              <w:start w:val="single" w:sz="2" w:space="0" w:color="C4C7C5"/>
-              <w:bottom w:val="single" w:sz="2" w:space="0" w:color="C4C7C5"/>
-              <w:end w:val="single" w:sz="2" w:space="0" w:color="C4C7C5"/>
-            </w:tcBorders>
-            <w:vAlign w:val="center"/>
-          </w:tcPr>
-          <w:p>
-            <w:pPr>
-              <w:pStyle w:val="TableContents"/>
-              <w:bidi w:val="0"/>
-              <w:spacing w:lineRule="auto" w:line="273" w:before="0" w:after="140"/>
+            <w:tcW w:w="1890" w:type="dxa"/>
+            <w:tcBorders>
+              <w:top w:val="single" w:sz="2" w:space="0" w:color="C4C7C5"/>
+              <w:start w:val="single" w:sz="2" w:space="0" w:color="C4C7C5"/>
+              <w:bottom w:val="single" w:sz="2" w:space="0" w:color="C4C7C5"/>
+              <w:end w:val="single" w:sz="2" w:space="0" w:color="C4C7C5"/>
+            </w:tcBorders>
+            <w:vAlign w:val="center"/>
+          </w:tcPr>
+          <w:p>
+            <w:pPr>
+              <w:pStyle w:val="TableContents"/>
+              <w:bidi w:val="0"/>
+              <w:spacing w:lineRule="auto" w:line="271" w:before="0" w:after="140"/>
               <w:ind w:hanging="0" w:start="0" w:end="0"/>
               <w:jc w:val="start"/>
               <w:rPr>
@@ -2325,20 +2312,20 @@
         </w:tc>
         <w:tc>
           <w:tcPr>
-            <w:tcW w:w="6330" w:type="dxa"/>
-            <w:tcBorders>
-              <w:top w:val="single" w:sz="2" w:space="0" w:color="C4C7C5"/>
-              <w:start w:val="single" w:sz="2" w:space="0" w:color="C4C7C5"/>
-              <w:bottom w:val="single" w:sz="2" w:space="0" w:color="C4C7C5"/>
-              <w:end w:val="single" w:sz="2" w:space="0" w:color="C4C7C5"/>
-            </w:tcBorders>
-            <w:vAlign w:val="center"/>
-          </w:tcPr>
-          <w:p>
-            <w:pPr>
-              <w:pStyle w:val="TableContents"/>
-              <w:bidi w:val="0"/>
-              <w:spacing w:lineRule="auto" w:line="273" w:before="0" w:after="140"/>
+            <w:tcW w:w="6331" w:type="dxa"/>
+            <w:tcBorders>
+              <w:top w:val="single" w:sz="2" w:space="0" w:color="C4C7C5"/>
+              <w:start w:val="single" w:sz="2" w:space="0" w:color="C4C7C5"/>
+              <w:bottom w:val="single" w:sz="2" w:space="0" w:color="C4C7C5"/>
+              <w:end w:val="single" w:sz="2" w:space="0" w:color="C4C7C5"/>
+            </w:tcBorders>
+            <w:vAlign w:val="center"/>
+          </w:tcPr>
+          <w:p>
+            <w:pPr>
+              <w:pStyle w:val="TableContents"/>
+              <w:bidi w:val="0"/>
+              <w:spacing w:lineRule="auto" w:line="271" w:before="0" w:after="140"/>
               <w:ind w:hanging="0" w:start="0" w:end="0"/>
               <w:jc w:val="start"/>
               <w:rPr>
@@ -2371,7 +2358,7 @@
             <w:pPr>
               <w:pStyle w:val="TableContents"/>
               <w:bidi w:val="0"/>
-              <w:spacing w:lineRule="auto" w:line="273" w:before="0" w:after="140"/>
+              <w:spacing w:lineRule="auto" w:line="271" w:before="0" w:after="140"/>
               <w:ind w:hanging="0" w:start="0" w:end="0"/>
               <w:jc w:val="start"/>
               <w:rPr/>
@@ -2387,20 +2374,20 @@
         </w:tc>
         <w:tc>
           <w:tcPr>
-            <w:tcW w:w="1891" w:type="dxa"/>
-            <w:tcBorders>
-              <w:top w:val="single" w:sz="2" w:space="0" w:color="C4C7C5"/>
-              <w:start w:val="single" w:sz="2" w:space="0" w:color="C4C7C5"/>
-              <w:bottom w:val="single" w:sz="2" w:space="0" w:color="C4C7C5"/>
-              <w:end w:val="single" w:sz="2" w:space="0" w:color="C4C7C5"/>
-            </w:tcBorders>
-            <w:vAlign w:val="center"/>
-          </w:tcPr>
-          <w:p>
-            <w:pPr>
-              <w:pStyle w:val="TableContents"/>
-              <w:bidi w:val="0"/>
-              <w:spacing w:lineRule="auto" w:line="273" w:before="0" w:after="140"/>
+            <w:tcW w:w="1890" w:type="dxa"/>
+            <w:tcBorders>
+              <w:top w:val="single" w:sz="2" w:space="0" w:color="C4C7C5"/>
+              <w:start w:val="single" w:sz="2" w:space="0" w:color="C4C7C5"/>
+              <w:bottom w:val="single" w:sz="2" w:space="0" w:color="C4C7C5"/>
+              <w:end w:val="single" w:sz="2" w:space="0" w:color="C4C7C5"/>
+            </w:tcBorders>
+            <w:vAlign w:val="center"/>
+          </w:tcPr>
+          <w:p>
+            <w:pPr>
+              <w:pStyle w:val="TableContents"/>
+              <w:bidi w:val="0"/>
+              <w:spacing w:lineRule="auto" w:line="271" w:before="0" w:after="140"/>
               <w:ind w:hanging="0" w:start="0" w:end="0"/>
               <w:jc w:val="start"/>
               <w:rPr>
@@ -2417,20 +2404,20 @@
         </w:tc>
         <w:tc>
           <w:tcPr>
-            <w:tcW w:w="6330" w:type="dxa"/>
-            <w:tcBorders>
-              <w:top w:val="single" w:sz="2" w:space="0" w:color="C4C7C5"/>
-              <w:start w:val="single" w:sz="2" w:space="0" w:color="C4C7C5"/>
-              <w:bottom w:val="single" w:sz="2" w:space="0" w:color="C4C7C5"/>
-              <w:end w:val="single" w:sz="2" w:space="0" w:color="C4C7C5"/>
-            </w:tcBorders>
-            <w:vAlign w:val="center"/>
-          </w:tcPr>
-          <w:p>
-            <w:pPr>
-              <w:pStyle w:val="TableContents"/>
-              <w:bidi w:val="0"/>
-              <w:spacing w:lineRule="auto" w:line="273" w:before="0" w:after="140"/>
+            <w:tcW w:w="6331" w:type="dxa"/>
+            <w:tcBorders>
+              <w:top w:val="single" w:sz="2" w:space="0" w:color="C4C7C5"/>
+              <w:start w:val="single" w:sz="2" w:space="0" w:color="C4C7C5"/>
+              <w:bottom w:val="single" w:sz="2" w:space="0" w:color="C4C7C5"/>
+              <w:end w:val="single" w:sz="2" w:space="0" w:color="C4C7C5"/>
+            </w:tcBorders>
+            <w:vAlign w:val="center"/>
+          </w:tcPr>
+          <w:p>
+            <w:pPr>
+              <w:pStyle w:val="TableContents"/>
+              <w:bidi w:val="0"/>
+              <w:spacing w:lineRule="auto" w:line="271" w:before="0" w:after="140"/>
               <w:ind w:hanging="0" w:start="0" w:end="0"/>
               <w:jc w:val="start"/>
               <w:rPr>
@@ -2463,7 +2450,7 @@
             <w:pPr>
               <w:pStyle w:val="TableContents"/>
               <w:bidi w:val="0"/>
-              <w:spacing w:lineRule="auto" w:line="273" w:before="0" w:after="140"/>
+              <w:spacing w:lineRule="auto" w:line="271" w:before="0" w:after="140"/>
               <w:ind w:hanging="0" w:start="0" w:end="0"/>
               <w:jc w:val="start"/>
               <w:rPr/>
@@ -2479,20 +2466,20 @@
         </w:tc>
         <w:tc>
           <w:tcPr>
-            <w:tcW w:w="1891" w:type="dxa"/>
-            <w:tcBorders>
-              <w:top w:val="single" w:sz="2" w:space="0" w:color="C4C7C5"/>
-              <w:start w:val="single" w:sz="2" w:space="0" w:color="C4C7C5"/>
-              <w:bottom w:val="single" w:sz="2" w:space="0" w:color="C4C7C5"/>
-              <w:end w:val="single" w:sz="2" w:space="0" w:color="C4C7C5"/>
-            </w:tcBorders>
-            <w:vAlign w:val="center"/>
-          </w:tcPr>
-          <w:p>
-            <w:pPr>
-              <w:pStyle w:val="TableContents"/>
-              <w:bidi w:val="0"/>
-              <w:spacing w:lineRule="auto" w:line="273" w:before="0" w:after="140"/>
+            <w:tcW w:w="1890" w:type="dxa"/>
+            <w:tcBorders>
+              <w:top w:val="single" w:sz="2" w:space="0" w:color="C4C7C5"/>
+              <w:start w:val="single" w:sz="2" w:space="0" w:color="C4C7C5"/>
+              <w:bottom w:val="single" w:sz="2" w:space="0" w:color="C4C7C5"/>
+              <w:end w:val="single" w:sz="2" w:space="0" w:color="C4C7C5"/>
+            </w:tcBorders>
+            <w:vAlign w:val="center"/>
+          </w:tcPr>
+          <w:p>
+            <w:pPr>
+              <w:pStyle w:val="TableContents"/>
+              <w:bidi w:val="0"/>
+              <w:spacing w:lineRule="auto" w:line="271" w:before="0" w:after="140"/>
               <w:ind w:hanging="0" w:start="0" w:end="0"/>
               <w:jc w:val="start"/>
               <w:rPr>
@@ -2509,20 +2496,20 @@
         </w:tc>
         <w:tc>
           <w:tcPr>
-            <w:tcW w:w="6330" w:type="dxa"/>
-            <w:tcBorders>
-              <w:top w:val="single" w:sz="2" w:space="0" w:color="C4C7C5"/>
-              <w:start w:val="single" w:sz="2" w:space="0" w:color="C4C7C5"/>
-              <w:bottom w:val="single" w:sz="2" w:space="0" w:color="C4C7C5"/>
-              <w:end w:val="single" w:sz="2" w:space="0" w:color="C4C7C5"/>
-            </w:tcBorders>
-            <w:vAlign w:val="center"/>
-          </w:tcPr>
-          <w:p>
-            <w:pPr>
-              <w:pStyle w:val="TableContents"/>
-              <w:bidi w:val="0"/>
-              <w:spacing w:lineRule="auto" w:line="273" w:before="0" w:after="140"/>
+            <w:tcW w:w="6331" w:type="dxa"/>
+            <w:tcBorders>
+              <w:top w:val="single" w:sz="2" w:space="0" w:color="C4C7C5"/>
+              <w:start w:val="single" w:sz="2" w:space="0" w:color="C4C7C5"/>
+              <w:bottom w:val="single" w:sz="2" w:space="0" w:color="C4C7C5"/>
+              <w:end w:val="single" w:sz="2" w:space="0" w:color="C4C7C5"/>
+            </w:tcBorders>
+            <w:vAlign w:val="center"/>
+          </w:tcPr>
+          <w:p>
+            <w:pPr>
+              <w:pStyle w:val="TableContents"/>
+              <w:bidi w:val="0"/>
+              <w:spacing w:lineRule="auto" w:line="271" w:before="0" w:after="140"/>
               <w:ind w:hanging="0" w:start="0" w:end="0"/>
               <w:jc w:val="start"/>
               <w:rPr>
@@ -2555,7 +2542,7 @@
             <w:pPr>
               <w:pStyle w:val="TableContents"/>
               <w:bidi w:val="0"/>
-              <w:spacing w:lineRule="auto" w:line="273" w:before="0" w:after="140"/>
+              <w:spacing w:lineRule="auto" w:line="271" w:before="0" w:after="140"/>
               <w:ind w:hanging="0" w:start="0" w:end="0"/>
               <w:jc w:val="start"/>
               <w:rPr/>
@@ -2571,20 +2558,20 @@
         </w:tc>
         <w:tc>
           <w:tcPr>
-            <w:tcW w:w="1891" w:type="dxa"/>
-            <w:tcBorders>
-              <w:top w:val="single" w:sz="2" w:space="0" w:color="C4C7C5"/>
-              <w:start w:val="single" w:sz="2" w:space="0" w:color="C4C7C5"/>
-              <w:bottom w:val="single" w:sz="2" w:space="0" w:color="C4C7C5"/>
-              <w:end w:val="single" w:sz="2" w:space="0" w:color="C4C7C5"/>
-            </w:tcBorders>
-            <w:vAlign w:val="center"/>
-          </w:tcPr>
-          <w:p>
-            <w:pPr>
-              <w:pStyle w:val="TableContents"/>
-              <w:bidi w:val="0"/>
-              <w:spacing w:lineRule="auto" w:line="273" w:before="0" w:after="140"/>
+            <w:tcW w:w="1890" w:type="dxa"/>
+            <w:tcBorders>
+              <w:top w:val="single" w:sz="2" w:space="0" w:color="C4C7C5"/>
+              <w:start w:val="single" w:sz="2" w:space="0" w:color="C4C7C5"/>
+              <w:bottom w:val="single" w:sz="2" w:space="0" w:color="C4C7C5"/>
+              <w:end w:val="single" w:sz="2" w:space="0" w:color="C4C7C5"/>
+            </w:tcBorders>
+            <w:vAlign w:val="center"/>
+          </w:tcPr>
+          <w:p>
+            <w:pPr>
+              <w:pStyle w:val="TableContents"/>
+              <w:bidi w:val="0"/>
+              <w:spacing w:lineRule="auto" w:line="271" w:before="0" w:after="140"/>
               <w:ind w:hanging="0" w:start="0" w:end="0"/>
               <w:jc w:val="start"/>
               <w:rPr>
@@ -2601,20 +2588,20 @@
         </w:tc>
         <w:tc>
           <w:tcPr>
-            <w:tcW w:w="6330" w:type="dxa"/>
-            <w:tcBorders>
-              <w:top w:val="single" w:sz="2" w:space="0" w:color="C4C7C5"/>
-              <w:start w:val="single" w:sz="2" w:space="0" w:color="C4C7C5"/>
-              <w:bottom w:val="single" w:sz="2" w:space="0" w:color="C4C7C5"/>
-              <w:end w:val="single" w:sz="2" w:space="0" w:color="C4C7C5"/>
-            </w:tcBorders>
-            <w:vAlign w:val="center"/>
-          </w:tcPr>
-          <w:p>
-            <w:pPr>
-              <w:pStyle w:val="TableContents"/>
-              <w:bidi w:val="0"/>
-              <w:spacing w:lineRule="auto" w:line="273" w:before="0" w:after="140"/>
+            <w:tcW w:w="6331" w:type="dxa"/>
+            <w:tcBorders>
+              <w:top w:val="single" w:sz="2" w:space="0" w:color="C4C7C5"/>
+              <w:start w:val="single" w:sz="2" w:space="0" w:color="C4C7C5"/>
+              <w:bottom w:val="single" w:sz="2" w:space="0" w:color="C4C7C5"/>
+              <w:end w:val="single" w:sz="2" w:space="0" w:color="C4C7C5"/>
+            </w:tcBorders>
+            <w:vAlign w:val="center"/>
+          </w:tcPr>
+          <w:p>
+            <w:pPr>
+              <w:pStyle w:val="TableContents"/>
+              <w:bidi w:val="0"/>
+              <w:spacing w:lineRule="auto" w:line="271" w:before="0" w:after="140"/>
               <w:ind w:hanging="0" w:start="0" w:end="0"/>
               <w:jc w:val="start"/>
               <w:rPr/>
@@ -2640,7 +2627,7 @@
       <w:pPr>
         <w:pStyle w:val="Heading3"/>
         <w:bidi w:val="0"/>
-        <w:spacing w:lineRule="auto" w:line="273" w:before="0" w:after="120"/>
+        <w:spacing w:lineRule="auto" w:line="271" w:before="0" w:after="120"/>
         <w:ind w:hanging="0" w:start="0" w:end="0"/>
         <w:jc w:val="start"/>
         <w:rPr/>
@@ -2667,8 +2654,8 @@
         </w:tblCellMar>
       </w:tblPr>
       <w:tblGrid>
-        <w:gridCol w:w="1806"/>
-        <w:gridCol w:w="1917"/>
+        <w:gridCol w:w="1805"/>
+        <w:gridCol w:w="1918"/>
         <w:gridCol w:w="4704"/>
       </w:tblGrid>
       <w:tr>
@@ -2677,20 +2664,20 @@
         </w:trPr>
         <w:tc>
           <w:tcPr>
-            <w:tcW w:w="1806" w:type="dxa"/>
-            <w:tcBorders>
-              <w:top w:val="single" w:sz="2" w:space="0" w:color="C4C7C5"/>
-              <w:start w:val="single" w:sz="2" w:space="0" w:color="C4C7C5"/>
-              <w:bottom w:val="single" w:sz="2" w:space="0" w:color="C4C7C5"/>
-              <w:end w:val="single" w:sz="2" w:space="0" w:color="C4C7C5"/>
-            </w:tcBorders>
-            <w:vAlign w:val="center"/>
-          </w:tcPr>
-          <w:p>
-            <w:pPr>
-              <w:pStyle w:val="TableContents"/>
-              <w:bidi w:val="0"/>
-              <w:spacing w:lineRule="auto" w:line="273" w:before="0" w:after="0"/>
+            <w:tcW w:w="1805" w:type="dxa"/>
+            <w:tcBorders>
+              <w:top w:val="single" w:sz="2" w:space="0" w:color="C4C7C5"/>
+              <w:start w:val="single" w:sz="2" w:space="0" w:color="C4C7C5"/>
+              <w:bottom w:val="single" w:sz="2" w:space="0" w:color="C4C7C5"/>
+              <w:end w:val="single" w:sz="2" w:space="0" w:color="C4C7C5"/>
+            </w:tcBorders>
+            <w:vAlign w:val="center"/>
+          </w:tcPr>
+          <w:p>
+            <w:pPr>
+              <w:pStyle w:val="TableContents"/>
+              <w:bidi w:val="0"/>
+              <w:spacing w:lineRule="auto" w:line="271" w:before="0" w:after="0"/>
               <w:ind w:hanging="0" w:start="0" w:end="0"/>
               <w:jc w:val="start"/>
               <w:rPr/>
@@ -2706,20 +2693,20 @@
         </w:tc>
         <w:tc>
           <w:tcPr>
-            <w:tcW w:w="1917" w:type="dxa"/>
-            <w:tcBorders>
-              <w:top w:val="single" w:sz="2" w:space="0" w:color="C4C7C5"/>
-              <w:start w:val="single" w:sz="2" w:space="0" w:color="C4C7C5"/>
-              <w:bottom w:val="single" w:sz="2" w:space="0" w:color="C4C7C5"/>
-              <w:end w:val="single" w:sz="2" w:space="0" w:color="C4C7C5"/>
-            </w:tcBorders>
-            <w:vAlign w:val="center"/>
-          </w:tcPr>
-          <w:p>
-            <w:pPr>
-              <w:pStyle w:val="TableContents"/>
-              <w:bidi w:val="0"/>
-              <w:spacing w:lineRule="auto" w:line="273" w:before="0" w:after="0"/>
+            <w:tcW w:w="1918" w:type="dxa"/>
+            <w:tcBorders>
+              <w:top w:val="single" w:sz="2" w:space="0" w:color="C4C7C5"/>
+              <w:start w:val="single" w:sz="2" w:space="0" w:color="C4C7C5"/>
+              <w:bottom w:val="single" w:sz="2" w:space="0" w:color="C4C7C5"/>
+              <w:end w:val="single" w:sz="2" w:space="0" w:color="C4C7C5"/>
+            </w:tcBorders>
+            <w:vAlign w:val="center"/>
+          </w:tcPr>
+          <w:p>
+            <w:pPr>
+              <w:pStyle w:val="TableContents"/>
+              <w:bidi w:val="0"/>
+              <w:spacing w:lineRule="auto" w:line="271" w:before="0" w:after="0"/>
               <w:ind w:hanging="0" w:start="0" w:end="0"/>
               <w:jc w:val="start"/>
               <w:rPr/>
@@ -2748,7 +2735,7 @@
             <w:pPr>
               <w:pStyle w:val="TableContents"/>
               <w:bidi w:val="0"/>
-              <w:spacing w:lineRule="auto" w:line="273" w:before="0" w:after="0"/>
+              <w:spacing w:lineRule="auto" w:line="271" w:before="0" w:after="0"/>
               <w:ind w:hanging="0" w:start="0" w:end="0"/>
               <w:jc w:val="start"/>
               <w:rPr/>
@@ -2767,20 +2754,20 @@
         <w:trPr/>
         <w:tc>
           <w:tcPr>
-            <w:tcW w:w="1806" w:type="dxa"/>
-            <w:tcBorders>
-              <w:top w:val="single" w:sz="2" w:space="0" w:color="C4C7C5"/>
-              <w:start w:val="single" w:sz="2" w:space="0" w:color="C4C7C5"/>
-              <w:bottom w:val="single" w:sz="2" w:space="0" w:color="C4C7C5"/>
-              <w:end w:val="single" w:sz="2" w:space="0" w:color="C4C7C5"/>
-            </w:tcBorders>
-            <w:vAlign w:val="center"/>
-          </w:tcPr>
-          <w:p>
-            <w:pPr>
-              <w:pStyle w:val="TableContents"/>
-              <w:bidi w:val="0"/>
-              <w:spacing w:lineRule="auto" w:line="273" w:before="0" w:after="140"/>
+            <w:tcW w:w="1805" w:type="dxa"/>
+            <w:tcBorders>
+              <w:top w:val="single" w:sz="2" w:space="0" w:color="C4C7C5"/>
+              <w:start w:val="single" w:sz="2" w:space="0" w:color="C4C7C5"/>
+              <w:bottom w:val="single" w:sz="2" w:space="0" w:color="C4C7C5"/>
+              <w:end w:val="single" w:sz="2" w:space="0" w:color="C4C7C5"/>
+            </w:tcBorders>
+            <w:vAlign w:val="center"/>
+          </w:tcPr>
+          <w:p>
+            <w:pPr>
+              <w:pStyle w:val="TableContents"/>
+              <w:bidi w:val="0"/>
+              <w:spacing w:lineRule="auto" w:line="271" w:before="0" w:after="140"/>
               <w:ind w:hanging="0" w:start="0" w:end="0"/>
               <w:jc w:val="start"/>
               <w:rPr/>
@@ -2796,20 +2783,20 @@
         </w:tc>
         <w:tc>
           <w:tcPr>
-            <w:tcW w:w="1917" w:type="dxa"/>
-            <w:tcBorders>
-              <w:top w:val="single" w:sz="2" w:space="0" w:color="C4C7C5"/>
-              <w:start w:val="single" w:sz="2" w:space="0" w:color="C4C7C5"/>
-              <w:bottom w:val="single" w:sz="2" w:space="0" w:color="C4C7C5"/>
-              <w:end w:val="single" w:sz="2" w:space="0" w:color="C4C7C5"/>
-            </w:tcBorders>
-            <w:vAlign w:val="center"/>
-          </w:tcPr>
-          <w:p>
-            <w:pPr>
-              <w:pStyle w:val="TableContents"/>
-              <w:bidi w:val="0"/>
-              <w:spacing w:lineRule="auto" w:line="273" w:before="0" w:after="140"/>
+            <w:tcW w:w="1918" w:type="dxa"/>
+            <w:tcBorders>
+              <w:top w:val="single" w:sz="2" w:space="0" w:color="C4C7C5"/>
+              <w:start w:val="single" w:sz="2" w:space="0" w:color="C4C7C5"/>
+              <w:bottom w:val="single" w:sz="2" w:space="0" w:color="C4C7C5"/>
+              <w:end w:val="single" w:sz="2" w:space="0" w:color="C4C7C5"/>
+            </w:tcBorders>
+            <w:vAlign w:val="center"/>
+          </w:tcPr>
+          <w:p>
+            <w:pPr>
+              <w:pStyle w:val="TableContents"/>
+              <w:bidi w:val="0"/>
+              <w:spacing w:lineRule="auto" w:line="271" w:before="0" w:after="140"/>
               <w:ind w:hanging="0" w:start="0" w:end="0"/>
               <w:jc w:val="start"/>
               <w:rPr>
@@ -2839,7 +2826,7 @@
             <w:pPr>
               <w:pStyle w:val="TableContents"/>
               <w:bidi w:val="0"/>
-              <w:spacing w:lineRule="auto" w:line="273" w:before="0" w:after="140"/>
+              <w:spacing w:lineRule="auto" w:line="271" w:before="0" w:after="140"/>
               <w:ind w:hanging="0" w:start="0" w:end="0"/>
               <w:jc w:val="start"/>
               <w:rPr>
@@ -2859,20 +2846,20 @@
         <w:trPr/>
         <w:tc>
           <w:tcPr>
-            <w:tcW w:w="1806" w:type="dxa"/>
-            <w:tcBorders>
-              <w:top w:val="single" w:sz="2" w:space="0" w:color="C4C7C5"/>
-              <w:start w:val="single" w:sz="2" w:space="0" w:color="C4C7C5"/>
-              <w:bottom w:val="single" w:sz="2" w:space="0" w:color="C4C7C5"/>
-              <w:end w:val="single" w:sz="2" w:space="0" w:color="C4C7C5"/>
-            </w:tcBorders>
-            <w:vAlign w:val="center"/>
-          </w:tcPr>
-          <w:p>
-            <w:pPr>
-              <w:pStyle w:val="TableContents"/>
-              <w:bidi w:val="0"/>
-              <w:spacing w:lineRule="auto" w:line="273" w:before="0" w:after="140"/>
+            <w:tcW w:w="1805" w:type="dxa"/>
+            <w:tcBorders>
+              <w:top w:val="single" w:sz="2" w:space="0" w:color="C4C7C5"/>
+              <w:start w:val="single" w:sz="2" w:space="0" w:color="C4C7C5"/>
+              <w:bottom w:val="single" w:sz="2" w:space="0" w:color="C4C7C5"/>
+              <w:end w:val="single" w:sz="2" w:space="0" w:color="C4C7C5"/>
+            </w:tcBorders>
+            <w:vAlign w:val="center"/>
+          </w:tcPr>
+          <w:p>
+            <w:pPr>
+              <w:pStyle w:val="TableContents"/>
+              <w:bidi w:val="0"/>
+              <w:spacing w:lineRule="auto" w:line="271" w:before="0" w:after="140"/>
               <w:ind w:hanging="0" w:start="0" w:end="0"/>
               <w:jc w:val="start"/>
               <w:rPr/>
@@ -2888,20 +2875,20 @@
         </w:tc>
         <w:tc>
           <w:tcPr>
-            <w:tcW w:w="1917" w:type="dxa"/>
-            <w:tcBorders>
-              <w:top w:val="single" w:sz="2" w:space="0" w:color="C4C7C5"/>
-              <w:start w:val="single" w:sz="2" w:space="0" w:color="C4C7C5"/>
-              <w:bottom w:val="single" w:sz="2" w:space="0" w:color="C4C7C5"/>
-              <w:end w:val="single" w:sz="2" w:space="0" w:color="C4C7C5"/>
-            </w:tcBorders>
-            <w:vAlign w:val="center"/>
-          </w:tcPr>
-          <w:p>
-            <w:pPr>
-              <w:pStyle w:val="TableContents"/>
-              <w:bidi w:val="0"/>
-              <w:spacing w:lineRule="auto" w:line="273" w:before="0" w:after="140"/>
+            <w:tcW w:w="1918" w:type="dxa"/>
+            <w:tcBorders>
+              <w:top w:val="single" w:sz="2" w:space="0" w:color="C4C7C5"/>
+              <w:start w:val="single" w:sz="2" w:space="0" w:color="C4C7C5"/>
+              <w:bottom w:val="single" w:sz="2" w:space="0" w:color="C4C7C5"/>
+              <w:end w:val="single" w:sz="2" w:space="0" w:color="C4C7C5"/>
+            </w:tcBorders>
+            <w:vAlign w:val="center"/>
+          </w:tcPr>
+          <w:p>
+            <w:pPr>
+              <w:pStyle w:val="TableContents"/>
+              <w:bidi w:val="0"/>
+              <w:spacing w:lineRule="auto" w:line="271" w:before="0" w:after="140"/>
               <w:ind w:hanging="0" w:start="0" w:end="0"/>
               <w:jc w:val="start"/>
               <w:rPr>
@@ -2931,7 +2918,7 @@
             <w:pPr>
               <w:pStyle w:val="TableContents"/>
               <w:bidi w:val="0"/>
-              <w:spacing w:lineRule="auto" w:line="273" w:before="0" w:after="140"/>
+              <w:spacing w:lineRule="auto" w:line="271" w:before="0" w:after="140"/>
               <w:ind w:hanging="0" w:start="0" w:end="0"/>
               <w:jc w:val="start"/>
               <w:rPr/>
@@ -2956,20 +2943,20 @@
         <w:trPr/>
         <w:tc>
           <w:tcPr>
-            <w:tcW w:w="1806" w:type="dxa"/>
-            <w:tcBorders>
-              <w:top w:val="single" w:sz="2" w:space="0" w:color="C4C7C5"/>
-              <w:start w:val="single" w:sz="2" w:space="0" w:color="C4C7C5"/>
-              <w:bottom w:val="single" w:sz="2" w:space="0" w:color="C4C7C5"/>
-              <w:end w:val="single" w:sz="2" w:space="0" w:color="C4C7C5"/>
-            </w:tcBorders>
-            <w:vAlign w:val="center"/>
-          </w:tcPr>
-          <w:p>
-            <w:pPr>
-              <w:pStyle w:val="TableContents"/>
-              <w:bidi w:val="0"/>
-              <w:spacing w:lineRule="auto" w:line="273" w:before="0" w:after="140"/>
+            <w:tcW w:w="1805" w:type="dxa"/>
+            <w:tcBorders>
+              <w:top w:val="single" w:sz="2" w:space="0" w:color="C4C7C5"/>
+              <w:start w:val="single" w:sz="2" w:space="0" w:color="C4C7C5"/>
+              <w:bottom w:val="single" w:sz="2" w:space="0" w:color="C4C7C5"/>
+              <w:end w:val="single" w:sz="2" w:space="0" w:color="C4C7C5"/>
+            </w:tcBorders>
+            <w:vAlign w:val="center"/>
+          </w:tcPr>
+          <w:p>
+            <w:pPr>
+              <w:pStyle w:val="TableContents"/>
+              <w:bidi w:val="0"/>
+              <w:spacing w:lineRule="auto" w:line="271" w:before="0" w:after="140"/>
               <w:ind w:hanging="0" w:start="0" w:end="0"/>
               <w:jc w:val="start"/>
               <w:rPr/>
@@ -2985,20 +2972,20 @@
         </w:tc>
         <w:tc>
           <w:tcPr>
-            <w:tcW w:w="1917" w:type="dxa"/>
-            <w:tcBorders>
-              <w:top w:val="single" w:sz="2" w:space="0" w:color="C4C7C5"/>
-              <w:start w:val="single" w:sz="2" w:space="0" w:color="C4C7C5"/>
-              <w:bottom w:val="single" w:sz="2" w:space="0" w:color="C4C7C5"/>
-              <w:end w:val="single" w:sz="2" w:space="0" w:color="C4C7C5"/>
-            </w:tcBorders>
-            <w:vAlign w:val="center"/>
-          </w:tcPr>
-          <w:p>
-            <w:pPr>
-              <w:pStyle w:val="TableContents"/>
-              <w:bidi w:val="0"/>
-              <w:spacing w:lineRule="auto" w:line="273" w:before="0" w:after="140"/>
+            <w:tcW w:w="1918" w:type="dxa"/>
+            <w:tcBorders>
+              <w:top w:val="single" w:sz="2" w:space="0" w:color="C4C7C5"/>
+              <w:start w:val="single" w:sz="2" w:space="0" w:color="C4C7C5"/>
+              <w:bottom w:val="single" w:sz="2" w:space="0" w:color="C4C7C5"/>
+              <w:end w:val="single" w:sz="2" w:space="0" w:color="C4C7C5"/>
+            </w:tcBorders>
+            <w:vAlign w:val="center"/>
+          </w:tcPr>
+          <w:p>
+            <w:pPr>
+              <w:pStyle w:val="TableContents"/>
+              <w:bidi w:val="0"/>
+              <w:spacing w:lineRule="auto" w:line="271" w:before="0" w:after="140"/>
               <w:ind w:hanging="0" w:start="0" w:end="0"/>
               <w:jc w:val="start"/>
               <w:rPr>
@@ -3028,7 +3015,7 @@
             <w:pPr>
               <w:pStyle w:val="TableContents"/>
               <w:bidi w:val="0"/>
-              <w:spacing w:lineRule="auto" w:line="273" w:before="0" w:after="140"/>
+              <w:spacing w:lineRule="auto" w:line="271" w:before="0" w:after="140"/>
               <w:ind w:hanging="0" w:start="0" w:end="0"/>
               <w:jc w:val="start"/>
               <w:rPr>
@@ -3055,20 +3042,20 @@
         <w:trPr/>
         <w:tc>
           <w:tcPr>
-            <w:tcW w:w="1806" w:type="dxa"/>
-            <w:tcBorders>
-              <w:top w:val="single" w:sz="2" w:space="0" w:color="C4C7C5"/>
-              <w:start w:val="single" w:sz="2" w:space="0" w:color="C4C7C5"/>
-              <w:bottom w:val="single" w:sz="2" w:space="0" w:color="C4C7C5"/>
-              <w:end w:val="single" w:sz="2" w:space="0" w:color="C4C7C5"/>
-            </w:tcBorders>
-            <w:vAlign w:val="center"/>
-          </w:tcPr>
-          <w:p>
-            <w:pPr>
-              <w:pStyle w:val="TableContents"/>
-              <w:bidi w:val="0"/>
-              <w:spacing w:lineRule="auto" w:line="273" w:before="0" w:after="140"/>
+            <w:tcW w:w="1805" w:type="dxa"/>
+            <w:tcBorders>
+              <w:top w:val="single" w:sz="2" w:space="0" w:color="C4C7C5"/>
+              <w:start w:val="single" w:sz="2" w:space="0" w:color="C4C7C5"/>
+              <w:bottom w:val="single" w:sz="2" w:space="0" w:color="C4C7C5"/>
+              <w:end w:val="single" w:sz="2" w:space="0" w:color="C4C7C5"/>
+            </w:tcBorders>
+            <w:vAlign w:val="center"/>
+          </w:tcPr>
+          <w:p>
+            <w:pPr>
+              <w:pStyle w:val="TableContents"/>
+              <w:bidi w:val="0"/>
+              <w:spacing w:lineRule="auto" w:line="271" w:before="0" w:after="140"/>
               <w:ind w:hanging="0" w:start="0" w:end="0"/>
               <w:jc w:val="start"/>
               <w:rPr/>
@@ -3084,20 +3071,20 @@
         </w:tc>
         <w:tc>
           <w:tcPr>
-            <w:tcW w:w="1917" w:type="dxa"/>
-            <w:tcBorders>
-              <w:top w:val="single" w:sz="2" w:space="0" w:color="C4C7C5"/>
-              <w:start w:val="single" w:sz="2" w:space="0" w:color="C4C7C5"/>
-              <w:bottom w:val="single" w:sz="2" w:space="0" w:color="C4C7C5"/>
-              <w:end w:val="single" w:sz="2" w:space="0" w:color="C4C7C5"/>
-            </w:tcBorders>
-            <w:vAlign w:val="center"/>
-          </w:tcPr>
-          <w:p>
-            <w:pPr>
-              <w:pStyle w:val="TableContents"/>
-              <w:bidi w:val="0"/>
-              <w:spacing w:lineRule="auto" w:line="273" w:before="0" w:after="140"/>
+            <w:tcW w:w="1918" w:type="dxa"/>
+            <w:tcBorders>
+              <w:top w:val="single" w:sz="2" w:space="0" w:color="C4C7C5"/>
+              <w:start w:val="single" w:sz="2" w:space="0" w:color="C4C7C5"/>
+              <w:bottom w:val="single" w:sz="2" w:space="0" w:color="C4C7C5"/>
+              <w:end w:val="single" w:sz="2" w:space="0" w:color="C4C7C5"/>
+            </w:tcBorders>
+            <w:vAlign w:val="center"/>
+          </w:tcPr>
+          <w:p>
+            <w:pPr>
+              <w:pStyle w:val="TableContents"/>
+              <w:bidi w:val="0"/>
+              <w:spacing w:lineRule="auto" w:line="271" w:before="0" w:after="140"/>
               <w:ind w:hanging="0" w:start="0" w:end="0"/>
               <w:jc w:val="start"/>
               <w:rPr>
@@ -3127,7 +3114,7 @@
             <w:pPr>
               <w:pStyle w:val="TableContents"/>
               <w:bidi w:val="0"/>
-              <w:spacing w:lineRule="auto" w:line="273" w:before="0" w:after="140"/>
+              <w:spacing w:lineRule="auto" w:line="271" w:before="0" w:after="140"/>
               <w:ind w:hanging="0" w:start="0" w:end="0"/>
               <w:jc w:val="start"/>
               <w:rPr/>
@@ -3172,20 +3159,20 @@
         <w:trPr/>
         <w:tc>
           <w:tcPr>
-            <w:tcW w:w="1806" w:type="dxa"/>
-            <w:tcBorders>
-              <w:top w:val="single" w:sz="2" w:space="0" w:color="C4C7C5"/>
-              <w:start w:val="single" w:sz="2" w:space="0" w:color="C4C7C5"/>
-              <w:bottom w:val="single" w:sz="2" w:space="0" w:color="C4C7C5"/>
-              <w:end w:val="single" w:sz="2" w:space="0" w:color="C4C7C5"/>
-            </w:tcBorders>
-            <w:vAlign w:val="center"/>
-          </w:tcPr>
-          <w:p>
-            <w:pPr>
-              <w:pStyle w:val="TableContents"/>
-              <w:bidi w:val="0"/>
-              <w:spacing w:lineRule="auto" w:line="273" w:before="0" w:after="140"/>
+            <w:tcW w:w="1805" w:type="dxa"/>
+            <w:tcBorders>
+              <w:top w:val="single" w:sz="2" w:space="0" w:color="C4C7C5"/>
+              <w:start w:val="single" w:sz="2" w:space="0" w:color="C4C7C5"/>
+              <w:bottom w:val="single" w:sz="2" w:space="0" w:color="C4C7C5"/>
+              <w:end w:val="single" w:sz="2" w:space="0" w:color="C4C7C5"/>
+            </w:tcBorders>
+            <w:vAlign w:val="center"/>
+          </w:tcPr>
+          <w:p>
+            <w:pPr>
+              <w:pStyle w:val="TableContents"/>
+              <w:bidi w:val="0"/>
+              <w:spacing w:lineRule="auto" w:line="271" w:before="0" w:after="140"/>
               <w:ind w:hanging="0" w:start="0" w:end="0"/>
               <w:jc w:val="start"/>
               <w:rPr/>
@@ -3201,20 +3188,20 @@
         </w:tc>
         <w:tc>
           <w:tcPr>
-            <w:tcW w:w="1917" w:type="dxa"/>
-            <w:tcBorders>
-              <w:top w:val="single" w:sz="2" w:space="0" w:color="C4C7C5"/>
-              <w:start w:val="single" w:sz="2" w:space="0" w:color="C4C7C5"/>
-              <w:bottom w:val="single" w:sz="2" w:space="0" w:color="C4C7C5"/>
-              <w:end w:val="single" w:sz="2" w:space="0" w:color="C4C7C5"/>
-            </w:tcBorders>
-            <w:vAlign w:val="center"/>
-          </w:tcPr>
-          <w:p>
-            <w:pPr>
-              <w:pStyle w:val="TableContents"/>
-              <w:bidi w:val="0"/>
-              <w:spacing w:lineRule="auto" w:line="273" w:before="0" w:after="140"/>
+            <w:tcW w:w="1918" w:type="dxa"/>
+            <w:tcBorders>
+              <w:top w:val="single" w:sz="2" w:space="0" w:color="C4C7C5"/>
+              <w:start w:val="single" w:sz="2" w:space="0" w:color="C4C7C5"/>
+              <w:bottom w:val="single" w:sz="2" w:space="0" w:color="C4C7C5"/>
+              <w:end w:val="single" w:sz="2" w:space="0" w:color="C4C7C5"/>
+            </w:tcBorders>
+            <w:vAlign w:val="center"/>
+          </w:tcPr>
+          <w:p>
+            <w:pPr>
+              <w:pStyle w:val="TableContents"/>
+              <w:bidi w:val="0"/>
+              <w:spacing w:lineRule="auto" w:line="271" w:before="0" w:after="140"/>
               <w:ind w:hanging="0" w:start="0" w:end="0"/>
               <w:jc w:val="start"/>
               <w:rPr>
@@ -3244,7 +3231,7 @@
             <w:pPr>
               <w:pStyle w:val="TableContents"/>
               <w:bidi w:val="0"/>
-              <w:spacing w:lineRule="auto" w:line="273" w:before="0" w:after="140"/>
+              <w:spacing w:lineRule="auto" w:line="271" w:before="0" w:after="140"/>
               <w:ind w:hanging="0" w:start="0" w:end="0"/>
               <w:jc w:val="start"/>
               <w:rPr>
@@ -3264,20 +3251,20 @@
         <w:trPr/>
         <w:tc>
           <w:tcPr>
-            <w:tcW w:w="1806" w:type="dxa"/>
-            <w:tcBorders>
-              <w:top w:val="single" w:sz="2" w:space="0" w:color="C4C7C5"/>
-              <w:start w:val="single" w:sz="2" w:space="0" w:color="C4C7C5"/>
-              <w:bottom w:val="single" w:sz="2" w:space="0" w:color="C4C7C5"/>
-              <w:end w:val="single" w:sz="2" w:space="0" w:color="C4C7C5"/>
-            </w:tcBorders>
-            <w:vAlign w:val="center"/>
-          </w:tcPr>
-          <w:p>
-            <w:pPr>
-              <w:pStyle w:val="TableContents"/>
-              <w:bidi w:val="0"/>
-              <w:spacing w:lineRule="auto" w:line="273" w:before="0" w:after="140"/>
+            <w:tcW w:w="1805" w:type="dxa"/>
+            <w:tcBorders>
+              <w:top w:val="single" w:sz="2" w:space="0" w:color="C4C7C5"/>
+              <w:start w:val="single" w:sz="2" w:space="0" w:color="C4C7C5"/>
+              <w:bottom w:val="single" w:sz="2" w:space="0" w:color="C4C7C5"/>
+              <w:end w:val="single" w:sz="2" w:space="0" w:color="C4C7C5"/>
+            </w:tcBorders>
+            <w:vAlign w:val="center"/>
+          </w:tcPr>
+          <w:p>
+            <w:pPr>
+              <w:pStyle w:val="TableContents"/>
+              <w:bidi w:val="0"/>
+              <w:spacing w:lineRule="auto" w:line="271" w:before="0" w:after="140"/>
               <w:ind w:hanging="0" w:start="0" w:end="0"/>
               <w:jc w:val="start"/>
               <w:rPr/>
@@ -3293,20 +3280,20 @@
         </w:tc>
         <w:tc>
           <w:tcPr>
-            <w:tcW w:w="1917" w:type="dxa"/>
-            <w:tcBorders>
-              <w:top w:val="single" w:sz="2" w:space="0" w:color="C4C7C5"/>
-              <w:start w:val="single" w:sz="2" w:space="0" w:color="C4C7C5"/>
-              <w:bottom w:val="single" w:sz="2" w:space="0" w:color="C4C7C5"/>
-              <w:end w:val="single" w:sz="2" w:space="0" w:color="C4C7C5"/>
-            </w:tcBorders>
-            <w:vAlign w:val="center"/>
-          </w:tcPr>
-          <w:p>
-            <w:pPr>
-              <w:pStyle w:val="TableContents"/>
-              <w:bidi w:val="0"/>
-              <w:spacing w:lineRule="auto" w:line="273" w:before="0" w:after="140"/>
+            <w:tcW w:w="1918" w:type="dxa"/>
+            <w:tcBorders>
+              <w:top w:val="single" w:sz="2" w:space="0" w:color="C4C7C5"/>
+              <w:start w:val="single" w:sz="2" w:space="0" w:color="C4C7C5"/>
+              <w:bottom w:val="single" w:sz="2" w:space="0" w:color="C4C7C5"/>
+              <w:end w:val="single" w:sz="2" w:space="0" w:color="C4C7C5"/>
+            </w:tcBorders>
+            <w:vAlign w:val="center"/>
+          </w:tcPr>
+          <w:p>
+            <w:pPr>
+              <w:pStyle w:val="TableContents"/>
+              <w:bidi w:val="0"/>
+              <w:spacing w:lineRule="auto" w:line="271" w:before="0" w:after="140"/>
               <w:ind w:hanging="0" w:start="0" w:end="0"/>
               <w:jc w:val="start"/>
               <w:rPr>
@@ -3336,7 +3323,7 @@
             <w:pPr>
               <w:pStyle w:val="TableContents"/>
               <w:bidi w:val="0"/>
-              <w:spacing w:lineRule="auto" w:line="273" w:before="0" w:after="140"/>
+              <w:spacing w:lineRule="auto" w:line="271" w:before="0" w:after="140"/>
               <w:ind w:hanging="0" w:start="0" w:end="0"/>
               <w:jc w:val="start"/>
               <w:rPr>
@@ -3356,20 +3343,20 @@
         <w:trPr/>
         <w:tc>
           <w:tcPr>
-            <w:tcW w:w="1806" w:type="dxa"/>
-            <w:tcBorders>
-              <w:top w:val="single" w:sz="2" w:space="0" w:color="C4C7C5"/>
-              <w:start w:val="single" w:sz="2" w:space="0" w:color="C4C7C5"/>
-              <w:bottom w:val="single" w:sz="2" w:space="0" w:color="C4C7C5"/>
-              <w:end w:val="single" w:sz="2" w:space="0" w:color="C4C7C5"/>
-            </w:tcBorders>
-            <w:vAlign w:val="center"/>
-          </w:tcPr>
-          <w:p>
-            <w:pPr>
-              <w:pStyle w:val="TableContents"/>
-              <w:bidi w:val="0"/>
-              <w:spacing w:lineRule="auto" w:line="273" w:before="0" w:after="140"/>
+            <w:tcW w:w="1805" w:type="dxa"/>
+            <w:tcBorders>
+              <w:top w:val="single" w:sz="2" w:space="0" w:color="C4C7C5"/>
+              <w:start w:val="single" w:sz="2" w:space="0" w:color="C4C7C5"/>
+              <w:bottom w:val="single" w:sz="2" w:space="0" w:color="C4C7C5"/>
+              <w:end w:val="single" w:sz="2" w:space="0" w:color="C4C7C5"/>
+            </w:tcBorders>
+            <w:vAlign w:val="center"/>
+          </w:tcPr>
+          <w:p>
+            <w:pPr>
+              <w:pStyle w:val="TableContents"/>
+              <w:bidi w:val="0"/>
+              <w:spacing w:lineRule="auto" w:line="271" w:before="0" w:after="140"/>
               <w:ind w:hanging="0" w:start="0" w:end="0"/>
               <w:jc w:val="start"/>
               <w:rPr/>
@@ -3385,20 +3372,20 @@
         </w:tc>
         <w:tc>
           <w:tcPr>
-            <w:tcW w:w="1917" w:type="dxa"/>
-            <w:tcBorders>
-              <w:top w:val="single" w:sz="2" w:space="0" w:color="C4C7C5"/>
-              <w:start w:val="single" w:sz="2" w:space="0" w:color="C4C7C5"/>
-              <w:bottom w:val="single" w:sz="2" w:space="0" w:color="C4C7C5"/>
-              <w:end w:val="single" w:sz="2" w:space="0" w:color="C4C7C5"/>
-            </w:tcBorders>
-            <w:vAlign w:val="center"/>
-          </w:tcPr>
-          <w:p>
-            <w:pPr>
-              <w:pStyle w:val="TableContents"/>
-              <w:bidi w:val="0"/>
-              <w:spacing w:lineRule="auto" w:line="273" w:before="0" w:after="140"/>
+            <w:tcW w:w="1918" w:type="dxa"/>
+            <w:tcBorders>
+              <w:top w:val="single" w:sz="2" w:space="0" w:color="C4C7C5"/>
+              <w:start w:val="single" w:sz="2" w:space="0" w:color="C4C7C5"/>
+              <w:bottom w:val="single" w:sz="2" w:space="0" w:color="C4C7C5"/>
+              <w:end w:val="single" w:sz="2" w:space="0" w:color="C4C7C5"/>
+            </w:tcBorders>
+            <w:vAlign w:val="center"/>
+          </w:tcPr>
+          <w:p>
+            <w:pPr>
+              <w:pStyle w:val="TableContents"/>
+              <w:bidi w:val="0"/>
+              <w:spacing w:lineRule="auto" w:line="271" w:before="0" w:after="140"/>
               <w:ind w:hanging="0" w:start="0" w:end="0"/>
               <w:jc w:val="start"/>
               <w:rPr>
@@ -3428,7 +3415,7 @@
             <w:pPr>
               <w:pStyle w:val="TableContents"/>
               <w:bidi w:val="0"/>
-              <w:spacing w:lineRule="auto" w:line="273" w:before="0" w:after="140"/>
+              <w:spacing w:lineRule="auto" w:line="271" w:before="0" w:after="140"/>
               <w:ind w:hanging="0" w:start="0" w:end="0"/>
               <w:jc w:val="start"/>
               <w:rPr>
@@ -3449,7 +3436,7 @@
       <w:pPr>
         <w:pStyle w:val="Heading3"/>
         <w:bidi w:val="0"/>
-        <w:spacing w:lineRule="auto" w:line="273" w:before="0" w:after="120"/>
+        <w:spacing w:lineRule="auto" w:line="271" w:before="0" w:after="120"/>
         <w:ind w:hanging="0" w:start="0" w:end="0"/>
         <w:jc w:val="start"/>
         <w:rPr>
@@ -3458,14 +3445,16 @@
         </w:rPr>
       </w:pPr>
       <w:r>
-        <w:rPr/>
+        <w:rPr>
+          <w:rFonts w:ascii="Google Sans Text;sans-serif" w:hAnsi="Google Sans Text;sans-serif"/>
+        </w:rPr>
       </w:r>
     </w:p>
     <w:p>
       <w:pPr>
         <w:pStyle w:val="Heading3"/>
         <w:bidi w:val="0"/>
-        <w:spacing w:lineRule="auto" w:line="273" w:before="0" w:after="120"/>
+        <w:spacing w:lineRule="auto" w:line="271" w:before="0" w:after="120"/>
         <w:ind w:hanging="0" w:start="0" w:end="0"/>
         <w:jc w:val="start"/>
         <w:rPr/>
@@ -3515,7 +3504,7 @@
             <w:pPr>
               <w:pStyle w:val="TableContents"/>
               <w:bidi w:val="0"/>
-              <w:spacing w:lineRule="auto" w:line="273" w:before="0" w:after="0"/>
+              <w:spacing w:lineRule="auto" w:line="271" w:before="0" w:after="0"/>
               <w:ind w:hanging="0" w:start="0" w:end="0"/>
               <w:jc w:val="start"/>
               <w:rPr/>
@@ -3544,7 +3533,7 @@
             <w:pPr>
               <w:pStyle w:val="TableContents"/>
               <w:bidi w:val="0"/>
-              <w:spacing w:lineRule="auto" w:line="273" w:before="0" w:after="0"/>
+              <w:spacing w:lineRule="auto" w:line="271" w:before="0" w:after="0"/>
               <w:ind w:hanging="0" w:start="0" w:end="0"/>
               <w:jc w:val="start"/>
               <w:rPr/>
@@ -3573,7 +3562,7 @@
             <w:pPr>
               <w:pStyle w:val="TableContents"/>
               <w:bidi w:val="0"/>
-              <w:spacing w:lineRule="auto" w:line="273" w:before="0" w:after="0"/>
+              <w:spacing w:lineRule="auto" w:line="271" w:before="0" w:after="0"/>
               <w:ind w:hanging="0" w:start="0" w:end="0"/>
               <w:jc w:val="start"/>
               <w:rPr/>
@@ -3605,7 +3594,7 @@
             <w:pPr>
               <w:pStyle w:val="TableContents"/>
               <w:bidi w:val="0"/>
-              <w:spacing w:lineRule="auto" w:line="273" w:before="0" w:after="140"/>
+              <w:spacing w:lineRule="auto" w:line="271" w:before="0" w:after="140"/>
               <w:ind w:hanging="0" w:start="0" w:end="0"/>
               <w:jc w:val="start"/>
               <w:rPr/>
@@ -3634,7 +3623,7 @@
             <w:pPr>
               <w:pStyle w:val="TableContents"/>
               <w:bidi w:val="0"/>
-              <w:spacing w:lineRule="auto" w:line="273" w:before="0" w:after="140"/>
+              <w:spacing w:lineRule="auto" w:line="271" w:before="0" w:after="140"/>
               <w:ind w:hanging="0" w:start="0" w:end="0"/>
               <w:jc w:val="start"/>
               <w:rPr>
@@ -3664,7 +3653,7 @@
             <w:pPr>
               <w:pStyle w:val="TableContents"/>
               <w:bidi w:val="0"/>
-              <w:spacing w:lineRule="auto" w:line="273" w:before="0" w:after="140"/>
+              <w:spacing w:lineRule="auto" w:line="271" w:before="0" w:after="140"/>
               <w:ind w:hanging="0" w:start="0" w:end="0"/>
               <w:jc w:val="start"/>
               <w:rPr>
@@ -3697,7 +3686,7 @@
             <w:pPr>
               <w:pStyle w:val="TableContents"/>
               <w:bidi w:val="0"/>
-              <w:spacing w:lineRule="auto" w:line="273" w:before="0" w:after="140"/>
+              <w:spacing w:lineRule="auto" w:line="271" w:before="0" w:after="140"/>
               <w:ind w:hanging="0" w:start="0" w:end="0"/>
               <w:jc w:val="start"/>
               <w:rPr/>
@@ -3726,7 +3715,7 @@
             <w:pPr>
               <w:pStyle w:val="TableContents"/>
               <w:bidi w:val="0"/>
-              <w:spacing w:lineRule="auto" w:line="273" w:before="0" w:after="140"/>
+              <w:spacing w:lineRule="auto" w:line="271" w:before="0" w:after="140"/>
               <w:ind w:hanging="0" w:start="0" w:end="0"/>
               <w:jc w:val="start"/>
               <w:rPr>
@@ -3756,7 +3745,7 @@
             <w:pPr>
               <w:pStyle w:val="TableContents"/>
               <w:bidi w:val="0"/>
-              <w:spacing w:lineRule="auto" w:line="273" w:before="0" w:after="140"/>
+              <w:spacing w:lineRule="auto" w:line="271" w:before="0" w:after="140"/>
               <w:ind w:hanging="0" w:start="0" w:end="0"/>
               <w:jc w:val="start"/>
               <w:rPr/>
@@ -3794,7 +3783,7 @@
             <w:pPr>
               <w:pStyle w:val="TableContents"/>
               <w:bidi w:val="0"/>
-              <w:spacing w:lineRule="auto" w:line="273" w:before="0" w:after="140"/>
+              <w:spacing w:lineRule="auto" w:line="271" w:before="0" w:after="140"/>
               <w:ind w:hanging="0" w:start="0" w:end="0"/>
               <w:jc w:val="start"/>
               <w:rPr/>
@@ -3823,7 +3812,7 @@
             <w:pPr>
               <w:pStyle w:val="TableContents"/>
               <w:bidi w:val="0"/>
-              <w:spacing w:lineRule="auto" w:line="273" w:before="0" w:after="140"/>
+              <w:spacing w:lineRule="auto" w:line="271" w:before="0" w:after="140"/>
               <w:ind w:hanging="0" w:start="0" w:end="0"/>
               <w:jc w:val="start"/>
               <w:rPr>
@@ -3853,7 +3842,7 @@
             <w:pPr>
               <w:pStyle w:val="TableContents"/>
               <w:bidi w:val="0"/>
-              <w:spacing w:lineRule="auto" w:line="273" w:before="0" w:after="140"/>
+              <w:spacing w:lineRule="auto" w:line="271" w:before="0" w:after="140"/>
               <w:ind w:hanging="0" w:start="0" w:end="0"/>
               <w:jc w:val="start"/>
               <w:rPr/>
@@ -3891,7 +3880,7 @@
             <w:pPr>
               <w:pStyle w:val="TableContents"/>
               <w:bidi w:val="0"/>
-              <w:spacing w:lineRule="auto" w:line="273" w:before="0" w:after="140"/>
+              <w:spacing w:lineRule="auto" w:line="271" w:before="0" w:after="140"/>
               <w:ind w:hanging="0" w:start="0" w:end="0"/>
               <w:jc w:val="start"/>
               <w:rPr/>
@@ -3920,7 +3909,7 @@
             <w:pPr>
               <w:pStyle w:val="TableContents"/>
               <w:bidi w:val="0"/>
-              <w:spacing w:lineRule="auto" w:line="273" w:before="0" w:after="140"/>
+              <w:spacing w:lineRule="auto" w:line="271" w:before="0" w:after="140"/>
               <w:ind w:hanging="0" w:start="0" w:end="0"/>
               <w:jc w:val="start"/>
               <w:rPr>
@@ -3950,7 +3939,7 @@
             <w:pPr>
               <w:pStyle w:val="TableContents"/>
               <w:bidi w:val="0"/>
-              <w:spacing w:lineRule="auto" w:line="273" w:before="0" w:after="140"/>
+              <w:spacing w:lineRule="auto" w:line="271" w:before="0" w:after="140"/>
               <w:ind w:hanging="0" w:start="0" w:end="0"/>
               <w:jc w:val="start"/>
               <w:rPr/>
@@ -4007,7 +3996,7 @@
             <w:pPr>
               <w:pStyle w:val="TableContents"/>
               <w:bidi w:val="0"/>
-              <w:spacing w:lineRule="auto" w:line="273" w:before="0" w:after="140"/>
+              <w:spacing w:lineRule="auto" w:line="271" w:before="0" w:after="140"/>
               <w:ind w:hanging="0" w:start="0" w:end="0"/>
               <w:jc w:val="start"/>
               <w:rPr/>
@@ -4036,7 +4025,7 @@
             <w:pPr>
               <w:pStyle w:val="TableContents"/>
               <w:bidi w:val="0"/>
-              <w:spacing w:lineRule="auto" w:line="273" w:before="0" w:after="140"/>
+              <w:spacing w:lineRule="auto" w:line="271" w:before="0" w:after="140"/>
               <w:ind w:hanging="0" w:start="0" w:end="0"/>
               <w:jc w:val="start"/>
               <w:rPr>
@@ -4066,7 +4055,7 @@
             <w:pPr>
               <w:pStyle w:val="TableContents"/>
               <w:bidi w:val="0"/>
-              <w:spacing w:lineRule="auto" w:line="273" w:before="0" w:after="140"/>
+              <w:spacing w:lineRule="auto" w:line="271" w:before="0" w:after="140"/>
               <w:ind w:hanging="0" w:start="0" w:end="0"/>
               <w:jc w:val="start"/>
               <w:rPr/>
@@ -4111,7 +4100,7 @@
             <w:pPr>
               <w:pStyle w:val="TableContents"/>
               <w:bidi w:val="0"/>
-              <w:spacing w:lineRule="auto" w:line="273" w:before="0" w:after="140"/>
+              <w:spacing w:lineRule="auto" w:line="271" w:before="0" w:after="140"/>
               <w:ind w:hanging="0" w:start="0" w:end="0"/>
               <w:jc w:val="start"/>
               <w:rPr/>
@@ -4140,7 +4129,7 @@
             <w:pPr>
               <w:pStyle w:val="TableContents"/>
               <w:bidi w:val="0"/>
-              <w:spacing w:lineRule="auto" w:line="273" w:before="0" w:after="140"/>
+              <w:spacing w:lineRule="auto" w:line="271" w:before="0" w:after="140"/>
               <w:ind w:hanging="0" w:start="0" w:end="0"/>
               <w:jc w:val="start"/>
               <w:rPr>
@@ -4170,7 +4159,7 @@
             <w:pPr>
               <w:pStyle w:val="TableContents"/>
               <w:bidi w:val="0"/>
-              <w:spacing w:lineRule="auto" w:line="273" w:before="0" w:after="140"/>
+              <w:spacing w:lineRule="auto" w:line="271" w:before="0" w:after="140"/>
               <w:ind w:hanging="0" w:start="0" w:end="0"/>
               <w:jc w:val="start"/>
               <w:rPr>
@@ -4190,8 +4179,12 @@
     <w:p>
       <w:pPr>
         <w:pStyle w:val="Heading2"/>
-        <w:bidi w:val="0"/>
-        <w:spacing w:lineRule="auto" w:line="273" w:before="0" w:after="140"/>
+        <w:numPr>
+          <w:ilvl w:val="1"/>
+          <w:numId w:val="1"/>
+        </w:numPr>
+        <w:bidi w:val="0"/>
+        <w:spacing w:lineRule="auto" w:line="271" w:before="0" w:after="140"/>
         <w:ind w:hanging="0" w:start="0" w:end="0"/>
         <w:jc w:val="start"/>
         <w:rPr>
@@ -4207,8 +4200,12 @@
     <w:p>
       <w:pPr>
         <w:pStyle w:val="Heading2"/>
-        <w:bidi w:val="0"/>
-        <w:spacing w:lineRule="auto" w:line="273" w:before="0" w:after="140"/>
+        <w:numPr>
+          <w:ilvl w:val="1"/>
+          <w:numId w:val="1"/>
+        </w:numPr>
+        <w:bidi w:val="0"/>
+        <w:spacing w:lineRule="auto" w:line="271" w:before="0" w:after="140"/>
         <w:ind w:hanging="0" w:start="0" w:end="0"/>
         <w:jc w:val="start"/>
         <w:rPr>
@@ -4226,7 +4223,7 @@
       <w:pPr>
         <w:pStyle w:val="Heading3"/>
         <w:bidi w:val="0"/>
-        <w:spacing w:lineRule="auto" w:line="273" w:before="0" w:after="140"/>
+        <w:spacing w:lineRule="auto" w:line="271" w:before="0" w:after="140"/>
         <w:ind w:hanging="0" w:start="0" w:end="0"/>
         <w:jc w:val="start"/>
         <w:rPr>
@@ -4247,13 +4244,12 @@
           <w:ilvl w:val="0"/>
           <w:numId w:val="5"/>
         </w:numPr>
-        <w:pBdr/>
         <w:tabs>
           <w:tab w:val="clear" w:pos="709"/>
           <w:tab w:val="left" w:pos="0" w:leader="none"/>
         </w:tabs>
         <w:bidi w:val="0"/>
-        <w:spacing w:lineRule="auto" w:line="273" w:before="0" w:after="140"/>
+        <w:spacing w:lineRule="auto" w:line="271" w:before="0" w:after="140"/>
         <w:ind w:hanging="283" w:start="0" w:end="0"/>
         <w:jc w:val="start"/>
         <w:rPr/>
@@ -4279,13 +4275,12 @@
           <w:ilvl w:val="0"/>
           <w:numId w:val="5"/>
         </w:numPr>
-        <w:pBdr/>
         <w:tabs>
           <w:tab w:val="clear" w:pos="709"/>
           <w:tab w:val="left" w:pos="0" w:leader="none"/>
         </w:tabs>
         <w:bidi w:val="0"/>
-        <w:spacing w:lineRule="auto" w:line="273" w:before="0" w:after="140"/>
+        <w:spacing w:lineRule="auto" w:line="271" w:before="0" w:after="140"/>
         <w:ind w:hanging="283" w:start="0" w:end="0"/>
         <w:jc w:val="start"/>
         <w:rPr/>
@@ -4311,13 +4306,12 @@
           <w:ilvl w:val="0"/>
           <w:numId w:val="5"/>
         </w:numPr>
-        <w:pBdr/>
         <w:tabs>
           <w:tab w:val="clear" w:pos="709"/>
           <w:tab w:val="left" w:pos="0" w:leader="none"/>
         </w:tabs>
         <w:bidi w:val="0"/>
-        <w:spacing w:lineRule="auto" w:line="273" w:before="0" w:after="140"/>
+        <w:spacing w:lineRule="auto" w:line="271" w:before="0" w:after="140"/>
         <w:ind w:hanging="283" w:start="0" w:end="0"/>
         <w:jc w:val="start"/>
         <w:rPr/>
@@ -4343,13 +4337,12 @@
           <w:ilvl w:val="0"/>
           <w:numId w:val="5"/>
         </w:numPr>
-        <w:pBdr/>
         <w:tabs>
           <w:tab w:val="clear" w:pos="709"/>
           <w:tab w:val="left" w:pos="0" w:leader="none"/>
         </w:tabs>
         <w:bidi w:val="0"/>
-        <w:spacing w:lineRule="auto" w:line="273" w:before="0" w:after="140"/>
+        <w:spacing w:lineRule="auto" w:line="271" w:before="0" w:after="140"/>
         <w:ind w:hanging="283" w:start="0" w:end="0"/>
         <w:jc w:val="start"/>
         <w:rPr/>
@@ -4372,7 +4365,7 @@
       <w:pPr>
         <w:pStyle w:val="Heading3"/>
         <w:bidi w:val="0"/>
-        <w:spacing w:lineRule="auto" w:line="273" w:before="0" w:after="140"/>
+        <w:spacing w:lineRule="auto" w:line="271" w:before="0" w:after="140"/>
         <w:ind w:hanging="0" w:start="0" w:end="0"/>
         <w:jc w:val="start"/>
         <w:rPr>
@@ -4389,7 +4382,7 @@
       <w:pPr>
         <w:pStyle w:val="Heading3"/>
         <w:bidi w:val="0"/>
-        <w:spacing w:lineRule="auto" w:line="273" w:before="0" w:after="140"/>
+        <w:spacing w:lineRule="auto" w:line="271" w:before="0" w:after="140"/>
         <w:ind w:hanging="0" w:start="0" w:end="0"/>
         <w:jc w:val="start"/>
         <w:rPr>
@@ -4410,13 +4403,12 @@
           <w:ilvl w:val="0"/>
           <w:numId w:val="6"/>
         </w:numPr>
-        <w:pBdr/>
         <w:tabs>
           <w:tab w:val="clear" w:pos="709"/>
           <w:tab w:val="left" w:pos="0" w:leader="none"/>
         </w:tabs>
         <w:bidi w:val="0"/>
-        <w:spacing w:lineRule="auto" w:line="273" w:before="0" w:after="140"/>
+        <w:spacing w:lineRule="auto" w:line="271" w:before="0" w:after="140"/>
         <w:ind w:hanging="283" w:start="0" w:end="0"/>
         <w:jc w:val="start"/>
         <w:rPr/>
@@ -4494,13 +4486,12 @@
           <w:ilvl w:val="0"/>
           <w:numId w:val="6"/>
         </w:numPr>
-        <w:pBdr/>
         <w:tabs>
           <w:tab w:val="clear" w:pos="709"/>
           <w:tab w:val="left" w:pos="0" w:leader="none"/>
         </w:tabs>
         <w:bidi w:val="0"/>
-        <w:spacing w:lineRule="auto" w:line="273" w:before="0" w:after="140"/>
+        <w:spacing w:lineRule="auto" w:line="271" w:before="0" w:after="140"/>
         <w:ind w:hanging="283" w:start="0" w:end="0"/>
         <w:jc w:val="start"/>
         <w:rPr/>
@@ -4526,13 +4517,12 @@
           <w:ilvl w:val="0"/>
           <w:numId w:val="6"/>
         </w:numPr>
-        <w:pBdr/>
         <w:tabs>
           <w:tab w:val="clear" w:pos="709"/>
           <w:tab w:val="left" w:pos="0" w:leader="none"/>
         </w:tabs>
         <w:bidi w:val="0"/>
-        <w:spacing w:lineRule="auto" w:line="273" w:before="0" w:after="140"/>
+        <w:spacing w:lineRule="auto" w:line="271" w:before="0" w:after="140"/>
         <w:ind w:hanging="283" w:start="0" w:end="0"/>
         <w:jc w:val="start"/>
         <w:rPr/>
@@ -4558,13 +4548,12 @@
           <w:ilvl w:val="0"/>
           <w:numId w:val="6"/>
         </w:numPr>
-        <w:pBdr/>
         <w:tabs>
           <w:tab w:val="clear" w:pos="709"/>
           <w:tab w:val="left" w:pos="0" w:leader="none"/>
         </w:tabs>
         <w:bidi w:val="0"/>
-        <w:spacing w:lineRule="auto" w:line="273" w:before="0" w:after="140"/>
+        <w:spacing w:lineRule="auto" w:line="271" w:before="0" w:after="140"/>
         <w:ind w:hanging="283" w:start="0" w:end="0"/>
         <w:jc w:val="start"/>
         <w:rPr/>
@@ -4590,13 +4579,12 @@
           <w:ilvl w:val="0"/>
           <w:numId w:val="6"/>
         </w:numPr>
-        <w:pBdr/>
         <w:tabs>
           <w:tab w:val="clear" w:pos="709"/>
           <w:tab w:val="left" w:pos="0" w:leader="none"/>
         </w:tabs>
         <w:bidi w:val="0"/>
-        <w:spacing w:lineRule="auto" w:line="273" w:before="0" w:after="140"/>
+        <w:spacing w:lineRule="auto" w:line="271" w:before="0" w:after="140"/>
         <w:ind w:hanging="283" w:start="0" w:end="0"/>
         <w:jc w:val="start"/>
         <w:rPr/>
@@ -4622,13 +4610,12 @@
           <w:ilvl w:val="0"/>
           <w:numId w:val="6"/>
         </w:numPr>
-        <w:pBdr/>
         <w:tabs>
           <w:tab w:val="clear" w:pos="709"/>
           <w:tab w:val="left" w:pos="0" w:leader="none"/>
         </w:tabs>
         <w:bidi w:val="0"/>
-        <w:spacing w:lineRule="auto" w:line="273" w:before="0" w:after="140"/>
+        <w:spacing w:lineRule="auto" w:line="271" w:before="0" w:after="140"/>
         <w:ind w:hanging="283" w:start="0" w:end="0"/>
         <w:jc w:val="start"/>
         <w:rPr/>
@@ -4690,7 +4677,7 @@
       <w:pPr>
         <w:pStyle w:val="Heading3"/>
         <w:bidi w:val="0"/>
-        <w:spacing w:lineRule="auto" w:line="273" w:before="0" w:after="140"/>
+        <w:spacing w:lineRule="auto" w:line="271" w:before="0" w:after="140"/>
         <w:ind w:hanging="0" w:start="0" w:end="0"/>
         <w:jc w:val="start"/>
         <w:rPr>
@@ -4707,7 +4694,7 @@
       <w:pPr>
         <w:pStyle w:val="Heading3"/>
         <w:bidi w:val="0"/>
-        <w:spacing w:lineRule="auto" w:line="273" w:before="0" w:after="140"/>
+        <w:spacing w:lineRule="auto" w:line="271" w:before="0" w:after="140"/>
         <w:ind w:hanging="0" w:start="0" w:end="0"/>
         <w:jc w:val="start"/>
         <w:rPr>
@@ -4728,13 +4715,12 @@
           <w:ilvl w:val="0"/>
           <w:numId w:val="7"/>
         </w:numPr>
-        <w:pBdr/>
         <w:tabs>
           <w:tab w:val="clear" w:pos="709"/>
           <w:tab w:val="left" w:pos="0" w:leader="none"/>
         </w:tabs>
         <w:bidi w:val="0"/>
-        <w:spacing w:lineRule="auto" w:line="273" w:before="0" w:after="140"/>
+        <w:spacing w:lineRule="auto" w:line="271" w:before="0" w:after="140"/>
         <w:ind w:hanging="283" w:start="0" w:end="0"/>
         <w:jc w:val="start"/>
         <w:rPr/>
@@ -4760,13 +4746,12 @@
           <w:ilvl w:val="0"/>
           <w:numId w:val="7"/>
         </w:numPr>
-        <w:pBdr/>
         <w:tabs>
           <w:tab w:val="clear" w:pos="709"/>
           <w:tab w:val="left" w:pos="0" w:leader="none"/>
         </w:tabs>
         <w:bidi w:val="0"/>
-        <w:spacing w:lineRule="auto" w:line="273" w:before="0" w:after="140"/>
+        <w:spacing w:lineRule="auto" w:line="271" w:before="0" w:after="140"/>
         <w:ind w:hanging="283" w:start="0" w:end="0"/>
         <w:jc w:val="start"/>
         <w:rPr/>
@@ -4792,13 +4777,12 @@
           <w:ilvl w:val="0"/>
           <w:numId w:val="7"/>
         </w:numPr>
-        <w:pBdr/>
         <w:tabs>
           <w:tab w:val="clear" w:pos="709"/>
           <w:tab w:val="left" w:pos="0" w:leader="none"/>
         </w:tabs>
         <w:bidi w:val="0"/>
-        <w:spacing w:lineRule="auto" w:line="273" w:before="0" w:after="140"/>
+        <w:spacing w:lineRule="auto" w:line="271" w:before="0" w:after="140"/>
         <w:ind w:hanging="283" w:start="0" w:end="0"/>
         <w:jc w:val="start"/>
         <w:rPr/>
@@ -4824,13 +4808,12 @@
           <w:ilvl w:val="0"/>
           <w:numId w:val="7"/>
         </w:numPr>
-        <w:pBdr/>
         <w:tabs>
           <w:tab w:val="clear" w:pos="709"/>
           <w:tab w:val="left" w:pos="0" w:leader="none"/>
         </w:tabs>
         <w:bidi w:val="0"/>
-        <w:spacing w:lineRule="auto" w:line="273" w:before="0" w:after="140"/>
+        <w:spacing w:lineRule="auto" w:line="271" w:before="0" w:after="140"/>
         <w:ind w:hanging="283" w:start="0" w:end="0"/>
         <w:jc w:val="start"/>
         <w:rPr/>
@@ -4857,7 +4840,7 @@
           <w:numId w:val="0"/>
         </w:numPr>
         <w:bidi w:val="0"/>
-        <w:spacing w:lineRule="auto" w:line="273" w:before="0" w:after="140"/>
+        <w:spacing w:lineRule="auto" w:line="271" w:before="0" w:after="140"/>
         <w:ind w:hanging="0" w:start="0" w:end="0"/>
         <w:jc w:val="start"/>
         <w:rPr>
@@ -4873,8 +4856,12 @@
     <w:p>
       <w:pPr>
         <w:pStyle w:val="Heading2"/>
-        <w:bidi w:val="0"/>
-        <w:spacing w:lineRule="auto" w:line="273" w:before="0" w:after="140"/>
+        <w:numPr>
+          <w:ilvl w:val="1"/>
+          <w:numId w:val="1"/>
+        </w:numPr>
+        <w:bidi w:val="0"/>
+        <w:spacing w:lineRule="auto" w:line="271" w:before="0" w:after="140"/>
         <w:ind w:hanging="0" w:start="0" w:end="0"/>
         <w:jc w:val="start"/>
         <w:rPr>
@@ -4903,8 +4890,8 @@
       </w:tblPr>
       <w:tblGrid>
         <w:gridCol w:w="2439"/>
-        <w:gridCol w:w="2928"/>
-        <w:gridCol w:w="4605"/>
+        <w:gridCol w:w="2927"/>
+        <w:gridCol w:w="4606"/>
       </w:tblGrid>
       <w:tr>
         <w:trPr>
@@ -4925,7 +4912,7 @@
             <w:pPr>
               <w:pStyle w:val="TableContents"/>
               <w:bidi w:val="0"/>
-              <w:spacing w:lineRule="auto" w:line="273" w:before="0" w:after="0"/>
+              <w:spacing w:lineRule="auto" w:line="271" w:before="0" w:after="0"/>
               <w:ind w:hanging="0" w:start="0" w:end="0"/>
               <w:jc w:val="start"/>
               <w:rPr/>
@@ -4941,20 +4928,20 @@
         </w:tc>
         <w:tc>
           <w:tcPr>
-            <w:tcW w:w="2928" w:type="dxa"/>
-            <w:tcBorders>
-              <w:top w:val="single" w:sz="2" w:space="0" w:color="C4C7C5"/>
-              <w:start w:val="single" w:sz="2" w:space="0" w:color="C4C7C5"/>
-              <w:bottom w:val="single" w:sz="2" w:space="0" w:color="C4C7C5"/>
-              <w:end w:val="single" w:sz="2" w:space="0" w:color="C4C7C5"/>
-            </w:tcBorders>
-            <w:vAlign w:val="center"/>
-          </w:tcPr>
-          <w:p>
-            <w:pPr>
-              <w:pStyle w:val="TableContents"/>
-              <w:bidi w:val="0"/>
-              <w:spacing w:lineRule="auto" w:line="273" w:before="0" w:after="0"/>
+            <w:tcW w:w="2927" w:type="dxa"/>
+            <w:tcBorders>
+              <w:top w:val="single" w:sz="2" w:space="0" w:color="C4C7C5"/>
+              <w:start w:val="single" w:sz="2" w:space="0" w:color="C4C7C5"/>
+              <w:bottom w:val="single" w:sz="2" w:space="0" w:color="C4C7C5"/>
+              <w:end w:val="single" w:sz="2" w:space="0" w:color="C4C7C5"/>
+            </w:tcBorders>
+            <w:vAlign w:val="center"/>
+          </w:tcPr>
+          <w:p>
+            <w:pPr>
+              <w:pStyle w:val="TableContents"/>
+              <w:bidi w:val="0"/>
+              <w:spacing w:lineRule="auto" w:line="271" w:before="0" w:after="0"/>
               <w:ind w:hanging="0" w:start="0" w:end="0"/>
               <w:jc w:val="start"/>
               <w:rPr/>
@@ -4970,20 +4957,20 @@
         </w:tc>
         <w:tc>
           <w:tcPr>
-            <w:tcW w:w="4605" w:type="dxa"/>
-            <w:tcBorders>
-              <w:top w:val="single" w:sz="2" w:space="0" w:color="C4C7C5"/>
-              <w:start w:val="single" w:sz="2" w:space="0" w:color="C4C7C5"/>
-              <w:bottom w:val="single" w:sz="2" w:space="0" w:color="C4C7C5"/>
-              <w:end w:val="single" w:sz="2" w:space="0" w:color="C4C7C5"/>
-            </w:tcBorders>
-            <w:vAlign w:val="center"/>
-          </w:tcPr>
-          <w:p>
-            <w:pPr>
-              <w:pStyle w:val="TableContents"/>
-              <w:bidi w:val="0"/>
-              <w:spacing w:lineRule="auto" w:line="273" w:before="0" w:after="0"/>
+            <w:tcW w:w="4606" w:type="dxa"/>
+            <w:tcBorders>
+              <w:top w:val="single" w:sz="2" w:space="0" w:color="C4C7C5"/>
+              <w:start w:val="single" w:sz="2" w:space="0" w:color="C4C7C5"/>
+              <w:bottom w:val="single" w:sz="2" w:space="0" w:color="C4C7C5"/>
+              <w:end w:val="single" w:sz="2" w:space="0" w:color="C4C7C5"/>
+            </w:tcBorders>
+            <w:vAlign w:val="center"/>
+          </w:tcPr>
+          <w:p>
+            <w:pPr>
+              <w:pStyle w:val="TableContents"/>
+              <w:bidi w:val="0"/>
+              <w:spacing w:lineRule="auto" w:line="271" w:before="0" w:after="0"/>
               <w:ind w:hanging="0" w:start="0" w:end="0"/>
               <w:jc w:val="start"/>
               <w:rPr/>
@@ -5015,7 +5002,7 @@
             <w:pPr>
               <w:pStyle w:val="TableContents"/>
               <w:bidi w:val="0"/>
-              <w:spacing w:lineRule="auto" w:line="273" w:before="0" w:after="140"/>
+              <w:spacing w:lineRule="auto" w:line="271" w:before="0" w:after="140"/>
               <w:ind w:hanging="0" w:start="0" w:end="0"/>
               <w:jc w:val="start"/>
               <w:rPr>
@@ -5034,20 +5021,20 @@
         </w:tc>
         <w:tc>
           <w:tcPr>
-            <w:tcW w:w="2928" w:type="dxa"/>
-            <w:tcBorders>
-              <w:top w:val="single" w:sz="2" w:space="0" w:color="C4C7C5"/>
-              <w:start w:val="single" w:sz="2" w:space="0" w:color="C4C7C5"/>
-              <w:bottom w:val="single" w:sz="2" w:space="0" w:color="C4C7C5"/>
-              <w:end w:val="single" w:sz="2" w:space="0" w:color="C4C7C5"/>
-            </w:tcBorders>
-            <w:vAlign w:val="center"/>
-          </w:tcPr>
-          <w:p>
-            <w:pPr>
-              <w:pStyle w:val="TableContents"/>
-              <w:bidi w:val="0"/>
-              <w:spacing w:lineRule="auto" w:line="273" w:before="0" w:after="140"/>
+            <w:tcW w:w="2927" w:type="dxa"/>
+            <w:tcBorders>
+              <w:top w:val="single" w:sz="2" w:space="0" w:color="C4C7C5"/>
+              <w:start w:val="single" w:sz="2" w:space="0" w:color="C4C7C5"/>
+              <w:bottom w:val="single" w:sz="2" w:space="0" w:color="C4C7C5"/>
+              <w:end w:val="single" w:sz="2" w:space="0" w:color="C4C7C5"/>
+            </w:tcBorders>
+            <w:vAlign w:val="center"/>
+          </w:tcPr>
+          <w:p>
+            <w:pPr>
+              <w:pStyle w:val="TableContents"/>
+              <w:bidi w:val="0"/>
+              <w:spacing w:lineRule="auto" w:line="271" w:before="0" w:after="140"/>
               <w:ind w:hanging="0" w:start="0" w:end="0"/>
               <w:jc w:val="start"/>
               <w:rPr>
@@ -5064,20 +5051,20 @@
         </w:tc>
         <w:tc>
           <w:tcPr>
-            <w:tcW w:w="4605" w:type="dxa"/>
-            <w:tcBorders>
-              <w:top w:val="single" w:sz="2" w:space="0" w:color="C4C7C5"/>
-              <w:start w:val="single" w:sz="2" w:space="0" w:color="C4C7C5"/>
-              <w:bottom w:val="single" w:sz="2" w:space="0" w:color="C4C7C5"/>
-              <w:end w:val="single" w:sz="2" w:space="0" w:color="C4C7C5"/>
-            </w:tcBorders>
-            <w:vAlign w:val="center"/>
-          </w:tcPr>
-          <w:p>
-            <w:pPr>
-              <w:pStyle w:val="TableContents"/>
-              <w:bidi w:val="0"/>
-              <w:spacing w:lineRule="auto" w:line="273" w:before="0" w:after="140"/>
+            <w:tcW w:w="4606" w:type="dxa"/>
+            <w:tcBorders>
+              <w:top w:val="single" w:sz="2" w:space="0" w:color="C4C7C5"/>
+              <w:start w:val="single" w:sz="2" w:space="0" w:color="C4C7C5"/>
+              <w:bottom w:val="single" w:sz="2" w:space="0" w:color="C4C7C5"/>
+              <w:end w:val="single" w:sz="2" w:space="0" w:color="C4C7C5"/>
+            </w:tcBorders>
+            <w:vAlign w:val="center"/>
+          </w:tcPr>
+          <w:p>
+            <w:pPr>
+              <w:pStyle w:val="TableContents"/>
+              <w:bidi w:val="0"/>
+              <w:spacing w:lineRule="auto" w:line="271" w:before="0" w:after="140"/>
               <w:ind w:hanging="0" w:start="0" w:end="0"/>
               <w:jc w:val="start"/>
               <w:rPr>
@@ -5123,7 +5110,7 @@
             <w:pPr>
               <w:pStyle w:val="TableContents"/>
               <w:bidi w:val="0"/>
-              <w:spacing w:lineRule="auto" w:line="273" w:before="0" w:after="140"/>
+              <w:spacing w:lineRule="auto" w:line="271" w:before="0" w:after="140"/>
               <w:ind w:hanging="0" w:start="0" w:end="0"/>
               <w:jc w:val="start"/>
               <w:rPr>
@@ -5142,20 +5129,20 @@
         </w:tc>
         <w:tc>
           <w:tcPr>
-            <w:tcW w:w="2928" w:type="dxa"/>
-            <w:tcBorders>
-              <w:top w:val="single" w:sz="2" w:space="0" w:color="C4C7C5"/>
-              <w:start w:val="single" w:sz="2" w:space="0" w:color="C4C7C5"/>
-              <w:bottom w:val="single" w:sz="2" w:space="0" w:color="C4C7C5"/>
-              <w:end w:val="single" w:sz="2" w:space="0" w:color="C4C7C5"/>
-            </w:tcBorders>
-            <w:vAlign w:val="center"/>
-          </w:tcPr>
-          <w:p>
-            <w:pPr>
-              <w:pStyle w:val="TableContents"/>
-              <w:bidi w:val="0"/>
-              <w:spacing w:lineRule="auto" w:line="273" w:before="0" w:after="140"/>
+            <w:tcW w:w="2927" w:type="dxa"/>
+            <w:tcBorders>
+              <w:top w:val="single" w:sz="2" w:space="0" w:color="C4C7C5"/>
+              <w:start w:val="single" w:sz="2" w:space="0" w:color="C4C7C5"/>
+              <w:bottom w:val="single" w:sz="2" w:space="0" w:color="C4C7C5"/>
+              <w:end w:val="single" w:sz="2" w:space="0" w:color="C4C7C5"/>
+            </w:tcBorders>
+            <w:vAlign w:val="center"/>
+          </w:tcPr>
+          <w:p>
+            <w:pPr>
+              <w:pStyle w:val="TableContents"/>
+              <w:bidi w:val="0"/>
+              <w:spacing w:lineRule="auto" w:line="271" w:before="0" w:after="140"/>
               <w:ind w:hanging="0" w:start="0" w:end="0"/>
               <w:jc w:val="start"/>
               <w:rPr>
@@ -5172,20 +5159,20 @@
         </w:tc>
         <w:tc>
           <w:tcPr>
-            <w:tcW w:w="4605" w:type="dxa"/>
-            <w:tcBorders>
-              <w:top w:val="single" w:sz="2" w:space="0" w:color="C4C7C5"/>
-              <w:start w:val="single" w:sz="2" w:space="0" w:color="C4C7C5"/>
-              <w:bottom w:val="single" w:sz="2" w:space="0" w:color="C4C7C5"/>
-              <w:end w:val="single" w:sz="2" w:space="0" w:color="C4C7C5"/>
-            </w:tcBorders>
-            <w:vAlign w:val="center"/>
-          </w:tcPr>
-          <w:p>
-            <w:pPr>
-              <w:pStyle w:val="TableContents"/>
-              <w:bidi w:val="0"/>
-              <w:spacing w:lineRule="auto" w:line="273" w:before="0" w:after="140"/>
+            <w:tcW w:w="4606" w:type="dxa"/>
+            <w:tcBorders>
+              <w:top w:val="single" w:sz="2" w:space="0" w:color="C4C7C5"/>
+              <w:start w:val="single" w:sz="2" w:space="0" w:color="C4C7C5"/>
+              <w:bottom w:val="single" w:sz="2" w:space="0" w:color="C4C7C5"/>
+              <w:end w:val="single" w:sz="2" w:space="0" w:color="C4C7C5"/>
+            </w:tcBorders>
+            <w:vAlign w:val="center"/>
+          </w:tcPr>
+          <w:p>
+            <w:pPr>
+              <w:pStyle w:val="TableContents"/>
+              <w:bidi w:val="0"/>
+              <w:spacing w:lineRule="auto" w:line="271" w:before="0" w:after="140"/>
               <w:ind w:hanging="0" w:start="0" w:end="0"/>
               <w:jc w:val="start"/>
               <w:rPr>
@@ -5218,7 +5205,7 @@
             <w:pPr>
               <w:pStyle w:val="TableContents"/>
               <w:bidi w:val="0"/>
-              <w:spacing w:lineRule="auto" w:line="273" w:before="0" w:after="140"/>
+              <w:spacing w:lineRule="auto" w:line="271" w:before="0" w:after="140"/>
               <w:ind w:hanging="0" w:start="0" w:end="0"/>
               <w:jc w:val="start"/>
               <w:rPr>
@@ -5237,20 +5224,20 @@
         </w:tc>
         <w:tc>
           <w:tcPr>
-            <w:tcW w:w="2928" w:type="dxa"/>
-            <w:tcBorders>
-              <w:top w:val="single" w:sz="2" w:space="0" w:color="C4C7C5"/>
-              <w:start w:val="single" w:sz="2" w:space="0" w:color="C4C7C5"/>
-              <w:bottom w:val="single" w:sz="2" w:space="0" w:color="C4C7C5"/>
-              <w:end w:val="single" w:sz="2" w:space="0" w:color="C4C7C5"/>
-            </w:tcBorders>
-            <w:vAlign w:val="center"/>
-          </w:tcPr>
-          <w:p>
-            <w:pPr>
-              <w:pStyle w:val="TableContents"/>
-              <w:bidi w:val="0"/>
-              <w:spacing w:lineRule="auto" w:line="273" w:before="0" w:after="140"/>
+            <w:tcW w:w="2927" w:type="dxa"/>
+            <w:tcBorders>
+              <w:top w:val="single" w:sz="2" w:space="0" w:color="C4C7C5"/>
+              <w:start w:val="single" w:sz="2" w:space="0" w:color="C4C7C5"/>
+              <w:bottom w:val="single" w:sz="2" w:space="0" w:color="C4C7C5"/>
+              <w:end w:val="single" w:sz="2" w:space="0" w:color="C4C7C5"/>
+            </w:tcBorders>
+            <w:vAlign w:val="center"/>
+          </w:tcPr>
+          <w:p>
+            <w:pPr>
+              <w:pStyle w:val="TableContents"/>
+              <w:bidi w:val="0"/>
+              <w:spacing w:lineRule="auto" w:line="271" w:before="0" w:after="140"/>
               <w:ind w:hanging="0" w:start="0" w:end="0"/>
               <w:jc w:val="start"/>
               <w:rPr>
@@ -5267,20 +5254,20 @@
         </w:tc>
         <w:tc>
           <w:tcPr>
-            <w:tcW w:w="4605" w:type="dxa"/>
-            <w:tcBorders>
-              <w:top w:val="single" w:sz="2" w:space="0" w:color="C4C7C5"/>
-              <w:start w:val="single" w:sz="2" w:space="0" w:color="C4C7C5"/>
-              <w:bottom w:val="single" w:sz="2" w:space="0" w:color="C4C7C5"/>
-              <w:end w:val="single" w:sz="2" w:space="0" w:color="C4C7C5"/>
-            </w:tcBorders>
-            <w:vAlign w:val="center"/>
-          </w:tcPr>
-          <w:p>
-            <w:pPr>
-              <w:pStyle w:val="TableContents"/>
-              <w:bidi w:val="0"/>
-              <w:spacing w:lineRule="auto" w:line="273" w:before="0" w:after="140"/>
+            <w:tcW w:w="4606" w:type="dxa"/>
+            <w:tcBorders>
+              <w:top w:val="single" w:sz="2" w:space="0" w:color="C4C7C5"/>
+              <w:start w:val="single" w:sz="2" w:space="0" w:color="C4C7C5"/>
+              <w:bottom w:val="single" w:sz="2" w:space="0" w:color="C4C7C5"/>
+              <w:end w:val="single" w:sz="2" w:space="0" w:color="C4C7C5"/>
+            </w:tcBorders>
+            <w:vAlign w:val="center"/>
+          </w:tcPr>
+          <w:p>
+            <w:pPr>
+              <w:pStyle w:val="TableContents"/>
+              <w:bidi w:val="0"/>
+              <w:spacing w:lineRule="auto" w:line="271" w:before="0" w:after="140"/>
               <w:ind w:hanging="0" w:start="0" w:end="0"/>
               <w:jc w:val="start"/>
               <w:rPr>
@@ -5313,7 +5300,7 @@
             <w:pPr>
               <w:pStyle w:val="TableContents"/>
               <w:bidi w:val="0"/>
-              <w:spacing w:lineRule="auto" w:line="273" w:before="0" w:after="140"/>
+              <w:spacing w:lineRule="auto" w:line="271" w:before="0" w:after="140"/>
               <w:ind w:hanging="0" w:start="0" w:end="0"/>
               <w:jc w:val="start"/>
               <w:rPr>
@@ -5332,20 +5319,20 @@
         </w:tc>
         <w:tc>
           <w:tcPr>
-            <w:tcW w:w="2928" w:type="dxa"/>
-            <w:tcBorders>
-              <w:top w:val="single" w:sz="2" w:space="0" w:color="C4C7C5"/>
-              <w:start w:val="single" w:sz="2" w:space="0" w:color="C4C7C5"/>
-              <w:bottom w:val="single" w:sz="2" w:space="0" w:color="C4C7C5"/>
-              <w:end w:val="single" w:sz="2" w:space="0" w:color="C4C7C5"/>
-            </w:tcBorders>
-            <w:vAlign w:val="center"/>
-          </w:tcPr>
-          <w:p>
-            <w:pPr>
-              <w:pStyle w:val="TableContents"/>
-              <w:bidi w:val="0"/>
-              <w:spacing w:lineRule="auto" w:line="273" w:before="0" w:after="140"/>
+            <w:tcW w:w="2927" w:type="dxa"/>
+            <w:tcBorders>
+              <w:top w:val="single" w:sz="2" w:space="0" w:color="C4C7C5"/>
+              <w:start w:val="single" w:sz="2" w:space="0" w:color="C4C7C5"/>
+              <w:bottom w:val="single" w:sz="2" w:space="0" w:color="C4C7C5"/>
+              <w:end w:val="single" w:sz="2" w:space="0" w:color="C4C7C5"/>
+            </w:tcBorders>
+            <w:vAlign w:val="center"/>
+          </w:tcPr>
+          <w:p>
+            <w:pPr>
+              <w:pStyle w:val="TableContents"/>
+              <w:bidi w:val="0"/>
+              <w:spacing w:lineRule="auto" w:line="271" w:before="0" w:after="140"/>
               <w:ind w:hanging="0" w:start="0" w:end="0"/>
               <w:jc w:val="start"/>
               <w:rPr>
@@ -5362,20 +5349,20 @@
         </w:tc>
         <w:tc>
           <w:tcPr>
-            <w:tcW w:w="4605" w:type="dxa"/>
-            <w:tcBorders>
-              <w:top w:val="single" w:sz="2" w:space="0" w:color="C4C7C5"/>
-              <w:start w:val="single" w:sz="2" w:space="0" w:color="C4C7C5"/>
-              <w:bottom w:val="single" w:sz="2" w:space="0" w:color="C4C7C5"/>
-              <w:end w:val="single" w:sz="2" w:space="0" w:color="C4C7C5"/>
-            </w:tcBorders>
-            <w:vAlign w:val="center"/>
-          </w:tcPr>
-          <w:p>
-            <w:pPr>
-              <w:pStyle w:val="TableContents"/>
-              <w:bidi w:val="0"/>
-              <w:spacing w:lineRule="auto" w:line="273" w:before="0" w:after="140"/>
+            <w:tcW w:w="4606" w:type="dxa"/>
+            <w:tcBorders>
+              <w:top w:val="single" w:sz="2" w:space="0" w:color="C4C7C5"/>
+              <w:start w:val="single" w:sz="2" w:space="0" w:color="C4C7C5"/>
+              <w:bottom w:val="single" w:sz="2" w:space="0" w:color="C4C7C5"/>
+              <w:end w:val="single" w:sz="2" w:space="0" w:color="C4C7C5"/>
+            </w:tcBorders>
+            <w:vAlign w:val="center"/>
+          </w:tcPr>
+          <w:p>
+            <w:pPr>
+              <w:pStyle w:val="TableContents"/>
+              <w:bidi w:val="0"/>
+              <w:spacing w:lineRule="auto" w:line="271" w:before="0" w:after="140"/>
               <w:ind w:hanging="0" w:start="0" w:end="0"/>
               <w:jc w:val="start"/>
               <w:rPr>
@@ -5395,8 +5382,12 @@
     <w:p>
       <w:pPr>
         <w:pStyle w:val="Heading2"/>
-        <w:bidi w:val="0"/>
-        <w:spacing w:lineRule="auto" w:line="273" w:before="0" w:after="140"/>
+        <w:numPr>
+          <w:ilvl w:val="1"/>
+          <w:numId w:val="1"/>
+        </w:numPr>
+        <w:bidi w:val="0"/>
+        <w:spacing w:lineRule="auto" w:line="271" w:before="0" w:after="140"/>
         <w:ind w:hanging="0" w:start="0" w:end="0"/>
         <w:jc w:val="start"/>
         <w:rPr>
@@ -5412,8 +5403,12 @@
     <w:p>
       <w:pPr>
         <w:pStyle w:val="Heading2"/>
-        <w:bidi w:val="0"/>
-        <w:spacing w:lineRule="auto" w:line="273" w:before="0" w:after="140"/>
+        <w:numPr>
+          <w:ilvl w:val="1"/>
+          <w:numId w:val="1"/>
+        </w:numPr>
+        <w:bidi w:val="0"/>
+        <w:spacing w:lineRule="auto" w:line="271" w:before="0" w:after="140"/>
         <w:ind w:hanging="0" w:start="0" w:end="0"/>
         <w:jc w:val="start"/>
         <w:rPr>
@@ -5434,13 +5429,12 @@
           <w:ilvl w:val="0"/>
           <w:numId w:val="8"/>
         </w:numPr>
-        <w:pBdr/>
         <w:tabs>
           <w:tab w:val="clear" w:pos="709"/>
           <w:tab w:val="left" w:pos="0" w:leader="none"/>
         </w:tabs>
         <w:bidi w:val="0"/>
-        <w:spacing w:lineRule="auto" w:line="273" w:before="0" w:after="140"/>
+        <w:spacing w:lineRule="auto" w:line="271" w:before="0" w:after="140"/>
         <w:ind w:hanging="283" w:start="0" w:end="0"/>
         <w:jc w:val="start"/>
         <w:rPr>
@@ -5463,13 +5457,12 @@
           <w:ilvl w:val="1"/>
           <w:numId w:val="8"/>
         </w:numPr>
-        <w:pBdr/>
         <w:tabs>
           <w:tab w:val="clear" w:pos="709"/>
           <w:tab w:val="left" w:pos="0" w:leader="none"/>
         </w:tabs>
         <w:bidi w:val="0"/>
-        <w:spacing w:lineRule="auto" w:line="273" w:before="0" w:after="140"/>
+        <w:spacing w:lineRule="auto" w:line="271" w:before="0" w:after="140"/>
         <w:ind w:hanging="283" w:start="0" w:end="0"/>
         <w:jc w:val="start"/>
         <w:rPr/>
@@ -5514,13 +5507,12 @@
           <w:ilvl w:val="1"/>
           <w:numId w:val="8"/>
         </w:numPr>
-        <w:pBdr/>
         <w:tabs>
           <w:tab w:val="clear" w:pos="709"/>
           <w:tab w:val="left" w:pos="0" w:leader="none"/>
         </w:tabs>
         <w:bidi w:val="0"/>
-        <w:spacing w:lineRule="auto" w:line="273" w:before="0" w:after="140"/>
+        <w:spacing w:lineRule="auto" w:line="271" w:before="0" w:after="140"/>
         <w:ind w:hanging="283" w:start="0" w:end="0"/>
         <w:jc w:val="start"/>
         <w:rPr/>
@@ -5565,13 +5557,12 @@
           <w:ilvl w:val="1"/>
           <w:numId w:val="8"/>
         </w:numPr>
-        <w:pBdr/>
         <w:tabs>
           <w:tab w:val="clear" w:pos="709"/>
           <w:tab w:val="left" w:pos="0" w:leader="none"/>
         </w:tabs>
         <w:bidi w:val="0"/>
-        <w:spacing w:lineRule="auto" w:line="273" w:before="0" w:after="140"/>
+        <w:spacing w:lineRule="auto" w:line="271" w:before="0" w:after="140"/>
         <w:ind w:hanging="283" w:start="0" w:end="0"/>
         <w:jc w:val="start"/>
         <w:rPr/>
@@ -5603,13 +5594,12 @@
           <w:ilvl w:val="0"/>
           <w:numId w:val="8"/>
         </w:numPr>
-        <w:pBdr/>
         <w:tabs>
           <w:tab w:val="clear" w:pos="709"/>
           <w:tab w:val="left" w:pos="0" w:leader="none"/>
         </w:tabs>
         <w:bidi w:val="0"/>
-        <w:spacing w:lineRule="auto" w:line="273" w:before="0" w:after="140"/>
+        <w:spacing w:lineRule="auto" w:line="271" w:before="0" w:after="140"/>
         <w:ind w:hanging="283" w:start="0" w:end="0"/>
         <w:jc w:val="start"/>
         <w:rPr>
@@ -5632,13 +5622,12 @@
           <w:ilvl w:val="1"/>
           <w:numId w:val="8"/>
         </w:numPr>
-        <w:pBdr/>
         <w:tabs>
           <w:tab w:val="clear" w:pos="709"/>
           <w:tab w:val="left" w:pos="0" w:leader="none"/>
         </w:tabs>
         <w:bidi w:val="0"/>
-        <w:spacing w:lineRule="auto" w:line="273" w:before="0" w:after="140"/>
+        <w:spacing w:lineRule="auto" w:line="271" w:before="0" w:after="140"/>
         <w:ind w:hanging="283" w:start="0" w:end="0"/>
         <w:jc w:val="start"/>
         <w:rPr>
@@ -5724,13 +5713,12 @@
           <w:ilvl w:val="0"/>
           <w:numId w:val="8"/>
         </w:numPr>
-        <w:pBdr/>
         <w:tabs>
           <w:tab w:val="clear" w:pos="709"/>
           <w:tab w:val="left" w:pos="0" w:leader="none"/>
         </w:tabs>
         <w:bidi w:val="0"/>
-        <w:spacing w:lineRule="auto" w:line="273" w:before="0" w:after="140"/>
+        <w:spacing w:lineRule="auto" w:line="271" w:before="0" w:after="140"/>
         <w:ind w:hanging="283" w:start="0" w:end="0"/>
         <w:jc w:val="start"/>
         <w:rPr>
@@ -5753,13 +5741,12 @@
           <w:ilvl w:val="1"/>
           <w:numId w:val="8"/>
         </w:numPr>
-        <w:pBdr/>
         <w:tabs>
           <w:tab w:val="clear" w:pos="709"/>
           <w:tab w:val="left" w:pos="0" w:leader="none"/>
         </w:tabs>
         <w:bidi w:val="0"/>
-        <w:spacing w:lineRule="auto" w:line="273" w:before="0" w:after="140"/>
+        <w:spacing w:lineRule="auto" w:line="271" w:before="0" w:after="140"/>
         <w:ind w:hanging="283" w:start="0" w:end="0"/>
         <w:jc w:val="start"/>
         <w:rPr>
@@ -5780,13 +5767,12 @@
           <w:ilvl w:val="0"/>
           <w:numId w:val="8"/>
         </w:numPr>
-        <w:pBdr/>
         <w:tabs>
           <w:tab w:val="clear" w:pos="709"/>
           <w:tab w:val="left" w:pos="0" w:leader="none"/>
         </w:tabs>
         <w:bidi w:val="0"/>
-        <w:spacing w:lineRule="auto" w:line="273" w:before="0" w:after="140"/>
+        <w:spacing w:lineRule="auto" w:line="271" w:before="0" w:after="140"/>
         <w:ind w:hanging="283" w:start="0" w:end="0"/>
         <w:jc w:val="start"/>
         <w:rPr>
@@ -5809,13 +5795,12 @@
           <w:ilvl w:val="1"/>
           <w:numId w:val="8"/>
         </w:numPr>
-        <w:pBdr/>
         <w:tabs>
           <w:tab w:val="clear" w:pos="709"/>
           <w:tab w:val="left" w:pos="0" w:leader="none"/>
         </w:tabs>
         <w:bidi w:val="0"/>
-        <w:spacing w:lineRule="auto" w:line="273" w:before="0" w:after="140"/>
+        <w:spacing w:lineRule="auto" w:line="271" w:before="0" w:after="140"/>
         <w:ind w:hanging="283" w:start="0" w:end="0"/>
         <w:jc w:val="start"/>
         <w:rPr/>
@@ -5878,13 +5863,12 @@
           <w:ilvl w:val="1"/>
           <w:numId w:val="9"/>
         </w:numPr>
-        <w:pBdr/>
         <w:tabs>
           <w:tab w:val="clear" w:pos="709"/>
           <w:tab w:val="left" w:pos="0" w:leader="none"/>
         </w:tabs>
         <w:bidi w:val="0"/>
-        <w:spacing w:lineRule="auto" w:line="273" w:before="0" w:after="140"/>
+        <w:spacing w:lineRule="auto" w:line="271" w:before="0" w:after="140"/>
         <w:ind w:hanging="283" w:start="0" w:end="0"/>
         <w:jc w:val="start"/>
         <w:rPr>
@@ -5905,13 +5889,12 @@
           <w:ilvl w:val="1"/>
           <w:numId w:val="9"/>
         </w:numPr>
-        <w:pBdr/>
         <w:tabs>
           <w:tab w:val="clear" w:pos="709"/>
           <w:tab w:val="left" w:pos="0" w:leader="none"/>
         </w:tabs>
         <w:bidi w:val="0"/>
-        <w:spacing w:lineRule="auto" w:line="273" w:before="0" w:after="140"/>
+        <w:spacing w:lineRule="auto" w:line="271" w:before="0" w:after="140"/>
         <w:ind w:hanging="283" w:start="0" w:end="0"/>
         <w:jc w:val="start"/>
         <w:rPr>
@@ -5945,13 +5928,12 @@
           <w:ilvl w:val="0"/>
           <w:numId w:val="9"/>
         </w:numPr>
-        <w:pBdr/>
         <w:tabs>
           <w:tab w:val="clear" w:pos="709"/>
           <w:tab w:val="left" w:pos="0" w:leader="none"/>
         </w:tabs>
         <w:bidi w:val="0"/>
-        <w:spacing w:lineRule="auto" w:line="273" w:before="0" w:after="140"/>
+        <w:spacing w:lineRule="auto" w:line="271" w:before="0" w:after="140"/>
         <w:ind w:hanging="283" w:start="0" w:end="0"/>
         <w:jc w:val="start"/>
         <w:rPr>
@@ -5974,13 +5956,12 @@
           <w:ilvl w:val="1"/>
           <w:numId w:val="9"/>
         </w:numPr>
-        <w:pBdr/>
         <w:tabs>
           <w:tab w:val="clear" w:pos="709"/>
           <w:tab w:val="left" w:pos="0" w:leader="none"/>
         </w:tabs>
         <w:bidi w:val="0"/>
-        <w:spacing w:lineRule="auto" w:line="273" w:before="0" w:after="140"/>
+        <w:spacing w:lineRule="auto" w:line="271" w:before="0" w:after="140"/>
         <w:ind w:hanging="283" w:start="0" w:end="0"/>
         <w:jc w:val="start"/>
         <w:rPr>
@@ -6001,13 +5982,12 @@
           <w:ilvl w:val="1"/>
           <w:numId w:val="9"/>
         </w:numPr>
-        <w:pBdr/>
         <w:tabs>
           <w:tab w:val="clear" w:pos="709"/>
           <w:tab w:val="left" w:pos="0" w:leader="none"/>
         </w:tabs>
         <w:bidi w:val="0"/>
-        <w:spacing w:lineRule="auto" w:line="273" w:before="0" w:after="140"/>
+        <w:spacing w:lineRule="auto" w:line="271" w:before="0" w:after="140"/>
         <w:ind w:hanging="283" w:start="0" w:end="0"/>
         <w:jc w:val="start"/>
         <w:rPr>
@@ -6028,13 +6008,12 @@
           <w:ilvl w:val="0"/>
           <w:numId w:val="9"/>
         </w:numPr>
-        <w:pBdr/>
         <w:tabs>
           <w:tab w:val="clear" w:pos="709"/>
           <w:tab w:val="left" w:pos="0" w:leader="none"/>
         </w:tabs>
         <w:bidi w:val="0"/>
-        <w:spacing w:lineRule="auto" w:line="273" w:before="0" w:after="140"/>
+        <w:spacing w:lineRule="auto" w:line="271" w:before="0" w:after="140"/>
         <w:ind w:hanging="283" w:start="0" w:end="0"/>
         <w:jc w:val="start"/>
         <w:rPr>
@@ -6057,13 +6036,12 @@
           <w:ilvl w:val="1"/>
           <w:numId w:val="9"/>
         </w:numPr>
-        <w:pBdr/>
         <w:tabs>
           <w:tab w:val="clear" w:pos="709"/>
           <w:tab w:val="left" w:pos="0" w:leader="none"/>
         </w:tabs>
         <w:bidi w:val="0"/>
-        <w:spacing w:lineRule="auto" w:line="273" w:before="0" w:after="140"/>
+        <w:spacing w:lineRule="auto" w:line="271" w:before="0" w:after="140"/>
         <w:ind w:hanging="283" w:start="0" w:end="0"/>
         <w:jc w:val="start"/>
         <w:rPr>
@@ -6084,13 +6062,12 @@
           <w:ilvl w:val="1"/>
           <w:numId w:val="9"/>
         </w:numPr>
-        <w:pBdr/>
         <w:tabs>
           <w:tab w:val="clear" w:pos="709"/>
           <w:tab w:val="left" w:pos="0" w:leader="none"/>
         </w:tabs>
         <w:bidi w:val="0"/>
-        <w:spacing w:lineRule="auto" w:line="273" w:before="0" w:after="140"/>
+        <w:spacing w:lineRule="auto" w:line="271" w:before="0" w:after="140"/>
         <w:ind w:hanging="283" w:start="0" w:end="0"/>
         <w:jc w:val="start"/>
         <w:rPr>
@@ -6111,13 +6088,12 @@
           <w:ilvl w:val="0"/>
           <w:numId w:val="9"/>
         </w:numPr>
-        <w:pBdr/>
         <w:tabs>
           <w:tab w:val="clear" w:pos="709"/>
           <w:tab w:val="left" w:pos="0" w:leader="none"/>
         </w:tabs>
         <w:bidi w:val="0"/>
-        <w:spacing w:lineRule="auto" w:line="273" w:before="0" w:after="140"/>
+        <w:spacing w:lineRule="auto" w:line="271" w:before="0" w:after="140"/>
         <w:ind w:hanging="283" w:start="0" w:end="0"/>
         <w:jc w:val="start"/>
         <w:rPr>
@@ -6140,13 +6116,12 @@
           <w:ilvl w:val="1"/>
           <w:numId w:val="9"/>
         </w:numPr>
-        <w:pBdr/>
         <w:tabs>
           <w:tab w:val="clear" w:pos="709"/>
           <w:tab w:val="left" w:pos="0" w:leader="none"/>
         </w:tabs>
         <w:bidi w:val="0"/>
-        <w:spacing w:lineRule="auto" w:line="273" w:before="0" w:after="140"/>
+        <w:spacing w:lineRule="auto" w:line="271" w:before="0" w:after="140"/>
         <w:ind w:hanging="283" w:start="0" w:end="0"/>
         <w:jc w:val="start"/>
         <w:rPr>
@@ -6168,7 +6143,7 @@
           <w:numId w:val="0"/>
         </w:numPr>
         <w:bidi w:val="0"/>
-        <w:spacing w:lineRule="auto" w:line="273" w:before="0" w:after="140"/>
+        <w:spacing w:lineRule="auto" w:line="271" w:before="0" w:after="140"/>
         <w:ind w:hanging="0" w:start="0" w:end="0"/>
         <w:jc w:val="start"/>
         <w:rPr>
@@ -6186,7 +6161,7 @@
       <w:pPr>
         <w:pStyle w:val="Heading3"/>
         <w:bidi w:val="0"/>
-        <w:spacing w:lineRule="auto" w:line="273" w:before="0" w:after="120"/>
+        <w:spacing w:lineRule="auto" w:line="271" w:before="0" w:after="120"/>
         <w:ind w:hanging="0" w:start="0" w:end="0"/>
         <w:jc w:val="start"/>
         <w:rPr/>
@@ -6236,7 +6211,7 @@
             <w:pPr>
               <w:pStyle w:val="TableContents"/>
               <w:bidi w:val="0"/>
-              <w:spacing w:lineRule="auto" w:line="273" w:before="0" w:after="0"/>
+              <w:spacing w:lineRule="auto" w:line="271" w:before="0" w:after="0"/>
               <w:ind w:hanging="0" w:start="0" w:end="0"/>
               <w:jc w:val="start"/>
               <w:rPr/>
@@ -6265,7 +6240,7 @@
             <w:pPr>
               <w:pStyle w:val="TableContents"/>
               <w:bidi w:val="0"/>
-              <w:spacing w:lineRule="auto" w:line="273" w:before="0" w:after="0"/>
+              <w:spacing w:lineRule="auto" w:line="271" w:before="0" w:after="0"/>
               <w:ind w:hanging="0" w:start="0" w:end="0"/>
               <w:jc w:val="start"/>
               <w:rPr/>
@@ -6294,7 +6269,7 @@
             <w:pPr>
               <w:pStyle w:val="TableContents"/>
               <w:bidi w:val="0"/>
-              <w:spacing w:lineRule="auto" w:line="273" w:before="0" w:after="0"/>
+              <w:spacing w:lineRule="auto" w:line="271" w:before="0" w:after="0"/>
               <w:ind w:hanging="0" w:start="0" w:end="0"/>
               <w:jc w:val="start"/>
               <w:rPr/>
@@ -6326,7 +6301,7 @@
             <w:pPr>
               <w:pStyle w:val="TableContents"/>
               <w:bidi w:val="0"/>
-              <w:spacing w:lineRule="auto" w:line="273" w:before="0" w:after="140"/>
+              <w:spacing w:lineRule="auto" w:line="271" w:before="0" w:after="140"/>
               <w:ind w:hanging="0" w:start="0" w:end="0"/>
               <w:jc w:val="start"/>
               <w:rPr/>
@@ -6355,7 +6330,7 @@
             <w:pPr>
               <w:pStyle w:val="TableContents"/>
               <w:bidi w:val="0"/>
-              <w:spacing w:lineRule="auto" w:line="273" w:before="0" w:after="140"/>
+              <w:spacing w:lineRule="auto" w:line="271" w:before="0" w:after="140"/>
               <w:ind w:hanging="0" w:start="0" w:end="0"/>
               <w:jc w:val="start"/>
               <w:rPr>
@@ -6385,7 +6360,7 @@
             <w:pPr>
               <w:pStyle w:val="TableContents"/>
               <w:bidi w:val="0"/>
-              <w:spacing w:lineRule="auto" w:line="273" w:before="0" w:after="140"/>
+              <w:spacing w:lineRule="auto" w:line="271" w:before="0" w:after="140"/>
               <w:ind w:hanging="0" w:start="0" w:end="0"/>
               <w:jc w:val="start"/>
               <w:rPr>
@@ -6418,7 +6393,7 @@
             <w:pPr>
               <w:pStyle w:val="TableContents"/>
               <w:bidi w:val="0"/>
-              <w:spacing w:lineRule="auto" w:line="273" w:before="0" w:after="140"/>
+              <w:spacing w:lineRule="auto" w:line="271" w:before="0" w:after="140"/>
               <w:ind w:hanging="0" w:start="0" w:end="0"/>
               <w:jc w:val="start"/>
               <w:rPr/>
@@ -6447,7 +6422,7 @@
             <w:pPr>
               <w:pStyle w:val="TableContents"/>
               <w:bidi w:val="0"/>
-              <w:spacing w:lineRule="auto" w:line="273" w:before="0" w:after="140"/>
+              <w:spacing w:lineRule="auto" w:line="271" w:before="0" w:after="140"/>
               <w:ind w:hanging="0" w:start="0" w:end="0"/>
               <w:jc w:val="start"/>
               <w:rPr>
@@ -6477,7 +6452,7 @@
             <w:pPr>
               <w:pStyle w:val="TableContents"/>
               <w:bidi w:val="0"/>
-              <w:spacing w:lineRule="auto" w:line="273" w:before="0" w:after="140"/>
+              <w:spacing w:lineRule="auto" w:line="271" w:before="0" w:after="140"/>
               <w:ind w:hanging="0" w:start="0" w:end="0"/>
               <w:jc w:val="start"/>
               <w:rPr>
@@ -6510,7 +6485,7 @@
             <w:pPr>
               <w:pStyle w:val="TableContents"/>
               <w:bidi w:val="0"/>
-              <w:spacing w:lineRule="auto" w:line="273" w:before="0" w:after="140"/>
+              <w:spacing w:lineRule="auto" w:line="271" w:before="0" w:after="140"/>
               <w:ind w:hanging="0" w:start="0" w:end="0"/>
               <w:jc w:val="start"/>
               <w:rPr/>
@@ -6539,7 +6514,7 @@
             <w:pPr>
               <w:pStyle w:val="TableContents"/>
               <w:bidi w:val="0"/>
-              <w:spacing w:lineRule="auto" w:line="273" w:before="0" w:after="140"/>
+              <w:spacing w:lineRule="auto" w:line="271" w:before="0" w:after="140"/>
               <w:ind w:hanging="0" w:start="0" w:end="0"/>
               <w:jc w:val="start"/>
               <w:rPr>
@@ -6569,7 +6544,7 @@
             <w:pPr>
               <w:pStyle w:val="TableContents"/>
               <w:bidi w:val="0"/>
-              <w:spacing w:lineRule="auto" w:line="273" w:before="0" w:after="140"/>
+              <w:spacing w:lineRule="auto" w:line="271" w:before="0" w:after="140"/>
               <w:ind w:hanging="0" w:start="0" w:end="0"/>
               <w:jc w:val="start"/>
               <w:rPr>
@@ -6602,7 +6577,7 @@
             <w:pPr>
               <w:pStyle w:val="TableContents"/>
               <w:bidi w:val="0"/>
-              <w:spacing w:lineRule="auto" w:line="273" w:before="0" w:after="140"/>
+              <w:spacing w:lineRule="auto" w:line="271" w:before="0" w:after="140"/>
               <w:ind w:hanging="0" w:start="0" w:end="0"/>
               <w:jc w:val="start"/>
               <w:rPr/>
@@ -6631,7 +6606,7 @@
             <w:pPr>
               <w:pStyle w:val="TableContents"/>
               <w:bidi w:val="0"/>
-              <w:spacing w:lineRule="auto" w:line="273" w:before="0" w:after="140"/>
+              <w:spacing w:lineRule="auto" w:line="271" w:before="0" w:after="140"/>
               <w:ind w:hanging="0" w:start="0" w:end="0"/>
               <w:jc w:val="start"/>
               <w:rPr>
@@ -6661,7 +6636,7 @@
             <w:pPr>
               <w:pStyle w:val="TableContents"/>
               <w:bidi w:val="0"/>
-              <w:spacing w:lineRule="auto" w:line="273" w:before="0" w:after="140"/>
+              <w:spacing w:lineRule="auto" w:line="271" w:before="0" w:after="140"/>
               <w:ind w:hanging="0" w:start="0" w:end="0"/>
               <w:jc w:val="start"/>
               <w:rPr>
@@ -6694,7 +6669,7 @@
             <w:pPr>
               <w:pStyle w:val="TableContents"/>
               <w:bidi w:val="0"/>
-              <w:spacing w:lineRule="auto" w:line="273" w:before="0" w:after="140"/>
+              <w:spacing w:lineRule="auto" w:line="271" w:before="0" w:after="140"/>
               <w:ind w:hanging="0" w:start="0" w:end="0"/>
               <w:jc w:val="start"/>
               <w:rPr/>
@@ -6723,7 +6698,7 @@
             <w:pPr>
               <w:pStyle w:val="TableContents"/>
               <w:bidi w:val="0"/>
-              <w:spacing w:lineRule="auto" w:line="273" w:before="0" w:after="140"/>
+              <w:spacing w:lineRule="auto" w:line="271" w:before="0" w:after="140"/>
               <w:ind w:hanging="0" w:start="0" w:end="0"/>
               <w:jc w:val="start"/>
               <w:rPr>
@@ -6753,7 +6728,7 @@
             <w:pPr>
               <w:pStyle w:val="TableContents"/>
               <w:bidi w:val="0"/>
-              <w:spacing w:lineRule="auto" w:line="273" w:before="0" w:after="140"/>
+              <w:spacing w:lineRule="auto" w:line="271" w:before="0" w:after="140"/>
               <w:ind w:hanging="0" w:start="0" w:end="0"/>
               <w:jc w:val="start"/>
               <w:rPr/>
@@ -6811,7 +6786,7 @@
             <w:pPr>
               <w:pStyle w:val="TableContents"/>
               <w:bidi w:val="0"/>
-              <w:spacing w:lineRule="auto" w:line="273" w:before="0" w:after="140"/>
+              <w:spacing w:lineRule="auto" w:line="271" w:before="0" w:after="140"/>
               <w:ind w:hanging="0" w:start="0" w:end="0"/>
               <w:jc w:val="start"/>
               <w:rPr/>
@@ -6840,7 +6815,7 @@
             <w:pPr>
               <w:pStyle w:val="TableContents"/>
               <w:bidi w:val="0"/>
-              <w:spacing w:lineRule="auto" w:line="273" w:before="0" w:after="140"/>
+              <w:spacing w:lineRule="auto" w:line="271" w:before="0" w:after="140"/>
               <w:ind w:hanging="0" w:start="0" w:end="0"/>
               <w:jc w:val="start"/>
               <w:rPr>
@@ -6870,7 +6845,7 @@
             <w:pPr>
               <w:pStyle w:val="TableContents"/>
               <w:bidi w:val="0"/>
-              <w:spacing w:lineRule="auto" w:line="273" w:before="0" w:after="140"/>
+              <w:spacing w:lineRule="auto" w:line="271" w:before="0" w:after="140"/>
               <w:ind w:hanging="0" w:start="0" w:end="0"/>
               <w:jc w:val="start"/>
               <w:rPr/>
@@ -6908,7 +6883,7 @@
             <w:pPr>
               <w:pStyle w:val="TableContents"/>
               <w:bidi w:val="0"/>
-              <w:spacing w:lineRule="auto" w:line="273" w:before="0" w:after="140"/>
+              <w:spacing w:lineRule="auto" w:line="271" w:before="0" w:after="140"/>
               <w:ind w:hanging="0" w:start="0" w:end="0"/>
               <w:jc w:val="start"/>
               <w:rPr/>
@@ -6937,7 +6912,7 @@
             <w:pPr>
               <w:pStyle w:val="TableContents"/>
               <w:bidi w:val="0"/>
-              <w:spacing w:lineRule="auto" w:line="273" w:before="0" w:after="140"/>
+              <w:spacing w:lineRule="auto" w:line="271" w:before="0" w:after="140"/>
               <w:ind w:hanging="0" w:start="0" w:end="0"/>
               <w:jc w:val="start"/>
               <w:rPr>
@@ -6967,7 +6942,7 @@
             <w:pPr>
               <w:pStyle w:val="TableContents"/>
               <w:bidi w:val="0"/>
-              <w:spacing w:lineRule="auto" w:line="273" w:before="0" w:after="140"/>
+              <w:spacing w:lineRule="auto" w:line="271" w:before="0" w:after="140"/>
               <w:ind w:hanging="0" w:start="0" w:end="0"/>
               <w:jc w:val="start"/>
               <w:rPr>
@@ -6988,7 +6963,7 @@
       <w:pPr>
         <w:pStyle w:val="Heading3"/>
         <w:bidi w:val="0"/>
-        <w:spacing w:lineRule="auto" w:line="273" w:before="0" w:after="120"/>
+        <w:spacing w:lineRule="auto" w:line="271" w:before="0" w:after="120"/>
         <w:ind w:hanging="0" w:start="0" w:end="0"/>
         <w:jc w:val="start"/>
         <w:rPr>
@@ -6997,14 +6972,16 @@
         </w:rPr>
       </w:pPr>
       <w:r>
-        <w:rPr/>
+        <w:rPr>
+          <w:rFonts w:ascii="Google Sans Text;sans-serif" w:hAnsi="Google Sans Text;sans-serif"/>
+        </w:rPr>
       </w:r>
     </w:p>
     <w:p>
       <w:pPr>
         <w:pStyle w:val="Heading3"/>
         <w:bidi w:val="0"/>
-        <w:spacing w:lineRule="auto" w:line="273" w:before="0" w:after="120"/>
+        <w:spacing w:lineRule="auto" w:line="271" w:before="0" w:after="120"/>
         <w:ind w:hanging="0" w:start="0" w:end="0"/>
         <w:jc w:val="start"/>
         <w:rPr/>
@@ -7032,8 +7009,8 @@
       </w:tblPr>
       <w:tblGrid>
         <w:gridCol w:w="1751"/>
-        <w:gridCol w:w="1891"/>
-        <w:gridCol w:w="6330"/>
+        <w:gridCol w:w="1890"/>
+        <w:gridCol w:w="6331"/>
       </w:tblGrid>
       <w:tr>
         <w:trPr>
@@ -7054,7 +7031,7 @@
             <w:pPr>
               <w:pStyle w:val="TableContents"/>
               <w:bidi w:val="0"/>
-              <w:spacing w:lineRule="auto" w:line="273" w:before="0" w:after="0"/>
+              <w:spacing w:lineRule="auto" w:line="271" w:before="0" w:after="0"/>
               <w:ind w:hanging="0" w:start="0" w:end="0"/>
               <w:jc w:val="start"/>
               <w:rPr/>
@@ -7070,20 +7047,20 @@
         </w:tc>
         <w:tc>
           <w:tcPr>
-            <w:tcW w:w="1891" w:type="dxa"/>
-            <w:tcBorders>
-              <w:top w:val="single" w:sz="2" w:space="0" w:color="C4C7C5"/>
-              <w:start w:val="single" w:sz="2" w:space="0" w:color="C4C7C5"/>
-              <w:bottom w:val="single" w:sz="2" w:space="0" w:color="C4C7C5"/>
-              <w:end w:val="single" w:sz="2" w:space="0" w:color="C4C7C5"/>
-            </w:tcBorders>
-            <w:vAlign w:val="center"/>
-          </w:tcPr>
-          <w:p>
-            <w:pPr>
-              <w:pStyle w:val="TableContents"/>
-              <w:bidi w:val="0"/>
-              <w:spacing w:lineRule="auto" w:line="273" w:before="0" w:after="0"/>
+            <w:tcW w:w="1890" w:type="dxa"/>
+            <w:tcBorders>
+              <w:top w:val="single" w:sz="2" w:space="0" w:color="C4C7C5"/>
+              <w:start w:val="single" w:sz="2" w:space="0" w:color="C4C7C5"/>
+              <w:bottom w:val="single" w:sz="2" w:space="0" w:color="C4C7C5"/>
+              <w:end w:val="single" w:sz="2" w:space="0" w:color="C4C7C5"/>
+            </w:tcBorders>
+            <w:vAlign w:val="center"/>
+          </w:tcPr>
+          <w:p>
+            <w:pPr>
+              <w:pStyle w:val="TableContents"/>
+              <w:bidi w:val="0"/>
+              <w:spacing w:lineRule="auto" w:line="271" w:before="0" w:after="0"/>
               <w:ind w:hanging="0" w:start="0" w:end="0"/>
               <w:jc w:val="start"/>
               <w:rPr/>
@@ -7099,20 +7076,20 @@
         </w:tc>
         <w:tc>
           <w:tcPr>
-            <w:tcW w:w="6330" w:type="dxa"/>
-            <w:tcBorders>
-              <w:top w:val="single" w:sz="2" w:space="0" w:color="C4C7C5"/>
-              <w:start w:val="single" w:sz="2" w:space="0" w:color="C4C7C5"/>
-              <w:bottom w:val="single" w:sz="2" w:space="0" w:color="C4C7C5"/>
-              <w:end w:val="single" w:sz="2" w:space="0" w:color="C4C7C5"/>
-            </w:tcBorders>
-            <w:vAlign w:val="center"/>
-          </w:tcPr>
-          <w:p>
-            <w:pPr>
-              <w:pStyle w:val="TableContents"/>
-              <w:bidi w:val="0"/>
-              <w:spacing w:lineRule="auto" w:line="273" w:before="0" w:after="0"/>
+            <w:tcW w:w="6331" w:type="dxa"/>
+            <w:tcBorders>
+              <w:top w:val="single" w:sz="2" w:space="0" w:color="C4C7C5"/>
+              <w:start w:val="single" w:sz="2" w:space="0" w:color="C4C7C5"/>
+              <w:bottom w:val="single" w:sz="2" w:space="0" w:color="C4C7C5"/>
+              <w:end w:val="single" w:sz="2" w:space="0" w:color="C4C7C5"/>
+            </w:tcBorders>
+            <w:vAlign w:val="center"/>
+          </w:tcPr>
+          <w:p>
+            <w:pPr>
+              <w:pStyle w:val="TableContents"/>
+              <w:bidi w:val="0"/>
+              <w:spacing w:lineRule="auto" w:line="271" w:before="0" w:after="0"/>
               <w:ind w:hanging="0" w:start="0" w:end="0"/>
               <w:jc w:val="start"/>
               <w:rPr/>
@@ -7144,7 +7121,7 @@
             <w:pPr>
               <w:pStyle w:val="TableContents"/>
               <w:bidi w:val="0"/>
-              <w:spacing w:lineRule="auto" w:line="273" w:before="0" w:after="140"/>
+              <w:spacing w:lineRule="auto" w:line="271" w:before="0" w:after="140"/>
               <w:ind w:hanging="0" w:start="0" w:end="0"/>
               <w:jc w:val="start"/>
               <w:rPr/>
@@ -7160,20 +7137,20 @@
         </w:tc>
         <w:tc>
           <w:tcPr>
-            <w:tcW w:w="1891" w:type="dxa"/>
-            <w:tcBorders>
-              <w:top w:val="single" w:sz="2" w:space="0" w:color="C4C7C5"/>
-              <w:start w:val="single" w:sz="2" w:space="0" w:color="C4C7C5"/>
-              <w:bottom w:val="single" w:sz="2" w:space="0" w:color="C4C7C5"/>
-              <w:end w:val="single" w:sz="2" w:space="0" w:color="C4C7C5"/>
-            </w:tcBorders>
-            <w:vAlign w:val="center"/>
-          </w:tcPr>
-          <w:p>
-            <w:pPr>
-              <w:pStyle w:val="TableContents"/>
-              <w:bidi w:val="0"/>
-              <w:spacing w:lineRule="auto" w:line="273" w:before="0" w:after="140"/>
+            <w:tcW w:w="1890" w:type="dxa"/>
+            <w:tcBorders>
+              <w:top w:val="single" w:sz="2" w:space="0" w:color="C4C7C5"/>
+              <w:start w:val="single" w:sz="2" w:space="0" w:color="C4C7C5"/>
+              <w:bottom w:val="single" w:sz="2" w:space="0" w:color="C4C7C5"/>
+              <w:end w:val="single" w:sz="2" w:space="0" w:color="C4C7C5"/>
+            </w:tcBorders>
+            <w:vAlign w:val="center"/>
+          </w:tcPr>
+          <w:p>
+            <w:pPr>
+              <w:pStyle w:val="TableContents"/>
+              <w:bidi w:val="0"/>
+              <w:spacing w:lineRule="auto" w:line="271" w:before="0" w:after="140"/>
               <w:ind w:hanging="0" w:start="0" w:end="0"/>
               <w:jc w:val="start"/>
               <w:rPr>
@@ -7190,20 +7167,20 @@
         </w:tc>
         <w:tc>
           <w:tcPr>
-            <w:tcW w:w="6330" w:type="dxa"/>
-            <w:tcBorders>
-              <w:top w:val="single" w:sz="2" w:space="0" w:color="C4C7C5"/>
-              <w:start w:val="single" w:sz="2" w:space="0" w:color="C4C7C5"/>
-              <w:bottom w:val="single" w:sz="2" w:space="0" w:color="C4C7C5"/>
-              <w:end w:val="single" w:sz="2" w:space="0" w:color="C4C7C5"/>
-            </w:tcBorders>
-            <w:vAlign w:val="center"/>
-          </w:tcPr>
-          <w:p>
-            <w:pPr>
-              <w:pStyle w:val="TableContents"/>
-              <w:bidi w:val="0"/>
-              <w:spacing w:lineRule="auto" w:line="273" w:before="0" w:after="140"/>
+            <w:tcW w:w="6331" w:type="dxa"/>
+            <w:tcBorders>
+              <w:top w:val="single" w:sz="2" w:space="0" w:color="C4C7C5"/>
+              <w:start w:val="single" w:sz="2" w:space="0" w:color="C4C7C5"/>
+              <w:bottom w:val="single" w:sz="2" w:space="0" w:color="C4C7C5"/>
+              <w:end w:val="single" w:sz="2" w:space="0" w:color="C4C7C5"/>
+            </w:tcBorders>
+            <w:vAlign w:val="center"/>
+          </w:tcPr>
+          <w:p>
+            <w:pPr>
+              <w:pStyle w:val="TableContents"/>
+              <w:bidi w:val="0"/>
+              <w:spacing w:lineRule="auto" w:line="271" w:before="0" w:after="140"/>
               <w:ind w:hanging="0" w:start="0" w:end="0"/>
               <w:jc w:val="start"/>
               <w:rPr>
@@ -7236,7 +7213,7 @@
             <w:pPr>
               <w:pStyle w:val="TableContents"/>
               <w:bidi w:val="0"/>
-              <w:spacing w:lineRule="auto" w:line="273" w:before="0" w:after="140"/>
+              <w:spacing w:lineRule="auto" w:line="271" w:before="0" w:after="140"/>
               <w:ind w:hanging="0" w:start="0" w:end="0"/>
               <w:jc w:val="start"/>
               <w:rPr/>
@@ -7252,20 +7229,20 @@
         </w:tc>
         <w:tc>
           <w:tcPr>
-            <w:tcW w:w="1891" w:type="dxa"/>
-            <w:tcBorders>
-              <w:top w:val="single" w:sz="2" w:space="0" w:color="C4C7C5"/>
-              <w:start w:val="single" w:sz="2" w:space="0" w:color="C4C7C5"/>
-              <w:bottom w:val="single" w:sz="2" w:space="0" w:color="C4C7C5"/>
-              <w:end w:val="single" w:sz="2" w:space="0" w:color="C4C7C5"/>
-            </w:tcBorders>
-            <w:vAlign w:val="center"/>
-          </w:tcPr>
-          <w:p>
-            <w:pPr>
-              <w:pStyle w:val="TableContents"/>
-              <w:bidi w:val="0"/>
-              <w:spacing w:lineRule="auto" w:line="273" w:before="0" w:after="140"/>
+            <w:tcW w:w="1890" w:type="dxa"/>
+            <w:tcBorders>
+              <w:top w:val="single" w:sz="2" w:space="0" w:color="C4C7C5"/>
+              <w:start w:val="single" w:sz="2" w:space="0" w:color="C4C7C5"/>
+              <w:bottom w:val="single" w:sz="2" w:space="0" w:color="C4C7C5"/>
+              <w:end w:val="single" w:sz="2" w:space="0" w:color="C4C7C5"/>
+            </w:tcBorders>
+            <w:vAlign w:val="center"/>
+          </w:tcPr>
+          <w:p>
+            <w:pPr>
+              <w:pStyle w:val="TableContents"/>
+              <w:bidi w:val="0"/>
+              <w:spacing w:lineRule="auto" w:line="271" w:before="0" w:after="140"/>
               <w:ind w:hanging="0" w:start="0" w:end="0"/>
               <w:jc w:val="start"/>
               <w:rPr>
@@ -7282,20 +7259,20 @@
         </w:tc>
         <w:tc>
           <w:tcPr>
-            <w:tcW w:w="6330" w:type="dxa"/>
-            <w:tcBorders>
-              <w:top w:val="single" w:sz="2" w:space="0" w:color="C4C7C5"/>
-              <w:start w:val="single" w:sz="2" w:space="0" w:color="C4C7C5"/>
-              <w:bottom w:val="single" w:sz="2" w:space="0" w:color="C4C7C5"/>
-              <w:end w:val="single" w:sz="2" w:space="0" w:color="C4C7C5"/>
-            </w:tcBorders>
-            <w:vAlign w:val="center"/>
-          </w:tcPr>
-          <w:p>
-            <w:pPr>
-              <w:pStyle w:val="TableContents"/>
-              <w:bidi w:val="0"/>
-              <w:spacing w:lineRule="auto" w:line="273" w:before="0" w:after="140"/>
+            <w:tcW w:w="6331" w:type="dxa"/>
+            <w:tcBorders>
+              <w:top w:val="single" w:sz="2" w:space="0" w:color="C4C7C5"/>
+              <w:start w:val="single" w:sz="2" w:space="0" w:color="C4C7C5"/>
+              <w:bottom w:val="single" w:sz="2" w:space="0" w:color="C4C7C5"/>
+              <w:end w:val="single" w:sz="2" w:space="0" w:color="C4C7C5"/>
+            </w:tcBorders>
+            <w:vAlign w:val="center"/>
+          </w:tcPr>
+          <w:p>
+            <w:pPr>
+              <w:pStyle w:val="TableContents"/>
+              <w:bidi w:val="0"/>
+              <w:spacing w:lineRule="auto" w:line="271" w:before="0" w:after="140"/>
               <w:ind w:hanging="0" w:start="0" w:end="0"/>
               <w:jc w:val="start"/>
               <w:rPr>
@@ -7335,7 +7312,7 @@
             <w:pPr>
               <w:pStyle w:val="TableContents"/>
               <w:bidi w:val="0"/>
-              <w:spacing w:lineRule="auto" w:line="273" w:before="0" w:after="140"/>
+              <w:spacing w:lineRule="auto" w:line="271" w:before="0" w:after="140"/>
               <w:ind w:hanging="0" w:start="0" w:end="0"/>
               <w:jc w:val="start"/>
               <w:rPr/>
@@ -7351,20 +7328,20 @@
         </w:tc>
         <w:tc>
           <w:tcPr>
-            <w:tcW w:w="1891" w:type="dxa"/>
-            <w:tcBorders>
-              <w:top w:val="single" w:sz="2" w:space="0" w:color="C4C7C5"/>
-              <w:start w:val="single" w:sz="2" w:space="0" w:color="C4C7C5"/>
-              <w:bottom w:val="single" w:sz="2" w:space="0" w:color="C4C7C5"/>
-              <w:end w:val="single" w:sz="2" w:space="0" w:color="C4C7C5"/>
-            </w:tcBorders>
-            <w:vAlign w:val="center"/>
-          </w:tcPr>
-          <w:p>
-            <w:pPr>
-              <w:pStyle w:val="TableContents"/>
-              <w:bidi w:val="0"/>
-              <w:spacing w:lineRule="auto" w:line="273" w:before="0" w:after="140"/>
+            <w:tcW w:w="1890" w:type="dxa"/>
+            <w:tcBorders>
+              <w:top w:val="single" w:sz="2" w:space="0" w:color="C4C7C5"/>
+              <w:start w:val="single" w:sz="2" w:space="0" w:color="C4C7C5"/>
+              <w:bottom w:val="single" w:sz="2" w:space="0" w:color="C4C7C5"/>
+              <w:end w:val="single" w:sz="2" w:space="0" w:color="C4C7C5"/>
+            </w:tcBorders>
+            <w:vAlign w:val="center"/>
+          </w:tcPr>
+          <w:p>
+            <w:pPr>
+              <w:pStyle w:val="TableContents"/>
+              <w:bidi w:val="0"/>
+              <w:spacing w:lineRule="auto" w:line="271" w:before="0" w:after="140"/>
               <w:ind w:hanging="0" w:start="0" w:end="0"/>
               <w:jc w:val="start"/>
               <w:rPr>
@@ -7381,20 +7358,20 @@
         </w:tc>
         <w:tc>
           <w:tcPr>
-            <w:tcW w:w="6330" w:type="dxa"/>
-            <w:tcBorders>
-              <w:top w:val="single" w:sz="2" w:space="0" w:color="C4C7C5"/>
-              <w:start w:val="single" w:sz="2" w:space="0" w:color="C4C7C5"/>
-              <w:bottom w:val="single" w:sz="2" w:space="0" w:color="C4C7C5"/>
-              <w:end w:val="single" w:sz="2" w:space="0" w:color="C4C7C5"/>
-            </w:tcBorders>
-            <w:vAlign w:val="center"/>
-          </w:tcPr>
-          <w:p>
-            <w:pPr>
-              <w:pStyle w:val="TableContents"/>
-              <w:bidi w:val="0"/>
-              <w:spacing w:lineRule="auto" w:line="273" w:before="0" w:after="140"/>
+            <w:tcW w:w="6331" w:type="dxa"/>
+            <w:tcBorders>
+              <w:top w:val="single" w:sz="2" w:space="0" w:color="C4C7C5"/>
+              <w:start w:val="single" w:sz="2" w:space="0" w:color="C4C7C5"/>
+              <w:bottom w:val="single" w:sz="2" w:space="0" w:color="C4C7C5"/>
+              <w:end w:val="single" w:sz="2" w:space="0" w:color="C4C7C5"/>
+            </w:tcBorders>
+            <w:vAlign w:val="center"/>
+          </w:tcPr>
+          <w:p>
+            <w:pPr>
+              <w:pStyle w:val="TableContents"/>
+              <w:bidi w:val="0"/>
+              <w:spacing w:lineRule="auto" w:line="271" w:before="0" w:after="140"/>
               <w:ind w:hanging="0" w:start="0" w:end="0"/>
               <w:jc w:val="start"/>
               <w:rPr/>
@@ -7478,7 +7455,7 @@
             <w:pPr>
               <w:pStyle w:val="TableContents"/>
               <w:bidi w:val="0"/>
-              <w:spacing w:lineRule="auto" w:line="273" w:before="0" w:after="140"/>
+              <w:spacing w:lineRule="auto" w:line="271" w:before="0" w:after="140"/>
               <w:ind w:hanging="0" w:start="0" w:end="0"/>
               <w:jc w:val="start"/>
               <w:rPr/>
@@ -7494,20 +7471,20 @@
         </w:tc>
         <w:tc>
           <w:tcPr>
-            <w:tcW w:w="1891" w:type="dxa"/>
-            <w:tcBorders>
-              <w:top w:val="single" w:sz="2" w:space="0" w:color="C4C7C5"/>
-              <w:start w:val="single" w:sz="2" w:space="0" w:color="C4C7C5"/>
-              <w:bottom w:val="single" w:sz="2" w:space="0" w:color="C4C7C5"/>
-              <w:end w:val="single" w:sz="2" w:space="0" w:color="C4C7C5"/>
-            </w:tcBorders>
-            <w:vAlign w:val="center"/>
-          </w:tcPr>
-          <w:p>
-            <w:pPr>
-              <w:pStyle w:val="TableContents"/>
-              <w:bidi w:val="0"/>
-              <w:spacing w:lineRule="auto" w:line="273" w:before="0" w:after="140"/>
+            <w:tcW w:w="1890" w:type="dxa"/>
+            <w:tcBorders>
+              <w:top w:val="single" w:sz="2" w:space="0" w:color="C4C7C5"/>
+              <w:start w:val="single" w:sz="2" w:space="0" w:color="C4C7C5"/>
+              <w:bottom w:val="single" w:sz="2" w:space="0" w:color="C4C7C5"/>
+              <w:end w:val="single" w:sz="2" w:space="0" w:color="C4C7C5"/>
+            </w:tcBorders>
+            <w:vAlign w:val="center"/>
+          </w:tcPr>
+          <w:p>
+            <w:pPr>
+              <w:pStyle w:val="TableContents"/>
+              <w:bidi w:val="0"/>
+              <w:spacing w:lineRule="auto" w:line="271" w:before="0" w:after="140"/>
               <w:ind w:hanging="0" w:start="0" w:end="0"/>
               <w:jc w:val="start"/>
               <w:rPr>
@@ -7524,20 +7501,20 @@
         </w:tc>
         <w:tc>
           <w:tcPr>
-            <w:tcW w:w="6330" w:type="dxa"/>
-            <w:tcBorders>
-              <w:top w:val="single" w:sz="2" w:space="0" w:color="C4C7C5"/>
-              <w:start w:val="single" w:sz="2" w:space="0" w:color="C4C7C5"/>
-              <w:bottom w:val="single" w:sz="2" w:space="0" w:color="C4C7C5"/>
-              <w:end w:val="single" w:sz="2" w:space="0" w:color="C4C7C5"/>
-            </w:tcBorders>
-            <w:vAlign w:val="center"/>
-          </w:tcPr>
-          <w:p>
-            <w:pPr>
-              <w:pStyle w:val="TableContents"/>
-              <w:bidi w:val="0"/>
-              <w:spacing w:lineRule="auto" w:line="273" w:before="0" w:after="140"/>
+            <w:tcW w:w="6331" w:type="dxa"/>
+            <w:tcBorders>
+              <w:top w:val="single" w:sz="2" w:space="0" w:color="C4C7C5"/>
+              <w:start w:val="single" w:sz="2" w:space="0" w:color="C4C7C5"/>
+              <w:bottom w:val="single" w:sz="2" w:space="0" w:color="C4C7C5"/>
+              <w:end w:val="single" w:sz="2" w:space="0" w:color="C4C7C5"/>
+            </w:tcBorders>
+            <w:vAlign w:val="center"/>
+          </w:tcPr>
+          <w:p>
+            <w:pPr>
+              <w:pStyle w:val="TableContents"/>
+              <w:bidi w:val="0"/>
+              <w:spacing w:lineRule="auto" w:line="271" w:before="0" w:after="140"/>
               <w:ind w:hanging="0" w:start="0" w:end="0"/>
               <w:jc w:val="start"/>
               <w:rPr>
@@ -7570,7 +7547,7 @@
             <w:pPr>
               <w:pStyle w:val="TableContents"/>
               <w:bidi w:val="0"/>
-              <w:spacing w:lineRule="auto" w:line="273" w:before="0" w:after="140"/>
+              <w:spacing w:lineRule="auto" w:line="271" w:before="0" w:after="140"/>
               <w:ind w:hanging="0" w:start="0" w:end="0"/>
               <w:jc w:val="start"/>
               <w:rPr/>
@@ -7586,20 +7563,20 @@
         </w:tc>
         <w:tc>
           <w:tcPr>
-            <w:tcW w:w="1891" w:type="dxa"/>
-            <w:tcBorders>
-              <w:top w:val="single" w:sz="2" w:space="0" w:color="C4C7C5"/>
-              <w:start w:val="single" w:sz="2" w:space="0" w:color="C4C7C5"/>
-              <w:bottom w:val="single" w:sz="2" w:space="0" w:color="C4C7C5"/>
-              <w:end w:val="single" w:sz="2" w:space="0" w:color="C4C7C5"/>
-            </w:tcBorders>
-            <w:vAlign w:val="center"/>
-          </w:tcPr>
-          <w:p>
-            <w:pPr>
-              <w:pStyle w:val="TableContents"/>
-              <w:bidi w:val="0"/>
-              <w:spacing w:lineRule="auto" w:line="273" w:before="0" w:after="140"/>
+            <w:tcW w:w="1890" w:type="dxa"/>
+            <w:tcBorders>
+              <w:top w:val="single" w:sz="2" w:space="0" w:color="C4C7C5"/>
+              <w:start w:val="single" w:sz="2" w:space="0" w:color="C4C7C5"/>
+              <w:bottom w:val="single" w:sz="2" w:space="0" w:color="C4C7C5"/>
+              <w:end w:val="single" w:sz="2" w:space="0" w:color="C4C7C5"/>
+            </w:tcBorders>
+            <w:vAlign w:val="center"/>
+          </w:tcPr>
+          <w:p>
+            <w:pPr>
+              <w:pStyle w:val="TableContents"/>
+              <w:bidi w:val="0"/>
+              <w:spacing w:lineRule="auto" w:line="271" w:before="0" w:after="140"/>
               <w:ind w:hanging="0" w:start="0" w:end="0"/>
               <w:jc w:val="start"/>
               <w:rPr>
@@ -7616,20 +7593,20 @@
         </w:tc>
         <w:tc>
           <w:tcPr>
-            <w:tcW w:w="6330" w:type="dxa"/>
-            <w:tcBorders>
-              <w:top w:val="single" w:sz="2" w:space="0" w:color="C4C7C5"/>
-              <w:start w:val="single" w:sz="2" w:space="0" w:color="C4C7C5"/>
-              <w:bottom w:val="single" w:sz="2" w:space="0" w:color="C4C7C5"/>
-              <w:end w:val="single" w:sz="2" w:space="0" w:color="C4C7C5"/>
-            </w:tcBorders>
-            <w:vAlign w:val="center"/>
-          </w:tcPr>
-          <w:p>
-            <w:pPr>
-              <w:pStyle w:val="TableContents"/>
-              <w:bidi w:val="0"/>
-              <w:spacing w:lineRule="auto" w:line="273" w:before="0" w:after="140"/>
+            <w:tcW w:w="6331" w:type="dxa"/>
+            <w:tcBorders>
+              <w:top w:val="single" w:sz="2" w:space="0" w:color="C4C7C5"/>
+              <w:start w:val="single" w:sz="2" w:space="0" w:color="C4C7C5"/>
+              <w:bottom w:val="single" w:sz="2" w:space="0" w:color="C4C7C5"/>
+              <w:end w:val="single" w:sz="2" w:space="0" w:color="C4C7C5"/>
+            </w:tcBorders>
+            <w:vAlign w:val="center"/>
+          </w:tcPr>
+          <w:p>
+            <w:pPr>
+              <w:pStyle w:val="TableContents"/>
+              <w:bidi w:val="0"/>
+              <w:spacing w:lineRule="auto" w:line="271" w:before="0" w:after="140"/>
               <w:ind w:hanging="0" w:start="0" w:end="0"/>
               <w:jc w:val="start"/>
               <w:rPr>
@@ -7662,7 +7639,7 @@
             <w:pPr>
               <w:pStyle w:val="TableContents"/>
               <w:bidi w:val="0"/>
-              <w:spacing w:lineRule="auto" w:line="273" w:before="0" w:after="140"/>
+              <w:spacing w:lineRule="auto" w:line="271" w:before="0" w:after="140"/>
               <w:ind w:hanging="0" w:start="0" w:end="0"/>
               <w:jc w:val="start"/>
               <w:rPr/>
@@ -7678,20 +7655,20 @@
         </w:tc>
         <w:tc>
           <w:tcPr>
-            <w:tcW w:w="1891" w:type="dxa"/>
-            <w:tcBorders>
-              <w:top w:val="single" w:sz="2" w:space="0" w:color="C4C7C5"/>
-              <w:start w:val="single" w:sz="2" w:space="0" w:color="C4C7C5"/>
-              <w:bottom w:val="single" w:sz="2" w:space="0" w:color="C4C7C5"/>
-              <w:end w:val="single" w:sz="2" w:space="0" w:color="C4C7C5"/>
-            </w:tcBorders>
-            <w:vAlign w:val="center"/>
-          </w:tcPr>
-          <w:p>
-            <w:pPr>
-              <w:pStyle w:val="TableContents"/>
-              <w:bidi w:val="0"/>
-              <w:spacing w:lineRule="auto" w:line="273" w:before="0" w:after="140"/>
+            <w:tcW w:w="1890" w:type="dxa"/>
+            <w:tcBorders>
+              <w:top w:val="single" w:sz="2" w:space="0" w:color="C4C7C5"/>
+              <w:start w:val="single" w:sz="2" w:space="0" w:color="C4C7C5"/>
+              <w:bottom w:val="single" w:sz="2" w:space="0" w:color="C4C7C5"/>
+              <w:end w:val="single" w:sz="2" w:space="0" w:color="C4C7C5"/>
+            </w:tcBorders>
+            <w:vAlign w:val="center"/>
+          </w:tcPr>
+          <w:p>
+            <w:pPr>
+              <w:pStyle w:val="TableContents"/>
+              <w:bidi w:val="0"/>
+              <w:spacing w:lineRule="auto" w:line="271" w:before="0" w:after="140"/>
               <w:ind w:hanging="0" w:start="0" w:end="0"/>
               <w:jc w:val="start"/>
               <w:rPr>
@@ -7708,20 +7685,20 @@
         </w:tc>
         <w:tc>
           <w:tcPr>
-            <w:tcW w:w="6330" w:type="dxa"/>
-            <w:tcBorders>
-              <w:top w:val="single" w:sz="2" w:space="0" w:color="C4C7C5"/>
-              <w:start w:val="single" w:sz="2" w:space="0" w:color="C4C7C5"/>
-              <w:bottom w:val="single" w:sz="2" w:space="0" w:color="C4C7C5"/>
-              <w:end w:val="single" w:sz="2" w:space="0" w:color="C4C7C5"/>
-            </w:tcBorders>
-            <w:vAlign w:val="center"/>
-          </w:tcPr>
-          <w:p>
-            <w:pPr>
-              <w:pStyle w:val="TableContents"/>
-              <w:bidi w:val="0"/>
-              <w:spacing w:lineRule="auto" w:line="273" w:before="0" w:after="140"/>
+            <w:tcW w:w="6331" w:type="dxa"/>
+            <w:tcBorders>
+              <w:top w:val="single" w:sz="2" w:space="0" w:color="C4C7C5"/>
+              <w:start w:val="single" w:sz="2" w:space="0" w:color="C4C7C5"/>
+              <w:bottom w:val="single" w:sz="2" w:space="0" w:color="C4C7C5"/>
+              <w:end w:val="single" w:sz="2" w:space="0" w:color="C4C7C5"/>
+            </w:tcBorders>
+            <w:vAlign w:val="center"/>
+          </w:tcPr>
+          <w:p>
+            <w:pPr>
+              <w:pStyle w:val="TableContents"/>
+              <w:bidi w:val="0"/>
+              <w:spacing w:lineRule="auto" w:line="271" w:before="0" w:after="140"/>
               <w:ind w:hanging="0" w:start="0" w:end="0"/>
               <w:jc w:val="start"/>
               <w:rPr>
@@ -7754,7 +7731,7 @@
             <w:pPr>
               <w:pStyle w:val="TableContents"/>
               <w:bidi w:val="0"/>
-              <w:spacing w:lineRule="auto" w:line="273" w:before="0" w:after="140"/>
+              <w:spacing w:lineRule="auto" w:line="271" w:before="0" w:after="140"/>
               <w:ind w:hanging="0" w:start="0" w:end="0"/>
               <w:jc w:val="start"/>
               <w:rPr/>
@@ -7770,20 +7747,20 @@
         </w:tc>
         <w:tc>
           <w:tcPr>
-            <w:tcW w:w="1891" w:type="dxa"/>
-            <w:tcBorders>
-              <w:top w:val="single" w:sz="2" w:space="0" w:color="C4C7C5"/>
-              <w:start w:val="single" w:sz="2" w:space="0" w:color="C4C7C5"/>
-              <w:bottom w:val="single" w:sz="2" w:space="0" w:color="C4C7C5"/>
-              <w:end w:val="single" w:sz="2" w:space="0" w:color="C4C7C5"/>
-            </w:tcBorders>
-            <w:vAlign w:val="center"/>
-          </w:tcPr>
-          <w:p>
-            <w:pPr>
-              <w:pStyle w:val="TableContents"/>
-              <w:bidi w:val="0"/>
-              <w:spacing w:lineRule="auto" w:line="273" w:before="0" w:after="140"/>
+            <w:tcW w:w="1890" w:type="dxa"/>
+            <w:tcBorders>
+              <w:top w:val="single" w:sz="2" w:space="0" w:color="C4C7C5"/>
+              <w:start w:val="single" w:sz="2" w:space="0" w:color="C4C7C5"/>
+              <w:bottom w:val="single" w:sz="2" w:space="0" w:color="C4C7C5"/>
+              <w:end w:val="single" w:sz="2" w:space="0" w:color="C4C7C5"/>
+            </w:tcBorders>
+            <w:vAlign w:val="center"/>
+          </w:tcPr>
+          <w:p>
+            <w:pPr>
+              <w:pStyle w:val="TableContents"/>
+              <w:bidi w:val="0"/>
+              <w:spacing w:lineRule="auto" w:line="271" w:before="0" w:after="140"/>
               <w:ind w:hanging="0" w:start="0" w:end="0"/>
               <w:jc w:val="start"/>
               <w:rPr>
@@ -7800,20 +7777,20 @@
         </w:tc>
         <w:tc>
           <w:tcPr>
-            <w:tcW w:w="6330" w:type="dxa"/>
-            <w:tcBorders>
-              <w:top w:val="single" w:sz="2" w:space="0" w:color="C4C7C5"/>
-              <w:start w:val="single" w:sz="2" w:space="0" w:color="C4C7C5"/>
-              <w:bottom w:val="single" w:sz="2" w:space="0" w:color="C4C7C5"/>
-              <w:end w:val="single" w:sz="2" w:space="0" w:color="C4C7C5"/>
-            </w:tcBorders>
-            <w:vAlign w:val="center"/>
-          </w:tcPr>
-          <w:p>
-            <w:pPr>
-              <w:pStyle w:val="TableContents"/>
-              <w:bidi w:val="0"/>
-              <w:spacing w:lineRule="auto" w:line="273" w:before="0" w:after="140"/>
+            <w:tcW w:w="6331" w:type="dxa"/>
+            <w:tcBorders>
+              <w:top w:val="single" w:sz="2" w:space="0" w:color="C4C7C5"/>
+              <w:start w:val="single" w:sz="2" w:space="0" w:color="C4C7C5"/>
+              <w:bottom w:val="single" w:sz="2" w:space="0" w:color="C4C7C5"/>
+              <w:end w:val="single" w:sz="2" w:space="0" w:color="C4C7C5"/>
+            </w:tcBorders>
+            <w:vAlign w:val="center"/>
+          </w:tcPr>
+          <w:p>
+            <w:pPr>
+              <w:pStyle w:val="TableContents"/>
+              <w:bidi w:val="0"/>
+              <w:spacing w:lineRule="auto" w:line="271" w:before="0" w:after="140"/>
               <w:ind w:hanging="0" w:start="0" w:end="0"/>
               <w:jc w:val="start"/>
               <w:rPr/>
@@ -7839,7 +7816,7 @@
       <w:pPr>
         <w:pStyle w:val="Heading3"/>
         <w:bidi w:val="0"/>
-        <w:spacing w:lineRule="auto" w:line="273" w:before="0" w:after="120"/>
+        <w:spacing w:lineRule="auto" w:line="271" w:before="0" w:after="120"/>
         <w:ind w:hanging="0" w:start="0" w:end="0"/>
         <w:jc w:val="start"/>
         <w:rPr>
@@ -7848,14 +7825,16 @@
         </w:rPr>
       </w:pPr>
       <w:r>
-        <w:rPr/>
+        <w:rPr>
+          <w:rFonts w:ascii="Google Sans Text;sans-serif" w:hAnsi="Google Sans Text;sans-serif"/>
+        </w:rPr>
       </w:r>
     </w:p>
     <w:p>
       <w:pPr>
         <w:pStyle w:val="Heading3"/>
         <w:bidi w:val="0"/>
-        <w:spacing w:lineRule="auto" w:line="273" w:before="0" w:after="120"/>
+        <w:spacing w:lineRule="auto" w:line="271" w:before="0" w:after="120"/>
         <w:ind w:hanging="0" w:start="0" w:end="0"/>
         <w:jc w:val="start"/>
         <w:rPr/>
@@ -7882,8 +7861,8 @@
         </w:tblCellMar>
       </w:tblPr>
       <w:tblGrid>
-        <w:gridCol w:w="1806"/>
-        <w:gridCol w:w="1917"/>
+        <w:gridCol w:w="1805"/>
+        <w:gridCol w:w="1918"/>
         <w:gridCol w:w="4704"/>
       </w:tblGrid>
       <w:tr>
@@ -7892,20 +7871,20 @@
         </w:trPr>
         <w:tc>
           <w:tcPr>
-            <w:tcW w:w="1806" w:type="dxa"/>
-            <w:tcBorders>
-              <w:top w:val="single" w:sz="2" w:space="0" w:color="C4C7C5"/>
-              <w:start w:val="single" w:sz="2" w:space="0" w:color="C4C7C5"/>
-              <w:bottom w:val="single" w:sz="2" w:space="0" w:color="C4C7C5"/>
-              <w:end w:val="single" w:sz="2" w:space="0" w:color="C4C7C5"/>
-            </w:tcBorders>
-            <w:vAlign w:val="center"/>
-          </w:tcPr>
-          <w:p>
-            <w:pPr>
-              <w:pStyle w:val="TableContents"/>
-              <w:bidi w:val="0"/>
-              <w:spacing w:lineRule="auto" w:line="273" w:before="0" w:after="0"/>
+            <w:tcW w:w="1805" w:type="dxa"/>
+            <w:tcBorders>
+              <w:top w:val="single" w:sz="2" w:space="0" w:color="C4C7C5"/>
+              <w:start w:val="single" w:sz="2" w:space="0" w:color="C4C7C5"/>
+              <w:bottom w:val="single" w:sz="2" w:space="0" w:color="C4C7C5"/>
+              <w:end w:val="single" w:sz="2" w:space="0" w:color="C4C7C5"/>
+            </w:tcBorders>
+            <w:vAlign w:val="center"/>
+          </w:tcPr>
+          <w:p>
+            <w:pPr>
+              <w:pStyle w:val="TableContents"/>
+              <w:bidi w:val="0"/>
+              <w:spacing w:lineRule="auto" w:line="271" w:before="0" w:after="0"/>
               <w:ind w:hanging="0" w:start="0" w:end="0"/>
               <w:jc w:val="start"/>
               <w:rPr/>
@@ -7921,20 +7900,20 @@
         </w:tc>
         <w:tc>
           <w:tcPr>
-            <w:tcW w:w="1917" w:type="dxa"/>
-            <w:tcBorders>
-              <w:top w:val="single" w:sz="2" w:space="0" w:color="C4C7C5"/>
-              <w:start w:val="single" w:sz="2" w:space="0" w:color="C4C7C5"/>
-              <w:bottom w:val="single" w:sz="2" w:space="0" w:color="C4C7C5"/>
-              <w:end w:val="single" w:sz="2" w:space="0" w:color="C4C7C5"/>
-            </w:tcBorders>
-            <w:vAlign w:val="center"/>
-          </w:tcPr>
-          <w:p>
-            <w:pPr>
-              <w:pStyle w:val="TableContents"/>
-              <w:bidi w:val="0"/>
-              <w:spacing w:lineRule="auto" w:line="273" w:before="0" w:after="0"/>
+            <w:tcW w:w="1918" w:type="dxa"/>
+            <w:tcBorders>
+              <w:top w:val="single" w:sz="2" w:space="0" w:color="C4C7C5"/>
+              <w:start w:val="single" w:sz="2" w:space="0" w:color="C4C7C5"/>
+              <w:bottom w:val="single" w:sz="2" w:space="0" w:color="C4C7C5"/>
+              <w:end w:val="single" w:sz="2" w:space="0" w:color="C4C7C5"/>
+            </w:tcBorders>
+            <w:vAlign w:val="center"/>
+          </w:tcPr>
+          <w:p>
+            <w:pPr>
+              <w:pStyle w:val="TableContents"/>
+              <w:bidi w:val="0"/>
+              <w:spacing w:lineRule="auto" w:line="271" w:before="0" w:after="0"/>
               <w:ind w:hanging="0" w:start="0" w:end="0"/>
               <w:jc w:val="start"/>
               <w:rPr/>
@@ -7963,7 +7942,7 @@
             <w:pPr>
               <w:pStyle w:val="TableContents"/>
               <w:bidi w:val="0"/>
-              <w:spacing w:lineRule="auto" w:line="273" w:before="0" w:after="0"/>
+              <w:spacing w:lineRule="auto" w:line="271" w:before="0" w:after="0"/>
               <w:ind w:hanging="0" w:start="0" w:end="0"/>
               <w:jc w:val="start"/>
               <w:rPr/>
@@ -7982,20 +7961,20 @@
         <w:trPr/>
         <w:tc>
           <w:tcPr>
-            <w:tcW w:w="1806" w:type="dxa"/>
-            <w:tcBorders>
-              <w:top w:val="single" w:sz="2" w:space="0" w:color="C4C7C5"/>
-              <w:start w:val="single" w:sz="2" w:space="0" w:color="C4C7C5"/>
-              <w:bottom w:val="single" w:sz="2" w:space="0" w:color="C4C7C5"/>
-              <w:end w:val="single" w:sz="2" w:space="0" w:color="C4C7C5"/>
-            </w:tcBorders>
-            <w:vAlign w:val="center"/>
-          </w:tcPr>
-          <w:p>
-            <w:pPr>
-              <w:pStyle w:val="TableContents"/>
-              <w:bidi w:val="0"/>
-              <w:spacing w:lineRule="auto" w:line="273" w:before="0" w:after="140"/>
+            <w:tcW w:w="1805" w:type="dxa"/>
+            <w:tcBorders>
+              <w:top w:val="single" w:sz="2" w:space="0" w:color="C4C7C5"/>
+              <w:start w:val="single" w:sz="2" w:space="0" w:color="C4C7C5"/>
+              <w:bottom w:val="single" w:sz="2" w:space="0" w:color="C4C7C5"/>
+              <w:end w:val="single" w:sz="2" w:space="0" w:color="C4C7C5"/>
+            </w:tcBorders>
+            <w:vAlign w:val="center"/>
+          </w:tcPr>
+          <w:p>
+            <w:pPr>
+              <w:pStyle w:val="TableContents"/>
+              <w:bidi w:val="0"/>
+              <w:spacing w:lineRule="auto" w:line="271" w:before="0" w:after="140"/>
               <w:ind w:hanging="0" w:start="0" w:end="0"/>
               <w:jc w:val="start"/>
               <w:rPr/>
@@ -8011,20 +7990,20 @@
         </w:tc>
         <w:tc>
           <w:tcPr>
-            <w:tcW w:w="1917" w:type="dxa"/>
-            <w:tcBorders>
-              <w:top w:val="single" w:sz="2" w:space="0" w:color="C4C7C5"/>
-              <w:start w:val="single" w:sz="2" w:space="0" w:color="C4C7C5"/>
-              <w:bottom w:val="single" w:sz="2" w:space="0" w:color="C4C7C5"/>
-              <w:end w:val="single" w:sz="2" w:space="0" w:color="C4C7C5"/>
-            </w:tcBorders>
-            <w:vAlign w:val="center"/>
-          </w:tcPr>
-          <w:p>
-            <w:pPr>
-              <w:pStyle w:val="TableContents"/>
-              <w:bidi w:val="0"/>
-              <w:spacing w:lineRule="auto" w:line="273" w:before="0" w:after="140"/>
+            <w:tcW w:w="1918" w:type="dxa"/>
+            <w:tcBorders>
+              <w:top w:val="single" w:sz="2" w:space="0" w:color="C4C7C5"/>
+              <w:start w:val="single" w:sz="2" w:space="0" w:color="C4C7C5"/>
+              <w:bottom w:val="single" w:sz="2" w:space="0" w:color="C4C7C5"/>
+              <w:end w:val="single" w:sz="2" w:space="0" w:color="C4C7C5"/>
+            </w:tcBorders>
+            <w:vAlign w:val="center"/>
+          </w:tcPr>
+          <w:p>
+            <w:pPr>
+              <w:pStyle w:val="TableContents"/>
+              <w:bidi w:val="0"/>
+              <w:spacing w:lineRule="auto" w:line="271" w:before="0" w:after="140"/>
               <w:ind w:hanging="0" w:start="0" w:end="0"/>
               <w:jc w:val="start"/>
               <w:rPr>
@@ -8054,7 +8033,7 @@
             <w:pPr>
               <w:pStyle w:val="TableContents"/>
               <w:bidi w:val="0"/>
-              <w:spacing w:lineRule="auto" w:line="273" w:before="0" w:after="140"/>
+              <w:spacing w:lineRule="auto" w:line="271" w:before="0" w:after="140"/>
               <w:ind w:hanging="0" w:start="0" w:end="0"/>
               <w:jc w:val="start"/>
               <w:rPr>
@@ -8074,20 +8053,20 @@
         <w:trPr/>
         <w:tc>
           <w:tcPr>
-            <w:tcW w:w="1806" w:type="dxa"/>
-            <w:tcBorders>
-              <w:top w:val="single" w:sz="2" w:space="0" w:color="C4C7C5"/>
-              <w:start w:val="single" w:sz="2" w:space="0" w:color="C4C7C5"/>
-              <w:bottom w:val="single" w:sz="2" w:space="0" w:color="C4C7C5"/>
-              <w:end w:val="single" w:sz="2" w:space="0" w:color="C4C7C5"/>
-            </w:tcBorders>
-            <w:vAlign w:val="center"/>
-          </w:tcPr>
-          <w:p>
-            <w:pPr>
-              <w:pStyle w:val="TableContents"/>
-              <w:bidi w:val="0"/>
-              <w:spacing w:lineRule="auto" w:line="273" w:before="0" w:after="140"/>
+            <w:tcW w:w="1805" w:type="dxa"/>
+            <w:tcBorders>
+              <w:top w:val="single" w:sz="2" w:space="0" w:color="C4C7C5"/>
+              <w:start w:val="single" w:sz="2" w:space="0" w:color="C4C7C5"/>
+              <w:bottom w:val="single" w:sz="2" w:space="0" w:color="C4C7C5"/>
+              <w:end w:val="single" w:sz="2" w:space="0" w:color="C4C7C5"/>
+            </w:tcBorders>
+            <w:vAlign w:val="center"/>
+          </w:tcPr>
+          <w:p>
+            <w:pPr>
+              <w:pStyle w:val="TableContents"/>
+              <w:bidi w:val="0"/>
+              <w:spacing w:lineRule="auto" w:line="271" w:before="0" w:after="140"/>
               <w:ind w:hanging="0" w:start="0" w:end="0"/>
               <w:jc w:val="start"/>
               <w:rPr/>
@@ -8103,20 +8082,20 @@
         </w:tc>
         <w:tc>
           <w:tcPr>
-            <w:tcW w:w="1917" w:type="dxa"/>
-            <w:tcBorders>
-              <w:top w:val="single" w:sz="2" w:space="0" w:color="C4C7C5"/>
-              <w:start w:val="single" w:sz="2" w:space="0" w:color="C4C7C5"/>
-              <w:bottom w:val="single" w:sz="2" w:space="0" w:color="C4C7C5"/>
-              <w:end w:val="single" w:sz="2" w:space="0" w:color="C4C7C5"/>
-            </w:tcBorders>
-            <w:vAlign w:val="center"/>
-          </w:tcPr>
-          <w:p>
-            <w:pPr>
-              <w:pStyle w:val="TableContents"/>
-              <w:bidi w:val="0"/>
-              <w:spacing w:lineRule="auto" w:line="273" w:before="0" w:after="140"/>
+            <w:tcW w:w="1918" w:type="dxa"/>
+            <w:tcBorders>
+              <w:top w:val="single" w:sz="2" w:space="0" w:color="C4C7C5"/>
+              <w:start w:val="single" w:sz="2" w:space="0" w:color="C4C7C5"/>
+              <w:bottom w:val="single" w:sz="2" w:space="0" w:color="C4C7C5"/>
+              <w:end w:val="single" w:sz="2" w:space="0" w:color="C4C7C5"/>
+            </w:tcBorders>
+            <w:vAlign w:val="center"/>
+          </w:tcPr>
+          <w:p>
+            <w:pPr>
+              <w:pStyle w:val="TableContents"/>
+              <w:bidi w:val="0"/>
+              <w:spacing w:lineRule="auto" w:line="271" w:before="0" w:after="140"/>
               <w:ind w:hanging="0" w:start="0" w:end="0"/>
               <w:jc w:val="start"/>
               <w:rPr>
@@ -8146,7 +8125,7 @@
             <w:pPr>
               <w:pStyle w:val="TableContents"/>
               <w:bidi w:val="0"/>
-              <w:spacing w:lineRule="auto" w:line="273" w:before="0" w:after="140"/>
+              <w:spacing w:lineRule="auto" w:line="271" w:before="0" w:after="140"/>
               <w:ind w:hanging="0" w:start="0" w:end="0"/>
               <w:jc w:val="start"/>
               <w:rPr/>
@@ -8171,20 +8150,20 @@
         <w:trPr/>
         <w:tc>
           <w:tcPr>
-            <w:tcW w:w="1806" w:type="dxa"/>
-            <w:tcBorders>
-              <w:top w:val="single" w:sz="2" w:space="0" w:color="C4C7C5"/>
-              <w:start w:val="single" w:sz="2" w:space="0" w:color="C4C7C5"/>
-              <w:bottom w:val="single" w:sz="2" w:space="0" w:color="C4C7C5"/>
-              <w:end w:val="single" w:sz="2" w:space="0" w:color="C4C7C5"/>
-            </w:tcBorders>
-            <w:vAlign w:val="center"/>
-          </w:tcPr>
-          <w:p>
-            <w:pPr>
-              <w:pStyle w:val="TableContents"/>
-              <w:bidi w:val="0"/>
-              <w:spacing w:lineRule="auto" w:line="273" w:before="0" w:after="140"/>
+            <w:tcW w:w="1805" w:type="dxa"/>
+            <w:tcBorders>
+              <w:top w:val="single" w:sz="2" w:space="0" w:color="C4C7C5"/>
+              <w:start w:val="single" w:sz="2" w:space="0" w:color="C4C7C5"/>
+              <w:bottom w:val="single" w:sz="2" w:space="0" w:color="C4C7C5"/>
+              <w:end w:val="single" w:sz="2" w:space="0" w:color="C4C7C5"/>
+            </w:tcBorders>
+            <w:vAlign w:val="center"/>
+          </w:tcPr>
+          <w:p>
+            <w:pPr>
+              <w:pStyle w:val="TableContents"/>
+              <w:bidi w:val="0"/>
+              <w:spacing w:lineRule="auto" w:line="271" w:before="0" w:after="140"/>
               <w:ind w:hanging="0" w:start="0" w:end="0"/>
               <w:jc w:val="start"/>
               <w:rPr/>
@@ -8200,20 +8179,20 @@
         </w:tc>
         <w:tc>
           <w:tcPr>
-            <w:tcW w:w="1917" w:type="dxa"/>
-            <w:tcBorders>
-              <w:top w:val="single" w:sz="2" w:space="0" w:color="C4C7C5"/>
-              <w:start w:val="single" w:sz="2" w:space="0" w:color="C4C7C5"/>
-              <w:bottom w:val="single" w:sz="2" w:space="0" w:color="C4C7C5"/>
-              <w:end w:val="single" w:sz="2" w:space="0" w:color="C4C7C5"/>
-            </w:tcBorders>
-            <w:vAlign w:val="center"/>
-          </w:tcPr>
-          <w:p>
-            <w:pPr>
-              <w:pStyle w:val="TableContents"/>
-              <w:bidi w:val="0"/>
-              <w:spacing w:lineRule="auto" w:line="273" w:before="0" w:after="140"/>
+            <w:tcW w:w="1918" w:type="dxa"/>
+            <w:tcBorders>
+              <w:top w:val="single" w:sz="2" w:space="0" w:color="C4C7C5"/>
+              <w:start w:val="single" w:sz="2" w:space="0" w:color="C4C7C5"/>
+              <w:bottom w:val="single" w:sz="2" w:space="0" w:color="C4C7C5"/>
+              <w:end w:val="single" w:sz="2" w:space="0" w:color="C4C7C5"/>
+            </w:tcBorders>
+            <w:vAlign w:val="center"/>
+          </w:tcPr>
+          <w:p>
+            <w:pPr>
+              <w:pStyle w:val="TableContents"/>
+              <w:bidi w:val="0"/>
+              <w:spacing w:lineRule="auto" w:line="271" w:before="0" w:after="140"/>
               <w:ind w:hanging="0" w:start="0" w:end="0"/>
               <w:jc w:val="start"/>
               <w:rPr>
@@ -8243,7 +8222,7 @@
             <w:pPr>
               <w:pStyle w:val="TableContents"/>
               <w:bidi w:val="0"/>
-              <w:spacing w:lineRule="auto" w:line="273" w:before="0" w:after="140"/>
+              <w:spacing w:lineRule="auto" w:line="271" w:before="0" w:after="140"/>
               <w:ind w:hanging="0" w:start="0" w:end="0"/>
               <w:jc w:val="start"/>
               <w:rPr>
@@ -8270,20 +8249,20 @@
         <w:trPr/>
         <w:tc>
           <w:tcPr>
-            <w:tcW w:w="1806" w:type="dxa"/>
-            <w:tcBorders>
-              <w:top w:val="single" w:sz="2" w:space="0" w:color="C4C7C5"/>
-              <w:start w:val="single" w:sz="2" w:space="0" w:color="C4C7C5"/>
-              <w:bottom w:val="single" w:sz="2" w:space="0" w:color="C4C7C5"/>
-              <w:end w:val="single" w:sz="2" w:space="0" w:color="C4C7C5"/>
-            </w:tcBorders>
-            <w:vAlign w:val="center"/>
-          </w:tcPr>
-          <w:p>
-            <w:pPr>
-              <w:pStyle w:val="TableContents"/>
-              <w:bidi w:val="0"/>
-              <w:spacing w:lineRule="auto" w:line="273" w:before="0" w:after="140"/>
+            <w:tcW w:w="1805" w:type="dxa"/>
+            <w:tcBorders>
+              <w:top w:val="single" w:sz="2" w:space="0" w:color="C4C7C5"/>
+              <w:start w:val="single" w:sz="2" w:space="0" w:color="C4C7C5"/>
+              <w:bottom w:val="single" w:sz="2" w:space="0" w:color="C4C7C5"/>
+              <w:end w:val="single" w:sz="2" w:space="0" w:color="C4C7C5"/>
+            </w:tcBorders>
+            <w:vAlign w:val="center"/>
+          </w:tcPr>
+          <w:p>
+            <w:pPr>
+              <w:pStyle w:val="TableContents"/>
+              <w:bidi w:val="0"/>
+              <w:spacing w:lineRule="auto" w:line="271" w:before="0" w:after="140"/>
               <w:ind w:hanging="0" w:start="0" w:end="0"/>
               <w:jc w:val="start"/>
               <w:rPr/>
@@ -8299,20 +8278,20 @@
         </w:tc>
         <w:tc>
           <w:tcPr>
-            <w:tcW w:w="1917" w:type="dxa"/>
-            <w:tcBorders>
-              <w:top w:val="single" w:sz="2" w:space="0" w:color="C4C7C5"/>
-              <w:start w:val="single" w:sz="2" w:space="0" w:color="C4C7C5"/>
-              <w:bottom w:val="single" w:sz="2" w:space="0" w:color="C4C7C5"/>
-              <w:end w:val="single" w:sz="2" w:space="0" w:color="C4C7C5"/>
-            </w:tcBorders>
-            <w:vAlign w:val="center"/>
-          </w:tcPr>
-          <w:p>
-            <w:pPr>
-              <w:pStyle w:val="TableContents"/>
-              <w:bidi w:val="0"/>
-              <w:spacing w:lineRule="auto" w:line="273" w:before="0" w:after="140"/>
+            <w:tcW w:w="1918" w:type="dxa"/>
+            <w:tcBorders>
+              <w:top w:val="single" w:sz="2" w:space="0" w:color="C4C7C5"/>
+              <w:start w:val="single" w:sz="2" w:space="0" w:color="C4C7C5"/>
+              <w:bottom w:val="single" w:sz="2" w:space="0" w:color="C4C7C5"/>
+              <w:end w:val="single" w:sz="2" w:space="0" w:color="C4C7C5"/>
+            </w:tcBorders>
+            <w:vAlign w:val="center"/>
+          </w:tcPr>
+          <w:p>
+            <w:pPr>
+              <w:pStyle w:val="TableContents"/>
+              <w:bidi w:val="0"/>
+              <w:spacing w:lineRule="auto" w:line="271" w:before="0" w:after="140"/>
               <w:ind w:hanging="0" w:start="0" w:end="0"/>
               <w:jc w:val="start"/>
               <w:rPr>
@@ -8342,7 +8321,7 @@
             <w:pPr>
               <w:pStyle w:val="TableContents"/>
               <w:bidi w:val="0"/>
-              <w:spacing w:lineRule="auto" w:line="273" w:before="0" w:after="140"/>
+              <w:spacing w:lineRule="auto" w:line="271" w:before="0" w:after="140"/>
               <w:ind w:hanging="0" w:start="0" w:end="0"/>
               <w:jc w:val="start"/>
               <w:rPr/>
@@ -8387,20 +8366,20 @@
         <w:trPr/>
         <w:tc>
           <w:tcPr>
-            <w:tcW w:w="1806" w:type="dxa"/>
-            <w:tcBorders>
-              <w:top w:val="single" w:sz="2" w:space="0" w:color="C4C7C5"/>
-              <w:start w:val="single" w:sz="2" w:space="0" w:color="C4C7C5"/>
-              <w:bottom w:val="single" w:sz="2" w:space="0" w:color="C4C7C5"/>
-              <w:end w:val="single" w:sz="2" w:space="0" w:color="C4C7C5"/>
-            </w:tcBorders>
-            <w:vAlign w:val="center"/>
-          </w:tcPr>
-          <w:p>
-            <w:pPr>
-              <w:pStyle w:val="TableContents"/>
-              <w:bidi w:val="0"/>
-              <w:spacing w:lineRule="auto" w:line="273" w:before="0" w:after="140"/>
+            <w:tcW w:w="1805" w:type="dxa"/>
+            <w:tcBorders>
+              <w:top w:val="single" w:sz="2" w:space="0" w:color="C4C7C5"/>
+              <w:start w:val="single" w:sz="2" w:space="0" w:color="C4C7C5"/>
+              <w:bottom w:val="single" w:sz="2" w:space="0" w:color="C4C7C5"/>
+              <w:end w:val="single" w:sz="2" w:space="0" w:color="C4C7C5"/>
+            </w:tcBorders>
+            <w:vAlign w:val="center"/>
+          </w:tcPr>
+          <w:p>
+            <w:pPr>
+              <w:pStyle w:val="TableContents"/>
+              <w:bidi w:val="0"/>
+              <w:spacing w:lineRule="auto" w:line="271" w:before="0" w:after="140"/>
               <w:ind w:hanging="0" w:start="0" w:end="0"/>
               <w:jc w:val="start"/>
               <w:rPr/>
@@ -8416,20 +8395,20 @@
         </w:tc>
         <w:tc>
           <w:tcPr>
-            <w:tcW w:w="1917" w:type="dxa"/>
-            <w:tcBorders>
-              <w:top w:val="single" w:sz="2" w:space="0" w:color="C4C7C5"/>
-              <w:start w:val="single" w:sz="2" w:space="0" w:color="C4C7C5"/>
-              <w:bottom w:val="single" w:sz="2" w:space="0" w:color="C4C7C5"/>
-              <w:end w:val="single" w:sz="2" w:space="0" w:color="C4C7C5"/>
-            </w:tcBorders>
-            <w:vAlign w:val="center"/>
-          </w:tcPr>
-          <w:p>
-            <w:pPr>
-              <w:pStyle w:val="TableContents"/>
-              <w:bidi w:val="0"/>
-              <w:spacing w:lineRule="auto" w:line="273" w:before="0" w:after="140"/>
+            <w:tcW w:w="1918" w:type="dxa"/>
+            <w:tcBorders>
+              <w:top w:val="single" w:sz="2" w:space="0" w:color="C4C7C5"/>
+              <w:start w:val="single" w:sz="2" w:space="0" w:color="C4C7C5"/>
+              <w:bottom w:val="single" w:sz="2" w:space="0" w:color="C4C7C5"/>
+              <w:end w:val="single" w:sz="2" w:space="0" w:color="C4C7C5"/>
+            </w:tcBorders>
+            <w:vAlign w:val="center"/>
+          </w:tcPr>
+          <w:p>
+            <w:pPr>
+              <w:pStyle w:val="TableContents"/>
+              <w:bidi w:val="0"/>
+              <w:spacing w:lineRule="auto" w:line="271" w:before="0" w:after="140"/>
               <w:ind w:hanging="0" w:start="0" w:end="0"/>
               <w:jc w:val="start"/>
               <w:rPr>
@@ -8459,7 +8438,7 @@
             <w:pPr>
               <w:pStyle w:val="TableContents"/>
               <w:bidi w:val="0"/>
-              <w:spacing w:lineRule="auto" w:line="273" w:before="0" w:after="140"/>
+              <w:spacing w:lineRule="auto" w:line="271" w:before="0" w:after="140"/>
               <w:ind w:hanging="0" w:start="0" w:end="0"/>
               <w:jc w:val="start"/>
               <w:rPr>
@@ -8479,20 +8458,20 @@
         <w:trPr/>
         <w:tc>
           <w:tcPr>
-            <w:tcW w:w="1806" w:type="dxa"/>
-            <w:tcBorders>
-              <w:top w:val="single" w:sz="2" w:space="0" w:color="C4C7C5"/>
-              <w:start w:val="single" w:sz="2" w:space="0" w:color="C4C7C5"/>
-              <w:bottom w:val="single" w:sz="2" w:space="0" w:color="C4C7C5"/>
-              <w:end w:val="single" w:sz="2" w:space="0" w:color="C4C7C5"/>
-            </w:tcBorders>
-            <w:vAlign w:val="center"/>
-          </w:tcPr>
-          <w:p>
-            <w:pPr>
-              <w:pStyle w:val="TableContents"/>
-              <w:bidi w:val="0"/>
-              <w:spacing w:lineRule="auto" w:line="273" w:before="0" w:after="140"/>
+            <w:tcW w:w="1805" w:type="dxa"/>
+            <w:tcBorders>
+              <w:top w:val="single" w:sz="2" w:space="0" w:color="C4C7C5"/>
+              <w:start w:val="single" w:sz="2" w:space="0" w:color="C4C7C5"/>
+              <w:bottom w:val="single" w:sz="2" w:space="0" w:color="C4C7C5"/>
+              <w:end w:val="single" w:sz="2" w:space="0" w:color="C4C7C5"/>
+            </w:tcBorders>
+            <w:vAlign w:val="center"/>
+          </w:tcPr>
+          <w:p>
+            <w:pPr>
+              <w:pStyle w:val="TableContents"/>
+              <w:bidi w:val="0"/>
+              <w:spacing w:lineRule="auto" w:line="271" w:before="0" w:after="140"/>
               <w:ind w:hanging="0" w:start="0" w:end="0"/>
               <w:jc w:val="start"/>
               <w:rPr/>
@@ -8508,20 +8487,20 @@
         </w:tc>
         <w:tc>
           <w:tcPr>
-            <w:tcW w:w="1917" w:type="dxa"/>
-            <w:tcBorders>
-              <w:top w:val="single" w:sz="2" w:space="0" w:color="C4C7C5"/>
-              <w:start w:val="single" w:sz="2" w:space="0" w:color="C4C7C5"/>
-              <w:bottom w:val="single" w:sz="2" w:space="0" w:color="C4C7C5"/>
-              <w:end w:val="single" w:sz="2" w:space="0" w:color="C4C7C5"/>
-            </w:tcBorders>
-            <w:vAlign w:val="center"/>
-          </w:tcPr>
-          <w:p>
-            <w:pPr>
-              <w:pStyle w:val="TableContents"/>
-              <w:bidi w:val="0"/>
-              <w:spacing w:lineRule="auto" w:line="273" w:before="0" w:after="140"/>
+            <w:tcW w:w="1918" w:type="dxa"/>
+            <w:tcBorders>
+              <w:top w:val="single" w:sz="2" w:space="0" w:color="C4C7C5"/>
+              <w:start w:val="single" w:sz="2" w:space="0" w:color="C4C7C5"/>
+              <w:bottom w:val="single" w:sz="2" w:space="0" w:color="C4C7C5"/>
+              <w:end w:val="single" w:sz="2" w:space="0" w:color="C4C7C5"/>
+            </w:tcBorders>
+            <w:vAlign w:val="center"/>
+          </w:tcPr>
+          <w:p>
+            <w:pPr>
+              <w:pStyle w:val="TableContents"/>
+              <w:bidi w:val="0"/>
+              <w:spacing w:lineRule="auto" w:line="271" w:before="0" w:after="140"/>
               <w:ind w:hanging="0" w:start="0" w:end="0"/>
               <w:jc w:val="start"/>
               <w:rPr>
@@ -8551,7 +8530,7 @@
             <w:pPr>
               <w:pStyle w:val="TableContents"/>
               <w:bidi w:val="0"/>
-              <w:spacing w:lineRule="auto" w:line="273" w:before="0" w:after="140"/>
+              <w:spacing w:lineRule="auto" w:line="271" w:before="0" w:after="140"/>
               <w:ind w:hanging="0" w:start="0" w:end="0"/>
               <w:jc w:val="start"/>
               <w:rPr>
@@ -8571,20 +8550,20 @@
         <w:trPr/>
         <w:tc>
           <w:tcPr>
-            <w:tcW w:w="1806" w:type="dxa"/>
-            <w:tcBorders>
-              <w:top w:val="single" w:sz="2" w:space="0" w:color="C4C7C5"/>
-              <w:start w:val="single" w:sz="2" w:space="0" w:color="C4C7C5"/>
-              <w:bottom w:val="single" w:sz="2" w:space="0" w:color="C4C7C5"/>
-              <w:end w:val="single" w:sz="2" w:space="0" w:color="C4C7C5"/>
-            </w:tcBorders>
-            <w:vAlign w:val="center"/>
-          </w:tcPr>
-          <w:p>
-            <w:pPr>
-              <w:pStyle w:val="TableContents"/>
-              <w:bidi w:val="0"/>
-              <w:spacing w:lineRule="auto" w:line="273" w:before="0" w:after="140"/>
+            <w:tcW w:w="1805" w:type="dxa"/>
+            <w:tcBorders>
+              <w:top w:val="single" w:sz="2" w:space="0" w:color="C4C7C5"/>
+              <w:start w:val="single" w:sz="2" w:space="0" w:color="C4C7C5"/>
+              <w:bottom w:val="single" w:sz="2" w:space="0" w:color="C4C7C5"/>
+              <w:end w:val="single" w:sz="2" w:space="0" w:color="C4C7C5"/>
+            </w:tcBorders>
+            <w:vAlign w:val="center"/>
+          </w:tcPr>
+          <w:p>
+            <w:pPr>
+              <w:pStyle w:val="TableContents"/>
+              <w:bidi w:val="0"/>
+              <w:spacing w:lineRule="auto" w:line="271" w:before="0" w:after="140"/>
               <w:ind w:hanging="0" w:start="0" w:end="0"/>
               <w:jc w:val="start"/>
               <w:rPr/>
@@ -8600,20 +8579,20 @@
         </w:tc>
         <w:tc>
           <w:tcPr>
-            <w:tcW w:w="1917" w:type="dxa"/>
-            <w:tcBorders>
-              <w:top w:val="single" w:sz="2" w:space="0" w:color="C4C7C5"/>
-              <w:start w:val="single" w:sz="2" w:space="0" w:color="C4C7C5"/>
-              <w:bottom w:val="single" w:sz="2" w:space="0" w:color="C4C7C5"/>
-              <w:end w:val="single" w:sz="2" w:space="0" w:color="C4C7C5"/>
-            </w:tcBorders>
-            <w:vAlign w:val="center"/>
-          </w:tcPr>
-          <w:p>
-            <w:pPr>
-              <w:pStyle w:val="TableContents"/>
-              <w:bidi w:val="0"/>
-              <w:spacing w:lineRule="auto" w:line="273" w:before="0" w:after="140"/>
+            <w:tcW w:w="1918" w:type="dxa"/>
+            <w:tcBorders>
+              <w:top w:val="single" w:sz="2" w:space="0" w:color="C4C7C5"/>
+              <w:start w:val="single" w:sz="2" w:space="0" w:color="C4C7C5"/>
+              <w:bottom w:val="single" w:sz="2" w:space="0" w:color="C4C7C5"/>
+              <w:end w:val="single" w:sz="2" w:space="0" w:color="C4C7C5"/>
+            </w:tcBorders>
+            <w:vAlign w:val="center"/>
+          </w:tcPr>
+          <w:p>
+            <w:pPr>
+              <w:pStyle w:val="TableContents"/>
+              <w:bidi w:val="0"/>
+              <w:spacing w:lineRule="auto" w:line="271" w:before="0" w:after="140"/>
               <w:ind w:hanging="0" w:start="0" w:end="0"/>
               <w:jc w:val="start"/>
               <w:rPr>
@@ -8643,7 +8622,7 @@
             <w:pPr>
               <w:pStyle w:val="TableContents"/>
               <w:bidi w:val="0"/>
-              <w:spacing w:lineRule="auto" w:line="273" w:before="0" w:after="140"/>
+              <w:spacing w:lineRule="auto" w:line="271" w:before="0" w:after="140"/>
               <w:ind w:hanging="0" w:start="0" w:end="0"/>
               <w:jc w:val="start"/>
               <w:rPr>
@@ -8664,7 +8643,7 @@
       <w:pPr>
         <w:pStyle w:val="Heading3"/>
         <w:bidi w:val="0"/>
-        <w:spacing w:lineRule="auto" w:line="273" w:before="0" w:after="120"/>
+        <w:spacing w:lineRule="auto" w:line="271" w:before="0" w:after="120"/>
         <w:ind w:hanging="0" w:start="0" w:end="0"/>
         <w:jc w:val="start"/>
         <w:rPr/>
@@ -8714,7 +8693,7 @@
             <w:pPr>
               <w:pStyle w:val="TableContents"/>
               <w:bidi w:val="0"/>
-              <w:spacing w:lineRule="auto" w:line="273" w:before="0" w:after="0"/>
+              <w:spacing w:lineRule="auto" w:line="271" w:before="0" w:after="0"/>
               <w:ind w:hanging="0" w:start="0" w:end="0"/>
               <w:jc w:val="start"/>
               <w:rPr/>
@@ -8743,7 +8722,7 @@
             <w:pPr>
               <w:pStyle w:val="TableContents"/>
               <w:bidi w:val="0"/>
-              <w:spacing w:lineRule="auto" w:line="273" w:before="0" w:after="0"/>
+              <w:spacing w:lineRule="auto" w:line="271" w:before="0" w:after="0"/>
               <w:ind w:hanging="0" w:start="0" w:end="0"/>
               <w:jc w:val="start"/>
               <w:rPr/>
@@ -8772,7 +8751,7 @@
             <w:pPr>
               <w:pStyle w:val="TableContents"/>
               <w:bidi w:val="0"/>
-              <w:spacing w:lineRule="auto" w:line="273" w:before="0" w:after="0"/>
+              <w:spacing w:lineRule="auto" w:line="271" w:before="0" w:after="0"/>
               <w:ind w:hanging="0" w:start="0" w:end="0"/>
               <w:jc w:val="start"/>
               <w:rPr/>
@@ -8804,7 +8783,7 @@
             <w:pPr>
               <w:pStyle w:val="TableContents"/>
               <w:bidi w:val="0"/>
-              <w:spacing w:lineRule="auto" w:line="273" w:before="0" w:after="140"/>
+              <w:spacing w:lineRule="auto" w:line="271" w:before="0" w:after="140"/>
               <w:ind w:hanging="0" w:start="0" w:end="0"/>
               <w:jc w:val="start"/>
               <w:rPr/>
@@ -8833,7 +8812,7 @@
             <w:pPr>
               <w:pStyle w:val="TableContents"/>
               <w:bidi w:val="0"/>
-              <w:spacing w:lineRule="auto" w:line="273" w:before="0" w:after="140"/>
+              <w:spacing w:lineRule="auto" w:line="271" w:before="0" w:after="140"/>
               <w:ind w:hanging="0" w:start="0" w:end="0"/>
               <w:jc w:val="start"/>
               <w:rPr>
@@ -8863,7 +8842,7 @@
             <w:pPr>
               <w:pStyle w:val="TableContents"/>
               <w:bidi w:val="0"/>
-              <w:spacing w:lineRule="auto" w:line="273" w:before="0" w:after="140"/>
+              <w:spacing w:lineRule="auto" w:line="271" w:before="0" w:after="140"/>
               <w:ind w:hanging="0" w:start="0" w:end="0"/>
               <w:jc w:val="start"/>
               <w:rPr>
@@ -8896,7 +8875,7 @@
             <w:pPr>
               <w:pStyle w:val="TableContents"/>
               <w:bidi w:val="0"/>
-              <w:spacing w:lineRule="auto" w:line="273" w:before="0" w:after="140"/>
+              <w:spacing w:lineRule="auto" w:line="271" w:before="0" w:after="140"/>
               <w:ind w:hanging="0" w:start="0" w:end="0"/>
               <w:jc w:val="start"/>
               <w:rPr/>
@@ -8925,7 +8904,7 @@
             <w:pPr>
               <w:pStyle w:val="TableContents"/>
               <w:bidi w:val="0"/>
-              <w:spacing w:lineRule="auto" w:line="273" w:before="0" w:after="140"/>
+              <w:spacing w:lineRule="auto" w:line="271" w:before="0" w:after="140"/>
               <w:ind w:hanging="0" w:start="0" w:end="0"/>
               <w:jc w:val="start"/>
               <w:rPr>
@@ -8955,7 +8934,7 @@
             <w:pPr>
               <w:pStyle w:val="TableContents"/>
               <w:bidi w:val="0"/>
-              <w:spacing w:lineRule="auto" w:line="273" w:before="0" w:after="140"/>
+              <w:spacing w:lineRule="auto" w:line="271" w:before="0" w:after="140"/>
               <w:ind w:hanging="0" w:start="0" w:end="0"/>
               <w:jc w:val="start"/>
               <w:rPr/>
@@ -8993,7 +8972,7 @@
             <w:pPr>
               <w:pStyle w:val="TableContents"/>
               <w:bidi w:val="0"/>
-              <w:spacing w:lineRule="auto" w:line="273" w:before="0" w:after="140"/>
+              <w:spacing w:lineRule="auto" w:line="271" w:before="0" w:after="140"/>
               <w:ind w:hanging="0" w:start="0" w:end="0"/>
               <w:jc w:val="start"/>
               <w:rPr/>
@@ -9022,7 +9001,7 @@
             <w:pPr>
               <w:pStyle w:val="TableContents"/>
               <w:bidi w:val="0"/>
-              <w:spacing w:lineRule="auto" w:line="273" w:before="0" w:after="140"/>
+              <w:spacing w:lineRule="auto" w:line="271" w:before="0" w:after="140"/>
               <w:ind w:hanging="0" w:start="0" w:end="0"/>
               <w:jc w:val="start"/>
               <w:rPr>
@@ -9052,7 +9031,7 @@
             <w:pPr>
               <w:pStyle w:val="TableContents"/>
               <w:bidi w:val="0"/>
-              <w:spacing w:lineRule="auto" w:line="273" w:before="0" w:after="140"/>
+              <w:spacing w:lineRule="auto" w:line="271" w:before="0" w:after="140"/>
               <w:ind w:hanging="0" w:start="0" w:end="0"/>
               <w:jc w:val="start"/>
               <w:rPr/>
@@ -9090,7 +9069,7 @@
             <w:pPr>
               <w:pStyle w:val="TableContents"/>
               <w:bidi w:val="0"/>
-              <w:spacing w:lineRule="auto" w:line="273" w:before="0" w:after="140"/>
+              <w:spacing w:lineRule="auto" w:line="271" w:before="0" w:after="140"/>
               <w:ind w:hanging="0" w:start="0" w:end="0"/>
               <w:jc w:val="start"/>
               <w:rPr/>
@@ -9119,7 +9098,7 @@
             <w:pPr>
               <w:pStyle w:val="TableContents"/>
               <w:bidi w:val="0"/>
-              <w:spacing w:lineRule="auto" w:line="273" w:before="0" w:after="140"/>
+              <w:spacing w:lineRule="auto" w:line="271" w:before="0" w:after="140"/>
               <w:ind w:hanging="0" w:start="0" w:end="0"/>
               <w:jc w:val="start"/>
               <w:rPr>
@@ -9149,7 +9128,7 @@
             <w:pPr>
               <w:pStyle w:val="TableContents"/>
               <w:bidi w:val="0"/>
-              <w:spacing w:lineRule="auto" w:line="273" w:before="0" w:after="140"/>
+              <w:spacing w:lineRule="auto" w:line="271" w:before="0" w:after="140"/>
               <w:ind w:hanging="0" w:start="0" w:end="0"/>
               <w:jc w:val="start"/>
               <w:rPr/>
@@ -9206,7 +9185,7 @@
             <w:pPr>
               <w:pStyle w:val="TableContents"/>
               <w:bidi w:val="0"/>
-              <w:spacing w:lineRule="auto" w:line="273" w:before="0" w:after="140"/>
+              <w:spacing w:lineRule="auto" w:line="271" w:before="0" w:after="140"/>
               <w:ind w:hanging="0" w:start="0" w:end="0"/>
               <w:jc w:val="start"/>
               <w:rPr/>
@@ -9235,7 +9214,7 @@
             <w:pPr>
               <w:pStyle w:val="TableContents"/>
               <w:bidi w:val="0"/>
-              <w:spacing w:lineRule="auto" w:line="273" w:before="0" w:after="140"/>
+              <w:spacing w:lineRule="auto" w:line="271" w:before="0" w:after="140"/>
               <w:ind w:hanging="0" w:start="0" w:end="0"/>
               <w:jc w:val="start"/>
               <w:rPr>
@@ -9265,7 +9244,7 @@
             <w:pPr>
               <w:pStyle w:val="TableContents"/>
               <w:bidi w:val="0"/>
-              <w:spacing w:lineRule="auto" w:line="273" w:before="0" w:after="140"/>
+              <w:spacing w:lineRule="auto" w:line="271" w:before="0" w:after="140"/>
               <w:ind w:hanging="0" w:start="0" w:end="0"/>
               <w:jc w:val="start"/>
               <w:rPr/>
@@ -9310,7 +9289,7 @@
             <w:pPr>
               <w:pStyle w:val="TableContents"/>
               <w:bidi w:val="0"/>
-              <w:spacing w:lineRule="auto" w:line="273" w:before="0" w:after="140"/>
+              <w:spacing w:lineRule="auto" w:line="271" w:before="0" w:after="140"/>
               <w:ind w:hanging="0" w:start="0" w:end="0"/>
               <w:jc w:val="start"/>
               <w:rPr/>
@@ -9339,7 +9318,7 @@
             <w:pPr>
               <w:pStyle w:val="TableContents"/>
               <w:bidi w:val="0"/>
-              <w:spacing w:lineRule="auto" w:line="273" w:before="0" w:after="140"/>
+              <w:spacing w:lineRule="auto" w:line="271" w:before="0" w:after="140"/>
               <w:ind w:hanging="0" w:start="0" w:end="0"/>
               <w:jc w:val="start"/>
               <w:rPr>
@@ -9369,7 +9348,7 @@
             <w:pPr>
               <w:pStyle w:val="TableContents"/>
               <w:bidi w:val="0"/>
-              <w:spacing w:lineRule="auto" w:line="273" w:before="0" w:after="140"/>
+              <w:spacing w:lineRule="auto" w:line="271" w:before="0" w:after="140"/>
               <w:ind w:hanging="0" w:start="0" w:end="0"/>
               <w:jc w:val="start"/>
               <w:rPr>
@@ -9389,8 +9368,12 @@
     <w:p>
       <w:pPr>
         <w:pStyle w:val="Heading2"/>
-        <w:bidi w:val="0"/>
-        <w:spacing w:lineRule="auto" w:line="273" w:before="0" w:after="140"/>
+        <w:numPr>
+          <w:ilvl w:val="1"/>
+          <w:numId w:val="1"/>
+        </w:numPr>
+        <w:bidi w:val="0"/>
+        <w:spacing w:lineRule="auto" w:line="271" w:before="0" w:after="140"/>
         <w:ind w:hanging="0" w:start="0" w:end="0"/>
         <w:jc w:val="start"/>
         <w:rPr>
@@ -9406,8 +9389,12 @@
     <w:p>
       <w:pPr>
         <w:pStyle w:val="Heading2"/>
-        <w:bidi w:val="0"/>
-        <w:spacing w:lineRule="auto" w:line="273" w:before="0" w:after="140"/>
+        <w:numPr>
+          <w:ilvl w:val="1"/>
+          <w:numId w:val="1"/>
+        </w:numPr>
+        <w:bidi w:val="0"/>
+        <w:spacing w:lineRule="auto" w:line="271" w:before="0" w:after="140"/>
         <w:ind w:hanging="0" w:start="0" w:end="0"/>
         <w:jc w:val="start"/>
         <w:rPr>
@@ -9425,7 +9412,7 @@
       <w:pPr>
         <w:pStyle w:val="Heading3"/>
         <w:bidi w:val="0"/>
-        <w:spacing w:lineRule="auto" w:line="273" w:before="0" w:after="140"/>
+        <w:spacing w:lineRule="auto" w:line="271" w:before="0" w:after="140"/>
         <w:ind w:hanging="0" w:start="0" w:end="0"/>
         <w:jc w:val="start"/>
         <w:rPr>
@@ -9446,13 +9433,12 @@
           <w:ilvl w:val="0"/>
           <w:numId w:val="10"/>
         </w:numPr>
-        <w:pBdr/>
         <w:tabs>
           <w:tab w:val="clear" w:pos="709"/>
           <w:tab w:val="left" w:pos="0" w:leader="none"/>
         </w:tabs>
         <w:bidi w:val="0"/>
-        <w:spacing w:lineRule="auto" w:line="273" w:before="0" w:after="140"/>
+        <w:spacing w:lineRule="auto" w:line="271" w:before="0" w:after="140"/>
         <w:ind w:hanging="283" w:start="0" w:end="0"/>
         <w:jc w:val="start"/>
         <w:rPr/>
@@ -9478,13 +9464,12 @@
           <w:ilvl w:val="0"/>
           <w:numId w:val="10"/>
         </w:numPr>
-        <w:pBdr/>
         <w:tabs>
           <w:tab w:val="clear" w:pos="709"/>
           <w:tab w:val="left" w:pos="0" w:leader="none"/>
         </w:tabs>
         <w:bidi w:val="0"/>
-        <w:spacing w:lineRule="auto" w:line="273" w:before="0" w:after="140"/>
+        <w:spacing w:lineRule="auto" w:line="271" w:before="0" w:after="140"/>
         <w:ind w:hanging="283" w:start="0" w:end="0"/>
         <w:jc w:val="start"/>
         <w:rPr/>
@@ -9510,13 +9495,12 @@
           <w:ilvl w:val="0"/>
           <w:numId w:val="10"/>
         </w:numPr>
-        <w:pBdr/>
         <w:tabs>
           <w:tab w:val="clear" w:pos="709"/>
           <w:tab w:val="left" w:pos="0" w:leader="none"/>
         </w:tabs>
         <w:bidi w:val="0"/>
-        <w:spacing w:lineRule="auto" w:line="273" w:before="0" w:after="140"/>
+        <w:spacing w:lineRule="auto" w:line="271" w:before="0" w:after="140"/>
         <w:ind w:hanging="283" w:start="0" w:end="0"/>
         <w:jc w:val="start"/>
         <w:rPr/>
@@ -9542,13 +9526,12 @@
           <w:ilvl w:val="0"/>
           <w:numId w:val="10"/>
         </w:numPr>
-        <w:pBdr/>
         <w:tabs>
           <w:tab w:val="clear" w:pos="709"/>
           <w:tab w:val="left" w:pos="0" w:leader="none"/>
         </w:tabs>
         <w:bidi w:val="0"/>
-        <w:spacing w:lineRule="auto" w:line="273" w:before="0" w:after="140"/>
+        <w:spacing w:lineRule="auto" w:line="271" w:before="0" w:after="140"/>
         <w:ind w:hanging="283" w:start="0" w:end="0"/>
         <w:jc w:val="start"/>
         <w:rPr/>
@@ -9571,7 +9554,7 @@
       <w:pPr>
         <w:pStyle w:val="Heading3"/>
         <w:bidi w:val="0"/>
-        <w:spacing w:lineRule="auto" w:line="273" w:before="0" w:after="140"/>
+        <w:spacing w:lineRule="auto" w:line="271" w:before="0" w:after="140"/>
         <w:ind w:hanging="0" w:start="0" w:end="0"/>
         <w:jc w:val="start"/>
         <w:rPr>
@@ -9588,7 +9571,7 @@
       <w:pPr>
         <w:pStyle w:val="Heading3"/>
         <w:bidi w:val="0"/>
-        <w:spacing w:lineRule="auto" w:line="273" w:before="0" w:after="140"/>
+        <w:spacing w:lineRule="auto" w:line="271" w:before="0" w:after="140"/>
         <w:ind w:hanging="0" w:start="0" w:end="0"/>
         <w:jc w:val="start"/>
         <w:rPr>
@@ -9609,13 +9592,12 @@
           <w:ilvl w:val="0"/>
           <w:numId w:val="11"/>
         </w:numPr>
-        <w:pBdr/>
         <w:tabs>
           <w:tab w:val="clear" w:pos="709"/>
           <w:tab w:val="left" w:pos="0" w:leader="none"/>
         </w:tabs>
         <w:bidi w:val="0"/>
-        <w:spacing w:lineRule="auto" w:line="273" w:before="0" w:after="140"/>
+        <w:spacing w:lineRule="auto" w:line="271" w:before="0" w:after="140"/>
         <w:ind w:hanging="283" w:start="0" w:end="0"/>
         <w:jc w:val="start"/>
         <w:rPr/>
@@ -9693,13 +9675,12 @@
           <w:ilvl w:val="0"/>
           <w:numId w:val="11"/>
         </w:numPr>
-        <w:pBdr/>
         <w:tabs>
           <w:tab w:val="clear" w:pos="709"/>
           <w:tab w:val="left" w:pos="0" w:leader="none"/>
         </w:tabs>
         <w:bidi w:val="0"/>
-        <w:spacing w:lineRule="auto" w:line="273" w:before="0" w:after="140"/>
+        <w:spacing w:lineRule="auto" w:line="271" w:before="0" w:after="140"/>
         <w:ind w:hanging="283" w:start="0" w:end="0"/>
         <w:jc w:val="start"/>
         <w:rPr/>
@@ -9725,13 +9706,12 @@
           <w:ilvl w:val="0"/>
           <w:numId w:val="11"/>
         </w:numPr>
-        <w:pBdr/>
         <w:tabs>
           <w:tab w:val="clear" w:pos="709"/>
           <w:tab w:val="left" w:pos="0" w:leader="none"/>
         </w:tabs>
         <w:bidi w:val="0"/>
-        <w:spacing w:lineRule="auto" w:line="273" w:before="0" w:after="140"/>
+        <w:spacing w:lineRule="auto" w:line="271" w:before="0" w:after="140"/>
         <w:ind w:hanging="283" w:start="0" w:end="0"/>
         <w:jc w:val="start"/>
         <w:rPr/>
@@ -9757,13 +9737,12 @@
           <w:ilvl w:val="0"/>
           <w:numId w:val="11"/>
         </w:numPr>
-        <w:pBdr/>
         <w:tabs>
           <w:tab w:val="clear" w:pos="709"/>
           <w:tab w:val="left" w:pos="0" w:leader="none"/>
         </w:tabs>
         <w:bidi w:val="0"/>
-        <w:spacing w:lineRule="auto" w:line="273" w:before="0" w:after="140"/>
+        <w:spacing w:lineRule="auto" w:line="271" w:before="0" w:after="140"/>
         <w:ind w:hanging="283" w:start="0" w:end="0"/>
         <w:jc w:val="start"/>
         <w:rPr/>
@@ -9789,13 +9768,12 @@
           <w:ilvl w:val="0"/>
           <w:numId w:val="11"/>
         </w:numPr>
-        <w:pBdr/>
         <w:tabs>
           <w:tab w:val="clear" w:pos="709"/>
           <w:tab w:val="left" w:pos="0" w:leader="none"/>
         </w:tabs>
         <w:bidi w:val="0"/>
-        <w:spacing w:lineRule="auto" w:line="273" w:before="0" w:after="140"/>
+        <w:spacing w:lineRule="auto" w:line="271" w:before="0" w:after="140"/>
         <w:ind w:hanging="283" w:start="0" w:end="0"/>
         <w:jc w:val="start"/>
         <w:rPr/>
@@ -9821,13 +9799,12 @@
           <w:ilvl w:val="0"/>
           <w:numId w:val="11"/>
         </w:numPr>
-        <w:pBdr/>
         <w:tabs>
           <w:tab w:val="clear" w:pos="709"/>
           <w:tab w:val="left" w:pos="0" w:leader="none"/>
         </w:tabs>
         <w:bidi w:val="0"/>
-        <w:spacing w:lineRule="auto" w:line="273" w:before="0" w:after="140"/>
+        <w:spacing w:lineRule="auto" w:line="271" w:before="0" w:after="140"/>
         <w:ind w:hanging="283" w:start="0" w:end="0"/>
         <w:jc w:val="start"/>
         <w:rPr/>
@@ -9889,7 +9866,7 @@
       <w:pPr>
         <w:pStyle w:val="Heading3"/>
         <w:bidi w:val="0"/>
-        <w:spacing w:lineRule="auto" w:line="273" w:before="0" w:after="140"/>
+        <w:spacing w:lineRule="auto" w:line="271" w:before="0" w:after="140"/>
         <w:ind w:hanging="0" w:start="0" w:end="0"/>
         <w:jc w:val="start"/>
         <w:rPr>
@@ -9906,7 +9883,7 @@
       <w:pPr>
         <w:pStyle w:val="Heading3"/>
         <w:bidi w:val="0"/>
-        <w:spacing w:lineRule="auto" w:line="273" w:before="0" w:after="140"/>
+        <w:spacing w:lineRule="auto" w:line="271" w:before="0" w:after="140"/>
         <w:ind w:hanging="0" w:start="0" w:end="0"/>
         <w:jc w:val="start"/>
         <w:rPr>
@@ -9927,13 +9904,12 @@
           <w:ilvl w:val="0"/>
           <w:numId w:val="12"/>
         </w:numPr>
-        <w:pBdr/>
         <w:tabs>
           <w:tab w:val="clear" w:pos="709"/>
           <w:tab w:val="left" w:pos="0" w:leader="none"/>
         </w:tabs>
         <w:bidi w:val="0"/>
-        <w:spacing w:lineRule="auto" w:line="273" w:before="0" w:after="140"/>
+        <w:spacing w:lineRule="auto" w:line="271" w:before="0" w:after="140"/>
         <w:ind w:hanging="283" w:start="0" w:end="0"/>
         <w:jc w:val="start"/>
         <w:rPr/>
@@ -9959,13 +9935,12 @@
           <w:ilvl w:val="0"/>
           <w:numId w:val="12"/>
         </w:numPr>
-        <w:pBdr/>
         <w:tabs>
           <w:tab w:val="clear" w:pos="709"/>
           <w:tab w:val="left" w:pos="0" w:leader="none"/>
         </w:tabs>
         <w:bidi w:val="0"/>
-        <w:spacing w:lineRule="auto" w:line="273" w:before="0" w:after="140"/>
+        <w:spacing w:lineRule="auto" w:line="271" w:before="0" w:after="140"/>
         <w:ind w:hanging="283" w:start="0" w:end="0"/>
         <w:jc w:val="start"/>
         <w:rPr/>
@@ -9991,13 +9966,12 @@
           <w:ilvl w:val="0"/>
           <w:numId w:val="12"/>
         </w:numPr>
-        <w:pBdr/>
         <w:tabs>
           <w:tab w:val="clear" w:pos="709"/>
           <w:tab w:val="left" w:pos="0" w:leader="none"/>
         </w:tabs>
         <w:bidi w:val="0"/>
-        <w:spacing w:lineRule="auto" w:line="273" w:before="0" w:after="140"/>
+        <w:spacing w:lineRule="auto" w:line="271" w:before="0" w:after="140"/>
         <w:ind w:hanging="283" w:start="0" w:end="0"/>
         <w:jc w:val="start"/>
         <w:rPr/>
@@ -10023,13 +9997,12 @@
           <w:ilvl w:val="0"/>
           <w:numId w:val="12"/>
         </w:numPr>
-        <w:pBdr/>
         <w:tabs>
           <w:tab w:val="clear" w:pos="709"/>
           <w:tab w:val="left" w:pos="0" w:leader="none"/>
         </w:tabs>
         <w:bidi w:val="0"/>
-        <w:spacing w:lineRule="auto" w:line="273" w:before="0" w:after="140"/>
+        <w:spacing w:lineRule="auto" w:line="271" w:before="0" w:after="140"/>
         <w:ind w:hanging="283" w:start="0" w:end="0"/>
         <w:jc w:val="start"/>
         <w:rPr/>
@@ -10056,7 +10029,7 @@
           <w:numId w:val="0"/>
         </w:numPr>
         <w:bidi w:val="0"/>
-        <w:spacing w:lineRule="auto" w:line="273" w:before="0" w:after="140"/>
+        <w:spacing w:lineRule="auto" w:line="271" w:before="0" w:after="140"/>
         <w:ind w:hanging="0" w:start="0" w:end="0"/>
         <w:jc w:val="start"/>
         <w:rPr>
@@ -10072,8 +10045,12 @@
     <w:p>
       <w:pPr>
         <w:pStyle w:val="Heading2"/>
-        <w:bidi w:val="0"/>
-        <w:spacing w:lineRule="auto" w:line="273" w:before="0" w:after="140"/>
+        <w:numPr>
+          <w:ilvl w:val="1"/>
+          <w:numId w:val="1"/>
+        </w:numPr>
+        <w:bidi w:val="0"/>
+        <w:spacing w:lineRule="auto" w:line="271" w:before="0" w:after="140"/>
         <w:ind w:hanging="0" w:start="0" w:end="0"/>
         <w:jc w:val="start"/>
         <w:rPr>
@@ -10102,8 +10079,8 @@
       </w:tblPr>
       <w:tblGrid>
         <w:gridCol w:w="2439"/>
-        <w:gridCol w:w="2928"/>
-        <w:gridCol w:w="4605"/>
+        <w:gridCol w:w="2927"/>
+        <w:gridCol w:w="4606"/>
       </w:tblGrid>
       <w:tr>
         <w:trPr>
@@ -10124,7 +10101,7 @@
             <w:pPr>
               <w:pStyle w:val="TableContents"/>
               <w:bidi w:val="0"/>
-              <w:spacing w:lineRule="auto" w:line="273" w:before="0" w:after="0"/>
+              <w:spacing w:lineRule="auto" w:line="271" w:before="0" w:after="0"/>
               <w:ind w:hanging="0" w:start="0" w:end="0"/>
               <w:jc w:val="start"/>
               <w:rPr/>
@@ -10140,20 +10117,20 @@
         </w:tc>
         <w:tc>
           <w:tcPr>
-            <w:tcW w:w="2928" w:type="dxa"/>
-            <w:tcBorders>
-              <w:top w:val="single" w:sz="2" w:space="0" w:color="C4C7C5"/>
-              <w:start w:val="single" w:sz="2" w:space="0" w:color="C4C7C5"/>
-              <w:bottom w:val="single" w:sz="2" w:space="0" w:color="C4C7C5"/>
-              <w:end w:val="single" w:sz="2" w:space="0" w:color="C4C7C5"/>
-            </w:tcBorders>
-            <w:vAlign w:val="center"/>
-          </w:tcPr>
-          <w:p>
-            <w:pPr>
-              <w:pStyle w:val="TableContents"/>
-              <w:bidi w:val="0"/>
-              <w:spacing w:lineRule="auto" w:line="273" w:before="0" w:after="0"/>
+            <w:tcW w:w="2927" w:type="dxa"/>
+            <w:tcBorders>
+              <w:top w:val="single" w:sz="2" w:space="0" w:color="C4C7C5"/>
+              <w:start w:val="single" w:sz="2" w:space="0" w:color="C4C7C5"/>
+              <w:bottom w:val="single" w:sz="2" w:space="0" w:color="C4C7C5"/>
+              <w:end w:val="single" w:sz="2" w:space="0" w:color="C4C7C5"/>
+            </w:tcBorders>
+            <w:vAlign w:val="center"/>
+          </w:tcPr>
+          <w:p>
+            <w:pPr>
+              <w:pStyle w:val="TableContents"/>
+              <w:bidi w:val="0"/>
+              <w:spacing w:lineRule="auto" w:line="271" w:before="0" w:after="0"/>
               <w:ind w:hanging="0" w:start="0" w:end="0"/>
               <w:jc w:val="start"/>
               <w:rPr/>
@@ -10169,20 +10146,20 @@
         </w:tc>
         <w:tc>
           <w:tcPr>
-            <w:tcW w:w="4605" w:type="dxa"/>
-            <w:tcBorders>
-              <w:top w:val="single" w:sz="2" w:space="0" w:color="C4C7C5"/>
-              <w:start w:val="single" w:sz="2" w:space="0" w:color="C4C7C5"/>
-              <w:bottom w:val="single" w:sz="2" w:space="0" w:color="C4C7C5"/>
-              <w:end w:val="single" w:sz="2" w:space="0" w:color="C4C7C5"/>
-            </w:tcBorders>
-            <w:vAlign w:val="center"/>
-          </w:tcPr>
-          <w:p>
-            <w:pPr>
-              <w:pStyle w:val="TableContents"/>
-              <w:bidi w:val="0"/>
-              <w:spacing w:lineRule="auto" w:line="273" w:before="0" w:after="0"/>
+            <w:tcW w:w="4606" w:type="dxa"/>
+            <w:tcBorders>
+              <w:top w:val="single" w:sz="2" w:space="0" w:color="C4C7C5"/>
+              <w:start w:val="single" w:sz="2" w:space="0" w:color="C4C7C5"/>
+              <w:bottom w:val="single" w:sz="2" w:space="0" w:color="C4C7C5"/>
+              <w:end w:val="single" w:sz="2" w:space="0" w:color="C4C7C5"/>
+            </w:tcBorders>
+            <w:vAlign w:val="center"/>
+          </w:tcPr>
+          <w:p>
+            <w:pPr>
+              <w:pStyle w:val="TableContents"/>
+              <w:bidi w:val="0"/>
+              <w:spacing w:lineRule="auto" w:line="271" w:before="0" w:after="0"/>
               <w:ind w:hanging="0" w:start="0" w:end="0"/>
               <w:jc w:val="start"/>
               <w:rPr/>
@@ -10214,7 +10191,7 @@
             <w:pPr>
               <w:pStyle w:val="TableContents"/>
               <w:bidi w:val="0"/>
-              <w:spacing w:lineRule="auto" w:line="273" w:before="0" w:after="140"/>
+              <w:spacing w:lineRule="auto" w:line="271" w:before="0" w:after="140"/>
               <w:ind w:hanging="0" w:start="0" w:end="0"/>
               <w:jc w:val="start"/>
               <w:rPr>
@@ -10233,20 +10210,20 @@
         </w:tc>
         <w:tc>
           <w:tcPr>
-            <w:tcW w:w="2928" w:type="dxa"/>
-            <w:tcBorders>
-              <w:top w:val="single" w:sz="2" w:space="0" w:color="C4C7C5"/>
-              <w:start w:val="single" w:sz="2" w:space="0" w:color="C4C7C5"/>
-              <w:bottom w:val="single" w:sz="2" w:space="0" w:color="C4C7C5"/>
-              <w:end w:val="single" w:sz="2" w:space="0" w:color="C4C7C5"/>
-            </w:tcBorders>
-            <w:vAlign w:val="center"/>
-          </w:tcPr>
-          <w:p>
-            <w:pPr>
-              <w:pStyle w:val="TableContents"/>
-              <w:bidi w:val="0"/>
-              <w:spacing w:lineRule="auto" w:line="273" w:before="0" w:after="140"/>
+            <w:tcW w:w="2927" w:type="dxa"/>
+            <w:tcBorders>
+              <w:top w:val="single" w:sz="2" w:space="0" w:color="C4C7C5"/>
+              <w:start w:val="single" w:sz="2" w:space="0" w:color="C4C7C5"/>
+              <w:bottom w:val="single" w:sz="2" w:space="0" w:color="C4C7C5"/>
+              <w:end w:val="single" w:sz="2" w:space="0" w:color="C4C7C5"/>
+            </w:tcBorders>
+            <w:vAlign w:val="center"/>
+          </w:tcPr>
+          <w:p>
+            <w:pPr>
+              <w:pStyle w:val="TableContents"/>
+              <w:bidi w:val="0"/>
+              <w:spacing w:lineRule="auto" w:line="271" w:before="0" w:after="140"/>
               <w:ind w:hanging="0" w:start="0" w:end="0"/>
               <w:jc w:val="start"/>
               <w:rPr>
@@ -10263,20 +10240,20 @@
         </w:tc>
         <w:tc>
           <w:tcPr>
-            <w:tcW w:w="4605" w:type="dxa"/>
-            <w:tcBorders>
-              <w:top w:val="single" w:sz="2" w:space="0" w:color="C4C7C5"/>
-              <w:start w:val="single" w:sz="2" w:space="0" w:color="C4C7C5"/>
-              <w:bottom w:val="single" w:sz="2" w:space="0" w:color="C4C7C5"/>
-              <w:end w:val="single" w:sz="2" w:space="0" w:color="C4C7C5"/>
-            </w:tcBorders>
-            <w:vAlign w:val="center"/>
-          </w:tcPr>
-          <w:p>
-            <w:pPr>
-              <w:pStyle w:val="TableContents"/>
-              <w:bidi w:val="0"/>
-              <w:spacing w:lineRule="auto" w:line="273" w:before="0" w:after="140"/>
+            <w:tcW w:w="4606" w:type="dxa"/>
+            <w:tcBorders>
+              <w:top w:val="single" w:sz="2" w:space="0" w:color="C4C7C5"/>
+              <w:start w:val="single" w:sz="2" w:space="0" w:color="C4C7C5"/>
+              <w:bottom w:val="single" w:sz="2" w:space="0" w:color="C4C7C5"/>
+              <w:end w:val="single" w:sz="2" w:space="0" w:color="C4C7C5"/>
+            </w:tcBorders>
+            <w:vAlign w:val="center"/>
+          </w:tcPr>
+          <w:p>
+            <w:pPr>
+              <w:pStyle w:val="TableContents"/>
+              <w:bidi w:val="0"/>
+              <w:spacing w:lineRule="auto" w:line="271" w:before="0" w:after="140"/>
               <w:ind w:hanging="0" w:start="0" w:end="0"/>
               <w:jc w:val="start"/>
               <w:rPr>
@@ -10322,7 +10299,7 @@
             <w:pPr>
               <w:pStyle w:val="TableContents"/>
               <w:bidi w:val="0"/>
-              <w:spacing w:lineRule="auto" w:line="273" w:before="0" w:after="140"/>
+              <w:spacing w:lineRule="auto" w:line="271" w:before="0" w:after="140"/>
               <w:ind w:hanging="0" w:start="0" w:end="0"/>
               <w:jc w:val="start"/>
               <w:rPr>
@@ -10341,20 +10318,20 @@
         </w:tc>
         <w:tc>
           <w:tcPr>
-            <w:tcW w:w="2928" w:type="dxa"/>
-            <w:tcBorders>
-              <w:top w:val="single" w:sz="2" w:space="0" w:color="C4C7C5"/>
-              <w:start w:val="single" w:sz="2" w:space="0" w:color="C4C7C5"/>
-              <w:bottom w:val="single" w:sz="2" w:space="0" w:color="C4C7C5"/>
-              <w:end w:val="single" w:sz="2" w:space="0" w:color="C4C7C5"/>
-            </w:tcBorders>
-            <w:vAlign w:val="center"/>
-          </w:tcPr>
-          <w:p>
-            <w:pPr>
-              <w:pStyle w:val="TableContents"/>
-              <w:bidi w:val="0"/>
-              <w:spacing w:lineRule="auto" w:line="273" w:before="0" w:after="140"/>
+            <w:tcW w:w="2927" w:type="dxa"/>
+            <w:tcBorders>
+              <w:top w:val="single" w:sz="2" w:space="0" w:color="C4C7C5"/>
+              <w:start w:val="single" w:sz="2" w:space="0" w:color="C4C7C5"/>
+              <w:bottom w:val="single" w:sz="2" w:space="0" w:color="C4C7C5"/>
+              <w:end w:val="single" w:sz="2" w:space="0" w:color="C4C7C5"/>
+            </w:tcBorders>
+            <w:vAlign w:val="center"/>
+          </w:tcPr>
+          <w:p>
+            <w:pPr>
+              <w:pStyle w:val="TableContents"/>
+              <w:bidi w:val="0"/>
+              <w:spacing w:lineRule="auto" w:line="271" w:before="0" w:after="140"/>
               <w:ind w:hanging="0" w:start="0" w:end="0"/>
               <w:jc w:val="start"/>
               <w:rPr>
@@ -10371,20 +10348,20 @@
         </w:tc>
         <w:tc>
           <w:tcPr>
-            <w:tcW w:w="4605" w:type="dxa"/>
-            <w:tcBorders>
-              <w:top w:val="single" w:sz="2" w:space="0" w:color="C4C7C5"/>
-              <w:start w:val="single" w:sz="2" w:space="0" w:color="C4C7C5"/>
-              <w:bottom w:val="single" w:sz="2" w:space="0" w:color="C4C7C5"/>
-              <w:end w:val="single" w:sz="2" w:space="0" w:color="C4C7C5"/>
-            </w:tcBorders>
-            <w:vAlign w:val="center"/>
-          </w:tcPr>
-          <w:p>
-            <w:pPr>
-              <w:pStyle w:val="TableContents"/>
-              <w:bidi w:val="0"/>
-              <w:spacing w:lineRule="auto" w:line="273" w:before="0" w:after="140"/>
+            <w:tcW w:w="4606" w:type="dxa"/>
+            <w:tcBorders>
+              <w:top w:val="single" w:sz="2" w:space="0" w:color="C4C7C5"/>
+              <w:start w:val="single" w:sz="2" w:space="0" w:color="C4C7C5"/>
+              <w:bottom w:val="single" w:sz="2" w:space="0" w:color="C4C7C5"/>
+              <w:end w:val="single" w:sz="2" w:space="0" w:color="C4C7C5"/>
+            </w:tcBorders>
+            <w:vAlign w:val="center"/>
+          </w:tcPr>
+          <w:p>
+            <w:pPr>
+              <w:pStyle w:val="TableContents"/>
+              <w:bidi w:val="0"/>
+              <w:spacing w:lineRule="auto" w:line="271" w:before="0" w:after="140"/>
               <w:ind w:hanging="0" w:start="0" w:end="0"/>
               <w:jc w:val="start"/>
               <w:rPr>
@@ -10417,7 +10394,7 @@
             <w:pPr>
               <w:pStyle w:val="TableContents"/>
               <w:bidi w:val="0"/>
-              <w:spacing w:lineRule="auto" w:line="273" w:before="0" w:after="140"/>
+              <w:spacing w:lineRule="auto" w:line="271" w:before="0" w:after="140"/>
               <w:ind w:hanging="0" w:start="0" w:end="0"/>
               <w:jc w:val="start"/>
               <w:rPr>
@@ -10436,20 +10413,20 @@
         </w:tc>
         <w:tc>
           <w:tcPr>
-            <w:tcW w:w="2928" w:type="dxa"/>
-            <w:tcBorders>
-              <w:top w:val="single" w:sz="2" w:space="0" w:color="C4C7C5"/>
-              <w:start w:val="single" w:sz="2" w:space="0" w:color="C4C7C5"/>
-              <w:bottom w:val="single" w:sz="2" w:space="0" w:color="C4C7C5"/>
-              <w:end w:val="single" w:sz="2" w:space="0" w:color="C4C7C5"/>
-            </w:tcBorders>
-            <w:vAlign w:val="center"/>
-          </w:tcPr>
-          <w:p>
-            <w:pPr>
-              <w:pStyle w:val="TableContents"/>
-              <w:bidi w:val="0"/>
-              <w:spacing w:lineRule="auto" w:line="273" w:before="0" w:after="140"/>
+            <w:tcW w:w="2927" w:type="dxa"/>
+            <w:tcBorders>
+              <w:top w:val="single" w:sz="2" w:space="0" w:color="C4C7C5"/>
+              <w:start w:val="single" w:sz="2" w:space="0" w:color="C4C7C5"/>
+              <w:bottom w:val="single" w:sz="2" w:space="0" w:color="C4C7C5"/>
+              <w:end w:val="single" w:sz="2" w:space="0" w:color="C4C7C5"/>
+            </w:tcBorders>
+            <w:vAlign w:val="center"/>
+          </w:tcPr>
+          <w:p>
+            <w:pPr>
+              <w:pStyle w:val="TableContents"/>
+              <w:bidi w:val="0"/>
+              <w:spacing w:lineRule="auto" w:line="271" w:before="0" w:after="140"/>
               <w:ind w:hanging="0" w:start="0" w:end="0"/>
               <w:jc w:val="start"/>
               <w:rPr>
@@ -10466,20 +10443,20 @@
         </w:tc>
         <w:tc>
           <w:tcPr>
-            <w:tcW w:w="4605" w:type="dxa"/>
-            <w:tcBorders>
-              <w:top w:val="single" w:sz="2" w:space="0" w:color="C4C7C5"/>
-              <w:start w:val="single" w:sz="2" w:space="0" w:color="C4C7C5"/>
-              <w:bottom w:val="single" w:sz="2" w:space="0" w:color="C4C7C5"/>
-              <w:end w:val="single" w:sz="2" w:space="0" w:color="C4C7C5"/>
-            </w:tcBorders>
-            <w:vAlign w:val="center"/>
-          </w:tcPr>
-          <w:p>
-            <w:pPr>
-              <w:pStyle w:val="TableContents"/>
-              <w:bidi w:val="0"/>
-              <w:spacing w:lineRule="auto" w:line="273" w:before="0" w:after="140"/>
+            <w:tcW w:w="4606" w:type="dxa"/>
+            <w:tcBorders>
+              <w:top w:val="single" w:sz="2" w:space="0" w:color="C4C7C5"/>
+              <w:start w:val="single" w:sz="2" w:space="0" w:color="C4C7C5"/>
+              <w:bottom w:val="single" w:sz="2" w:space="0" w:color="C4C7C5"/>
+              <w:end w:val="single" w:sz="2" w:space="0" w:color="C4C7C5"/>
+            </w:tcBorders>
+            <w:vAlign w:val="center"/>
+          </w:tcPr>
+          <w:p>
+            <w:pPr>
+              <w:pStyle w:val="TableContents"/>
+              <w:bidi w:val="0"/>
+              <w:spacing w:lineRule="auto" w:line="271" w:before="0" w:after="140"/>
               <w:ind w:hanging="0" w:start="0" w:end="0"/>
               <w:jc w:val="start"/>
               <w:rPr>
@@ -10512,7 +10489,7 @@
             <w:pPr>
               <w:pStyle w:val="TableContents"/>
               <w:bidi w:val="0"/>
-              <w:spacing w:lineRule="auto" w:line="273" w:before="0" w:after="140"/>
+              <w:spacing w:lineRule="auto" w:line="271" w:before="0" w:after="140"/>
               <w:ind w:hanging="0" w:start="0" w:end="0"/>
               <w:jc w:val="start"/>
               <w:rPr>
@@ -10531,20 +10508,20 @@
         </w:tc>
         <w:tc>
           <w:tcPr>
-            <w:tcW w:w="2928" w:type="dxa"/>
-            <w:tcBorders>
-              <w:top w:val="single" w:sz="2" w:space="0" w:color="C4C7C5"/>
-              <w:start w:val="single" w:sz="2" w:space="0" w:color="C4C7C5"/>
-              <w:bottom w:val="single" w:sz="2" w:space="0" w:color="C4C7C5"/>
-              <w:end w:val="single" w:sz="2" w:space="0" w:color="C4C7C5"/>
-            </w:tcBorders>
-            <w:vAlign w:val="center"/>
-          </w:tcPr>
-          <w:p>
-            <w:pPr>
-              <w:pStyle w:val="TableContents"/>
-              <w:bidi w:val="0"/>
-              <w:spacing w:lineRule="auto" w:line="273" w:before="0" w:after="140"/>
+            <w:tcW w:w="2927" w:type="dxa"/>
+            <w:tcBorders>
+              <w:top w:val="single" w:sz="2" w:space="0" w:color="C4C7C5"/>
+              <w:start w:val="single" w:sz="2" w:space="0" w:color="C4C7C5"/>
+              <w:bottom w:val="single" w:sz="2" w:space="0" w:color="C4C7C5"/>
+              <w:end w:val="single" w:sz="2" w:space="0" w:color="C4C7C5"/>
+            </w:tcBorders>
+            <w:vAlign w:val="center"/>
+          </w:tcPr>
+          <w:p>
+            <w:pPr>
+              <w:pStyle w:val="TableContents"/>
+              <w:bidi w:val="0"/>
+              <w:spacing w:lineRule="auto" w:line="271" w:before="0" w:after="140"/>
               <w:ind w:hanging="0" w:start="0" w:end="0"/>
               <w:jc w:val="start"/>
               <w:rPr>
@@ -10561,20 +10538,20 @@
         </w:tc>
         <w:tc>
           <w:tcPr>
-            <w:tcW w:w="4605" w:type="dxa"/>
-            <w:tcBorders>
-              <w:top w:val="single" w:sz="2" w:space="0" w:color="C4C7C5"/>
-              <w:start w:val="single" w:sz="2" w:space="0" w:color="C4C7C5"/>
-              <w:bottom w:val="single" w:sz="2" w:space="0" w:color="C4C7C5"/>
-              <w:end w:val="single" w:sz="2" w:space="0" w:color="C4C7C5"/>
-            </w:tcBorders>
-            <w:vAlign w:val="center"/>
-          </w:tcPr>
-          <w:p>
-            <w:pPr>
-              <w:pStyle w:val="TableContents"/>
-              <w:bidi w:val="0"/>
-              <w:spacing w:lineRule="auto" w:line="273" w:before="0" w:after="140"/>
+            <w:tcW w:w="4606" w:type="dxa"/>
+            <w:tcBorders>
+              <w:top w:val="single" w:sz="2" w:space="0" w:color="C4C7C5"/>
+              <w:start w:val="single" w:sz="2" w:space="0" w:color="C4C7C5"/>
+              <w:bottom w:val="single" w:sz="2" w:space="0" w:color="C4C7C5"/>
+              <w:end w:val="single" w:sz="2" w:space="0" w:color="C4C7C5"/>
+            </w:tcBorders>
+            <w:vAlign w:val="center"/>
+          </w:tcPr>
+          <w:p>
+            <w:pPr>
+              <w:pStyle w:val="TableContents"/>
+              <w:bidi w:val="0"/>
+              <w:spacing w:lineRule="auto" w:line="271" w:before="0" w:after="140"/>
               <w:ind w:hanging="0" w:start="0" w:end="0"/>
               <w:jc w:val="start"/>
               <w:rPr>
@@ -10594,8 +10571,12 @@
     <w:p>
       <w:pPr>
         <w:pStyle w:val="Heading2"/>
-        <w:bidi w:val="0"/>
-        <w:spacing w:lineRule="auto" w:line="273" w:before="0" w:after="140"/>
+        <w:numPr>
+          <w:ilvl w:val="1"/>
+          <w:numId w:val="1"/>
+        </w:numPr>
+        <w:bidi w:val="0"/>
+        <w:spacing w:lineRule="auto" w:line="271" w:before="0" w:after="140"/>
         <w:ind w:hanging="0" w:start="0" w:end="0"/>
         <w:jc w:val="start"/>
         <w:rPr>
@@ -10611,8 +10592,12 @@
     <w:p>
       <w:pPr>
         <w:pStyle w:val="Heading2"/>
-        <w:bidi w:val="0"/>
-        <w:spacing w:lineRule="auto" w:line="273" w:before="0" w:after="140"/>
+        <w:numPr>
+          <w:ilvl w:val="1"/>
+          <w:numId w:val="1"/>
+        </w:numPr>
+        <w:bidi w:val="0"/>
+        <w:spacing w:lineRule="auto" w:line="271" w:before="0" w:after="140"/>
         <w:ind w:hanging="0" w:start="0" w:end="0"/>
         <w:jc w:val="start"/>
         <w:rPr>
@@ -10633,13 +10618,12 @@
           <w:ilvl w:val="0"/>
           <w:numId w:val="13"/>
         </w:numPr>
-        <w:pBdr/>
         <w:tabs>
           <w:tab w:val="clear" w:pos="709"/>
           <w:tab w:val="left" w:pos="0" w:leader="none"/>
         </w:tabs>
         <w:bidi w:val="0"/>
-        <w:spacing w:lineRule="auto" w:line="273" w:before="0" w:after="140"/>
+        <w:spacing w:lineRule="auto" w:line="271" w:before="0" w:after="140"/>
         <w:ind w:hanging="283" w:start="0" w:end="0"/>
         <w:jc w:val="start"/>
         <w:rPr>
@@ -10662,13 +10646,12 @@
           <w:ilvl w:val="1"/>
           <w:numId w:val="13"/>
         </w:numPr>
-        <w:pBdr/>
         <w:tabs>
           <w:tab w:val="clear" w:pos="709"/>
           <w:tab w:val="left" w:pos="0" w:leader="none"/>
         </w:tabs>
         <w:bidi w:val="0"/>
-        <w:spacing w:lineRule="auto" w:line="273" w:before="0" w:after="140"/>
+        <w:spacing w:lineRule="auto" w:line="271" w:before="0" w:after="140"/>
         <w:ind w:hanging="283" w:start="0" w:end="0"/>
         <w:jc w:val="start"/>
         <w:rPr/>
@@ -10713,13 +10696,12 @@
           <w:ilvl w:val="1"/>
           <w:numId w:val="13"/>
         </w:numPr>
-        <w:pBdr/>
         <w:tabs>
           <w:tab w:val="clear" w:pos="709"/>
           <w:tab w:val="left" w:pos="0" w:leader="none"/>
         </w:tabs>
         <w:bidi w:val="0"/>
-        <w:spacing w:lineRule="auto" w:line="273" w:before="0" w:after="140"/>
+        <w:spacing w:lineRule="auto" w:line="271" w:before="0" w:after="140"/>
         <w:ind w:hanging="283" w:start="0" w:end="0"/>
         <w:jc w:val="start"/>
         <w:rPr/>
@@ -10764,13 +10746,12 @@
           <w:ilvl w:val="1"/>
           <w:numId w:val="13"/>
         </w:numPr>
-        <w:pBdr/>
         <w:tabs>
           <w:tab w:val="clear" w:pos="709"/>
           <w:tab w:val="left" w:pos="0" w:leader="none"/>
         </w:tabs>
         <w:bidi w:val="0"/>
-        <w:spacing w:lineRule="auto" w:line="273" w:before="0" w:after="140"/>
+        <w:spacing w:lineRule="auto" w:line="271" w:before="0" w:after="140"/>
         <w:ind w:hanging="283" w:start="0" w:end="0"/>
         <w:jc w:val="start"/>
         <w:rPr/>
@@ -10802,13 +10783,12 @@
           <w:ilvl w:val="0"/>
           <w:numId w:val="13"/>
         </w:numPr>
-        <w:pBdr/>
         <w:tabs>
           <w:tab w:val="clear" w:pos="709"/>
           <w:tab w:val="left" w:pos="0" w:leader="none"/>
         </w:tabs>
         <w:bidi w:val="0"/>
-        <w:spacing w:lineRule="auto" w:line="273" w:before="0" w:after="140"/>
+        <w:spacing w:lineRule="auto" w:line="271" w:before="0" w:after="140"/>
         <w:ind w:hanging="283" w:start="0" w:end="0"/>
         <w:jc w:val="start"/>
         <w:rPr>
@@ -10831,13 +10811,12 @@
           <w:ilvl w:val="1"/>
           <w:numId w:val="13"/>
         </w:numPr>
-        <w:pBdr/>
         <w:tabs>
           <w:tab w:val="clear" w:pos="709"/>
           <w:tab w:val="left" w:pos="0" w:leader="none"/>
         </w:tabs>
         <w:bidi w:val="0"/>
-        <w:spacing w:lineRule="auto" w:line="273" w:before="0" w:after="140"/>
+        <w:spacing w:lineRule="auto" w:line="271" w:before="0" w:after="140"/>
         <w:ind w:hanging="283" w:start="0" w:end="0"/>
         <w:jc w:val="start"/>
         <w:rPr>
@@ -10923,13 +10902,12 @@
           <w:ilvl w:val="0"/>
           <w:numId w:val="13"/>
         </w:numPr>
-        <w:pBdr/>
         <w:tabs>
           <w:tab w:val="clear" w:pos="709"/>
           <w:tab w:val="left" w:pos="0" w:leader="none"/>
         </w:tabs>
         <w:bidi w:val="0"/>
-        <w:spacing w:lineRule="auto" w:line="273" w:before="0" w:after="140"/>
+        <w:spacing w:lineRule="auto" w:line="271" w:before="0" w:after="140"/>
         <w:ind w:hanging="283" w:start="0" w:end="0"/>
         <w:jc w:val="start"/>
         <w:rPr>
@@ -10952,13 +10930,12 @@
           <w:ilvl w:val="1"/>
           <w:numId w:val="13"/>
         </w:numPr>
-        <w:pBdr/>
         <w:tabs>
           <w:tab w:val="clear" w:pos="709"/>
           <w:tab w:val="left" w:pos="0" w:leader="none"/>
         </w:tabs>
         <w:bidi w:val="0"/>
-        <w:spacing w:lineRule="auto" w:line="273" w:before="0" w:after="140"/>
+        <w:spacing w:lineRule="auto" w:line="271" w:before="0" w:after="140"/>
         <w:ind w:hanging="283" w:start="0" w:end="0"/>
         <w:jc w:val="start"/>
         <w:rPr>
@@ -10979,13 +10956,12 @@
           <w:ilvl w:val="0"/>
           <w:numId w:val="13"/>
         </w:numPr>
-        <w:pBdr/>
         <w:tabs>
           <w:tab w:val="clear" w:pos="709"/>
           <w:tab w:val="left" w:pos="0" w:leader="none"/>
         </w:tabs>
         <w:bidi w:val="0"/>
-        <w:spacing w:lineRule="auto" w:line="273" w:before="0" w:after="140"/>
+        <w:spacing w:lineRule="auto" w:line="271" w:before="0" w:after="140"/>
         <w:ind w:hanging="283" w:start="0" w:end="0"/>
         <w:jc w:val="start"/>
         <w:rPr>
@@ -11008,13 +10984,12 @@
           <w:ilvl w:val="1"/>
           <w:numId w:val="13"/>
         </w:numPr>
-        <w:pBdr/>
         <w:tabs>
           <w:tab w:val="clear" w:pos="709"/>
           <w:tab w:val="left" w:pos="0" w:leader="none"/>
         </w:tabs>
         <w:bidi w:val="0"/>
-        <w:spacing w:lineRule="auto" w:line="273" w:before="0" w:after="140"/>
+        <w:spacing w:lineRule="auto" w:line="271" w:before="0" w:after="140"/>
         <w:ind w:hanging="283" w:start="0" w:end="0"/>
         <w:jc w:val="start"/>
         <w:rPr/>
@@ -11071,6 +11046,7 @@
       <w:pgNumType w:fmt="decimal"/>
       <w:formProt w:val="false"/>
       <w:textDirection w:val="lrTb"/>
+      <w:docGrid w:type="default" w:linePitch="100" w:charSpace="0"/>
     </w:sectPr>
   </w:body>
 </w:document>
@@ -11081,7 +11057,6 @@
   <w:abstractNum w:abstractNumId="1">
     <w:lvl w:ilvl="0">
       <w:start w:val="1"/>
-      <w:pStyle w:val="Heading1"/>
       <w:numFmt w:val="none"/>
       <w:suff w:val="nothing"/>
       <w:lvlText w:val=""/>
@@ -11092,10 +11067,10 @@
         </w:tabs>
         <w:ind w:start="0" w:hanging="0"/>
       </w:pPr>
+      <w:rPr/>
     </w:lvl>
     <w:lvl w:ilvl="1">
       <w:start w:val="1"/>
-      <w:pStyle w:val="Heading2"/>
       <w:numFmt w:val="none"/>
       <w:suff w:val="nothing"/>
       <w:lvlText w:val=""/>
@@ -11106,10 +11081,10 @@
         </w:tabs>
         <w:ind w:start="0" w:hanging="0"/>
       </w:pPr>
+      <w:rPr/>
     </w:lvl>
     <w:lvl w:ilvl="2">
       <w:start w:val="1"/>
-      <w:pStyle w:val="Heading3"/>
       <w:numFmt w:val="none"/>
       <w:suff w:val="nothing"/>
       <w:lvlText w:val=""/>
@@ -11120,6 +11095,7 @@
         </w:tabs>
         <w:ind w:start="0" w:hanging="0"/>
       </w:pPr>
+      <w:rPr/>
     </w:lvl>
     <w:lvl w:ilvl="3">
       <w:start w:val="1"/>
@@ -11133,6 +11109,7 @@
         </w:tabs>
         <w:ind w:start="0" w:hanging="0"/>
       </w:pPr>
+      <w:rPr/>
     </w:lvl>
     <w:lvl w:ilvl="4">
       <w:start w:val="1"/>
@@ -11146,6 +11123,7 @@
         </w:tabs>
         <w:ind w:start="0" w:hanging="0"/>
       </w:pPr>
+      <w:rPr/>
     </w:lvl>
     <w:lvl w:ilvl="5">
       <w:start w:val="1"/>
@@ -11159,6 +11137,7 @@
         </w:tabs>
         <w:ind w:start="0" w:hanging="0"/>
       </w:pPr>
+      <w:rPr/>
     </w:lvl>
     <w:lvl w:ilvl="6">
       <w:start w:val="1"/>
@@ -11172,6 +11151,7 @@
         </w:tabs>
         <w:ind w:start="0" w:hanging="0"/>
       </w:pPr>
+      <w:rPr/>
     </w:lvl>
     <w:lvl w:ilvl="7">
       <w:start w:val="1"/>
@@ -11185,6 +11165,7 @@
         </w:tabs>
         <w:ind w:start="0" w:hanging="0"/>
       </w:pPr>
+      <w:rPr/>
     </w:lvl>
     <w:lvl w:ilvl="8">
       <w:start w:val="1"/>
@@ -11198,6 +11179,7 @@
         </w:tabs>
         <w:ind w:start="0" w:hanging="0"/>
       </w:pPr>
+      <w:rPr/>
     </w:lvl>
   </w:abstractNum>
   <w:abstractNum w:abstractNumId="2">
@@ -12816,6 +12798,244 @@
       <w:rPr>
         <w:rFonts w:ascii="Symbol" w:hAnsi="Symbol" w:cs="Symbol" w:hint="default"/>
       </w:rPr>
+    </w:lvl>
+  </w:abstractNum>
+  <w:abstractNum w:abstractNumId="14">
+    <w:lvl w:ilvl="0">
+      <w:start w:val="1"/>
+      <w:numFmt w:val="decimal"/>
+      <w:lvlText w:val="%1."/>
+      <w:lvlJc w:val="start"/>
+      <w:pPr>
+        <w:tabs>
+          <w:tab w:val="num" w:pos="720"/>
+        </w:tabs>
+        <w:ind w:start="720" w:hanging="360"/>
+      </w:pPr>
+      <w:rPr/>
+    </w:lvl>
+    <w:lvl w:ilvl="1">
+      <w:start w:val="1"/>
+      <w:numFmt w:val="lowerLetter"/>
+      <w:lvlText w:val="%2)"/>
+      <w:lvlJc w:val="start"/>
+      <w:pPr>
+        <w:tabs>
+          <w:tab w:val="num" w:pos="1080"/>
+        </w:tabs>
+        <w:ind w:start="1080" w:hanging="360"/>
+      </w:pPr>
+      <w:rPr/>
+    </w:lvl>
+    <w:lvl w:ilvl="2">
+      <w:start w:val="1"/>
+      <w:numFmt w:val="decimal"/>
+      <w:lvlText w:val="%3."/>
+      <w:lvlJc w:val="start"/>
+      <w:pPr>
+        <w:tabs>
+          <w:tab w:val="num" w:pos="1440"/>
+        </w:tabs>
+        <w:ind w:start="1440" w:hanging="360"/>
+      </w:pPr>
+      <w:rPr/>
+    </w:lvl>
+    <w:lvl w:ilvl="3">
+      <w:start w:val="1"/>
+      <w:numFmt w:val="decimal"/>
+      <w:lvlText w:val="%4."/>
+      <w:lvlJc w:val="start"/>
+      <w:pPr>
+        <w:tabs>
+          <w:tab w:val="num" w:pos="1800"/>
+        </w:tabs>
+        <w:ind w:start="1800" w:hanging="360"/>
+      </w:pPr>
+      <w:rPr/>
+    </w:lvl>
+    <w:lvl w:ilvl="4">
+      <w:start w:val="1"/>
+      <w:numFmt w:val="decimal"/>
+      <w:lvlText w:val="%5."/>
+      <w:lvlJc w:val="start"/>
+      <w:pPr>
+        <w:tabs>
+          <w:tab w:val="num" w:pos="2160"/>
+        </w:tabs>
+        <w:ind w:start="2160" w:hanging="360"/>
+      </w:pPr>
+      <w:rPr/>
+    </w:lvl>
+    <w:lvl w:ilvl="5">
+      <w:start w:val="1"/>
+      <w:numFmt w:val="decimal"/>
+      <w:lvlText w:val="%6."/>
+      <w:lvlJc w:val="start"/>
+      <w:pPr>
+        <w:tabs>
+          <w:tab w:val="num" w:pos="2520"/>
+        </w:tabs>
+        <w:ind w:start="2520" w:hanging="360"/>
+      </w:pPr>
+      <w:rPr/>
+    </w:lvl>
+    <w:lvl w:ilvl="6">
+      <w:start w:val="1"/>
+      <w:numFmt w:val="decimal"/>
+      <w:lvlText w:val="%7."/>
+      <w:lvlJc w:val="start"/>
+      <w:pPr>
+        <w:tabs>
+          <w:tab w:val="num" w:pos="2880"/>
+        </w:tabs>
+        <w:ind w:start="2880" w:hanging="360"/>
+      </w:pPr>
+      <w:rPr/>
+    </w:lvl>
+    <w:lvl w:ilvl="7">
+      <w:start w:val="1"/>
+      <w:numFmt w:val="decimal"/>
+      <w:lvlText w:val="%8."/>
+      <w:lvlJc w:val="start"/>
+      <w:pPr>
+        <w:tabs>
+          <w:tab w:val="num" w:pos="3240"/>
+        </w:tabs>
+        <w:ind w:start="3240" w:hanging="360"/>
+      </w:pPr>
+      <w:rPr/>
+    </w:lvl>
+    <w:lvl w:ilvl="8">
+      <w:start w:val="1"/>
+      <w:numFmt w:val="decimal"/>
+      <w:lvlText w:val="%9."/>
+      <w:lvlJc w:val="start"/>
+      <w:pPr>
+        <w:tabs>
+          <w:tab w:val="num" w:pos="3600"/>
+        </w:tabs>
+        <w:ind w:start="3600" w:hanging="360"/>
+      </w:pPr>
+      <w:rPr/>
+    </w:lvl>
+  </w:abstractNum>
+  <w:abstractNum w:abstractNumId="15">
+    <w:lvl w:ilvl="0">
+      <w:start w:val="1"/>
+      <w:numFmt w:val="none"/>
+      <w:suff w:val="nothing"/>
+      <w:lvlText w:val=""/>
+      <w:lvlJc w:val="start"/>
+      <w:pPr>
+        <w:tabs>
+          <w:tab w:val="num" w:pos="0"/>
+        </w:tabs>
+        <w:ind w:start="0" w:hanging="0"/>
+      </w:pPr>
+    </w:lvl>
+    <w:lvl w:ilvl="1">
+      <w:start w:val="1"/>
+      <w:numFmt w:val="none"/>
+      <w:suff w:val="nothing"/>
+      <w:lvlText w:val=""/>
+      <w:lvlJc w:val="start"/>
+      <w:pPr>
+        <w:tabs>
+          <w:tab w:val="num" w:pos="0"/>
+        </w:tabs>
+        <w:ind w:start="0" w:hanging="0"/>
+      </w:pPr>
+    </w:lvl>
+    <w:lvl w:ilvl="2">
+      <w:start w:val="1"/>
+      <w:numFmt w:val="none"/>
+      <w:suff w:val="nothing"/>
+      <w:lvlText w:val=""/>
+      <w:lvlJc w:val="start"/>
+      <w:pPr>
+        <w:tabs>
+          <w:tab w:val="num" w:pos="0"/>
+        </w:tabs>
+        <w:ind w:start="0" w:hanging="0"/>
+      </w:pPr>
+    </w:lvl>
+    <w:lvl w:ilvl="3">
+      <w:start w:val="1"/>
+      <w:numFmt w:val="none"/>
+      <w:suff w:val="nothing"/>
+      <w:lvlText w:val=""/>
+      <w:lvlJc w:val="start"/>
+      <w:pPr>
+        <w:tabs>
+          <w:tab w:val="num" w:pos="0"/>
+        </w:tabs>
+        <w:ind w:start="0" w:hanging="0"/>
+      </w:pPr>
+    </w:lvl>
+    <w:lvl w:ilvl="4">
+      <w:start w:val="1"/>
+      <w:numFmt w:val="none"/>
+      <w:suff w:val="nothing"/>
+      <w:lvlText w:val=""/>
+      <w:lvlJc w:val="start"/>
+      <w:pPr>
+        <w:tabs>
+          <w:tab w:val="num" w:pos="0"/>
+        </w:tabs>
+        <w:ind w:start="0" w:hanging="0"/>
+      </w:pPr>
+    </w:lvl>
+    <w:lvl w:ilvl="5">
+      <w:start w:val="1"/>
+      <w:numFmt w:val="none"/>
+      <w:suff w:val="nothing"/>
+      <w:lvlText w:val=""/>
+      <w:lvlJc w:val="start"/>
+      <w:pPr>
+        <w:tabs>
+          <w:tab w:val="num" w:pos="0"/>
+        </w:tabs>
+        <w:ind w:start="0" w:hanging="0"/>
+      </w:pPr>
+    </w:lvl>
+    <w:lvl w:ilvl="6">
+      <w:start w:val="1"/>
+      <w:numFmt w:val="none"/>
+      <w:suff w:val="nothing"/>
+      <w:lvlText w:val=""/>
+      <w:lvlJc w:val="start"/>
+      <w:pPr>
+        <w:tabs>
+          <w:tab w:val="num" w:pos="0"/>
+        </w:tabs>
+        <w:ind w:start="0" w:hanging="0"/>
+      </w:pPr>
+    </w:lvl>
+    <w:lvl w:ilvl="7">
+      <w:start w:val="1"/>
+      <w:numFmt w:val="none"/>
+      <w:suff w:val="nothing"/>
+      <w:lvlText w:val=""/>
+      <w:lvlJc w:val="start"/>
+      <w:pPr>
+        <w:tabs>
+          <w:tab w:val="num" w:pos="0"/>
+        </w:tabs>
+        <w:ind w:start="0" w:hanging="0"/>
+      </w:pPr>
+    </w:lvl>
+    <w:lvl w:ilvl="8">
+      <w:start w:val="1"/>
+      <w:numFmt w:val="none"/>
+      <w:suff w:val="nothing"/>
+      <w:lvlText w:val=""/>
+      <w:lvlJc w:val="start"/>
+      <w:pPr>
+        <w:tabs>
+          <w:tab w:val="num" w:pos="0"/>
+        </w:tabs>
+        <w:ind w:start="0" w:hanging="0"/>
+      </w:pPr>
     </w:lvl>
   </w:abstractNum>
   <w:num w:numId="1">
@@ -12858,6 +13078,12 @@
     <w:abstractNumId w:val="13"/>
   </w:num>
   <w:num w:numId="14">
+    <w:abstractNumId w:val="14"/>
+  </w:num>
+  <w:num w:numId="15">
+    <w:abstractNumId w:val="15"/>
+  </w:num>
+  <w:num w:numId="16">
     <w:abstractNumId w:val="3"/>
     <w:lvlOverride w:ilvl="0">
       <w:startOverride w:val="1"/>
@@ -12880,7 +13106,6 @@
     </w:rPrDefault>
     <w:pPrDefault>
       <w:pPr>
-        <w:widowControl/>
         <w:suppressAutoHyphens w:val="true"/>
       </w:pPr>
     </w:pPrDefault>
@@ -12890,7 +13115,10 @@
     <w:qFormat/>
     <w:pPr>
       <w:widowControl/>
+      <w:suppressAutoHyphens w:val="true"/>
       <w:bidi w:val="0"/>
+      <w:spacing w:before="0" w:after="0"/>
+      <w:jc w:val="start"/>
     </w:pPr>
     <w:rPr>
       <w:rFonts w:ascii="Liberation Serif" w:hAnsi="Liberation Serif" w:eastAsia="Noto Serif CJK SC" w:cs="Noto Sans Devanagari"/>
